--- a/docs/照片记忆本代码模块说明.docx
+++ b/docs/照片记忆本代码模块说明.docx
@@ -32,6 +32,14 @@
         <w:tblW w:type="auto" w:w="0"/>
         <w:jc w:val="center"/>
         <w:tblLook w:firstColumn="1" w:firstRow="1" w:lastColumn="0" w:lastRow="0" w:noHBand="0" w:noVBand="1" w:val="04A0"/>
+        <w:tblBorders>
+          <w:top w:val="single" w:sz="4" w:color="D9D9D9"/>
+          <w:left w:val="single" w:sz="4" w:color="D9D9D9"/>
+          <w:bottom w:val="single" w:sz="4" w:color="D9D9D9"/>
+          <w:right w:val="single" w:sz="4" w:color="D9D9D9"/>
+          <w:insideH w:val="single" w:sz="4" w:color="D9D9D9"/>
+          <w:insideV w:val="single" w:sz="4" w:color="D9D9D9"/>
+        </w:tblBorders>
       </w:tblPr>
       <w:tblGrid>
         <w:gridCol w:w="5083"/>
@@ -157,7 +165,7 @@
                 <w:color w:val="253C37"/>
                 <w:sz w:val="18"/>
               </w:rPr>
-              <w:t>V1.0</w:t>
+              <w:t>V1.1</w:t>
             </w:r>
           </w:p>
         </w:tc>
@@ -464,8 +472,8 @@
       <w:r>
         <w:drawing>
           <wp:inline xmlns:a="http://schemas.openxmlformats.org/drawingml/2006/main" xmlns:pic="http://schemas.openxmlformats.org/drawingml/2006/picture">
-            <wp:extent cx="5806440" cy="3871444"/>
-            <wp:docPr id="1" name="Picture 1"/>
+            <wp:extent cx="5806440" cy="4631327"/>
+            <wp:docPr id="1" name="Picture 1" descr="从记录、回看、总结到数据保护的业务与代码边界"/>
             <wp:cNvGraphicFramePr>
               <a:graphicFrameLocks noChangeAspect="1"/>
             </wp:cNvGraphicFramePr>
@@ -485,7 +493,7 @@
                   <pic:spPr>
                     <a:xfrm>
                       <a:off x="0" y="0"/>
-                      <a:ext cx="5806440" cy="3871444"/>
+                      <a:ext cx="5806440" cy="4631327"/>
                     </a:xfrm>
                     <a:prstGeom prst="rect"/>
                   </pic:spPr>
@@ -606,6 +614,14 @@
         <w:tblW w:type="auto" w:w="0"/>
         <w:jc w:val="center"/>
         <w:tblLook w:firstColumn="1" w:firstRow="1" w:lastColumn="0" w:lastRow="0" w:noHBand="0" w:noVBand="1" w:val="04A0"/>
+        <w:tblBorders>
+          <w:top w:val="single" w:sz="4" w:color="D9D9D9"/>
+          <w:left w:val="single" w:sz="4" w:color="D9D9D9"/>
+          <w:bottom w:val="single" w:sz="4" w:color="D9D9D9"/>
+          <w:right w:val="single" w:sz="4" w:color="D9D9D9"/>
+          <w:insideH w:val="single" w:sz="4" w:color="D9D9D9"/>
+          <w:insideV w:val="single" w:sz="4" w:color="D9D9D9"/>
+        </w:tblBorders>
       </w:tblPr>
       <w:tblGrid>
         <w:gridCol w:w="3389"/>
@@ -1338,6 +1354,14 @@
         <w:tblW w:type="auto" w:w="0"/>
         <w:jc w:val="center"/>
         <w:tblLook w:firstColumn="1" w:firstRow="1" w:lastColumn="0" w:lastRow="0" w:noHBand="0" w:noVBand="1" w:val="04A0"/>
+        <w:tblBorders>
+          <w:top w:val="single" w:sz="4" w:color="D9D9D9"/>
+          <w:left w:val="single" w:sz="4" w:color="D9D9D9"/>
+          <w:bottom w:val="single" w:sz="4" w:color="D9D9D9"/>
+          <w:right w:val="single" w:sz="4" w:color="D9D9D9"/>
+          <w:insideH w:val="single" w:sz="4" w:color="D9D9D9"/>
+          <w:insideV w:val="single" w:sz="4" w:color="D9D9D9"/>
+        </w:tblBorders>
       </w:tblPr>
       <w:tblGrid>
         <w:gridCol w:w="3389"/>
@@ -2014,6 +2038,14 @@
         <w:tblW w:type="auto" w:w="0"/>
         <w:jc w:val="center"/>
         <w:tblLook w:firstColumn="1" w:firstRow="1" w:lastColumn="0" w:lastRow="0" w:noHBand="0" w:noVBand="1" w:val="04A0"/>
+        <w:tblBorders>
+          <w:top w:val="single" w:sz="4" w:color="D9D9D9"/>
+          <w:left w:val="single" w:sz="4" w:color="D9D9D9"/>
+          <w:bottom w:val="single" w:sz="4" w:color="D9D9D9"/>
+          <w:right w:val="single" w:sz="4" w:color="D9D9D9"/>
+          <w:insideH w:val="single" w:sz="4" w:color="D9D9D9"/>
+          <w:insideV w:val="single" w:sz="4" w:color="D9D9D9"/>
+        </w:tblBorders>
       </w:tblPr>
       <w:tblGrid>
         <w:gridCol w:w="3389"/>
@@ -2236,6 +2268,14 @@
         <w:tblW w:type="auto" w:w="0"/>
         <w:jc w:val="center"/>
         <w:tblLook w:firstColumn="1" w:firstRow="1" w:lastColumn="0" w:lastRow="0" w:noHBand="0" w:noVBand="1" w:val="04A0"/>
+        <w:tblBorders>
+          <w:top w:val="single" w:sz="4" w:color="D9D9D9"/>
+          <w:left w:val="single" w:sz="4" w:color="D9D9D9"/>
+          <w:bottom w:val="single" w:sz="4" w:color="D9D9D9"/>
+          <w:right w:val="single" w:sz="4" w:color="D9D9D9"/>
+          <w:insideH w:val="single" w:sz="4" w:color="D9D9D9"/>
+          <w:insideV w:val="single" w:sz="4" w:color="D9D9D9"/>
+        </w:tblBorders>
       </w:tblPr>
       <w:tblGrid>
         <w:gridCol w:w="3389"/>
@@ -2912,6 +2952,14 @@
         <w:tblW w:type="auto" w:w="0"/>
         <w:jc w:val="center"/>
         <w:tblLook w:firstColumn="1" w:firstRow="1" w:lastColumn="0" w:lastRow="0" w:noHBand="0" w:noVBand="1" w:val="04A0"/>
+        <w:tblBorders>
+          <w:top w:val="single" w:sz="4" w:color="D9D9D9"/>
+          <w:left w:val="single" w:sz="4" w:color="D9D9D9"/>
+          <w:bottom w:val="single" w:sz="4" w:color="D9D9D9"/>
+          <w:right w:val="single" w:sz="4" w:color="D9D9D9"/>
+          <w:insideH w:val="single" w:sz="4" w:color="D9D9D9"/>
+          <w:insideV w:val="single" w:sz="4" w:color="D9D9D9"/>
+        </w:tblBorders>
       </w:tblPr>
       <w:tblGrid>
         <w:gridCol w:w="3389"/>
@@ -3588,6 +3636,14 @@
         <w:tblW w:type="auto" w:w="0"/>
         <w:jc w:val="center"/>
         <w:tblLook w:firstColumn="1" w:firstRow="1" w:lastColumn="0" w:lastRow="0" w:noHBand="0" w:noVBand="1" w:val="04A0"/>
+        <w:tblBorders>
+          <w:top w:val="single" w:sz="4" w:color="D9D9D9"/>
+          <w:left w:val="single" w:sz="4" w:color="D9D9D9"/>
+          <w:bottom w:val="single" w:sz="4" w:color="D9D9D9"/>
+          <w:right w:val="single" w:sz="4" w:color="D9D9D9"/>
+          <w:insideH w:val="single" w:sz="4" w:color="D9D9D9"/>
+          <w:insideV w:val="single" w:sz="4" w:color="D9D9D9"/>
+        </w:tblBorders>
       </w:tblPr>
       <w:tblGrid>
         <w:gridCol w:w="3389"/>
@@ -3771,7 +3827,7 @@
                 <w:color w:val="253C37"/>
                 <w:sz w:val="18"/>
               </w:rPr>
-              <w:t>记忆详情与编辑入口，展示完整图文、标签、回声感言和总结排除开关。</w:t>
+              <w:t>记忆详情，展示完整图文、标签与回声感言，并提供编辑和删除入口；尚未接入总结排除开关。</w:t>
             </w:r>
           </w:p>
         </w:tc>
@@ -4225,7 +4281,7 @@
                 <w:color w:val="253C37"/>
                 <w:sz w:val="18"/>
               </w:rPr>
-              <w:t>情绪电影档案馆，按月度/年度筛选并打开、继续或删除总结。</w:t>
+              <w:t>情绪电影档案馆，按月度/年度筛选并打开、继续观看及查看总结感言；当前没有删除按钮。</w:t>
             </w:r>
           </w:p>
         </w:tc>
@@ -4264,6 +4320,14 @@
         <w:tblW w:type="auto" w:w="0"/>
         <w:jc w:val="center"/>
         <w:tblLook w:firstColumn="1" w:firstRow="1" w:lastColumn="0" w:lastRow="0" w:noHBand="0" w:noVBand="1" w:val="04A0"/>
+        <w:tblBorders>
+          <w:top w:val="single" w:sz="4" w:color="D9D9D9"/>
+          <w:left w:val="single" w:sz="4" w:color="D9D9D9"/>
+          <w:bottom w:val="single" w:sz="4" w:color="D9D9D9"/>
+          <w:right w:val="single" w:sz="4" w:color="D9D9D9"/>
+          <w:insideH w:val="single" w:sz="4" w:color="D9D9D9"/>
+          <w:insideV w:val="single" w:sz="4" w:color="D9D9D9"/>
+        </w:tblBorders>
       </w:tblPr>
       <w:tblGrid>
         <w:gridCol w:w="3389"/>
@@ -4628,7 +4692,7 @@
                 <w:color w:val="253C37"/>
                 <w:sz w:val="18"/>
               </w:rPr>
-              <w:t>首页未读总结提醒，提供立即查看、查看档案和本次关闭。</w:t>
+              <w:t>首页未读总结提醒，提供立即查看和稍后提醒；仅展示未读 READY 总结。</w:t>
             </w:r>
           </w:p>
         </w:tc>
@@ -4940,6 +5004,14 @@
         <w:tblW w:type="auto" w:w="0"/>
         <w:jc w:val="center"/>
         <w:tblLook w:firstColumn="1" w:firstRow="1" w:lastColumn="0" w:lastRow="0" w:noHBand="0" w:noVBand="1" w:val="04A0"/>
+        <w:tblBorders>
+          <w:top w:val="single" w:sz="4" w:color="D9D9D9"/>
+          <w:left w:val="single" w:sz="4" w:color="D9D9D9"/>
+          <w:bottom w:val="single" w:sz="4" w:color="D9D9D9"/>
+          <w:right w:val="single" w:sz="4" w:color="D9D9D9"/>
+          <w:insideH w:val="single" w:sz="4" w:color="D9D9D9"/>
+          <w:insideV w:val="single" w:sz="4" w:color="D9D9D9"/>
+        </w:tblBorders>
       </w:tblPr>
       <w:tblGrid>
         <w:gridCol w:w="3389"/>
@@ -5162,6 +5234,14 @@
         <w:tblW w:type="auto" w:w="0"/>
         <w:jc w:val="center"/>
         <w:tblLook w:firstColumn="1" w:firstRow="1" w:lastColumn="0" w:lastRow="0" w:noHBand="0" w:noVBand="1" w:val="04A0"/>
+        <w:tblBorders>
+          <w:top w:val="single" w:sz="4" w:color="D9D9D9"/>
+          <w:left w:val="single" w:sz="4" w:color="D9D9D9"/>
+          <w:bottom w:val="single" w:sz="4" w:color="D9D9D9"/>
+          <w:right w:val="single" w:sz="4" w:color="D9D9D9"/>
+          <w:insideH w:val="single" w:sz="4" w:color="D9D9D9"/>
+          <w:insideV w:val="single" w:sz="4" w:color="D9D9D9"/>
+        </w:tblBorders>
       </w:tblPr>
       <w:tblGrid>
         <w:gridCol w:w="3389"/>
@@ -5384,6 +5464,14 @@
         <w:tblW w:type="auto" w:w="0"/>
         <w:jc w:val="center"/>
         <w:tblLook w:firstColumn="1" w:firstRow="1" w:lastColumn="0" w:lastRow="0" w:noHBand="0" w:noVBand="1" w:val="04A0"/>
+        <w:tblBorders>
+          <w:top w:val="single" w:sz="4" w:color="D9D9D9"/>
+          <w:left w:val="single" w:sz="4" w:color="D9D9D9"/>
+          <w:bottom w:val="single" w:sz="4" w:color="D9D9D9"/>
+          <w:right w:val="single" w:sz="4" w:color="D9D9D9"/>
+          <w:insideH w:val="single" w:sz="4" w:color="D9D9D9"/>
+          <w:insideV w:val="single" w:sz="4" w:color="D9D9D9"/>
+        </w:tblBorders>
       </w:tblPr>
       <w:tblGrid>
         <w:gridCol w:w="3389"/>
@@ -5748,7 +5836,7 @@
                 <w:color w:val="253C37"/>
                 <w:sz w:val="18"/>
               </w:rPr>
-              <w:t>日期格式化、上海时区显示和分组辅助函数。</w:t>
+              <w:t>日期格式化和日期分组辅助函数；展示使用浏览器本机日期环境。</w:t>
             </w:r>
           </w:p>
         </w:tc>
@@ -6021,7 +6109,7 @@
                 <w:color w:val="253C37"/>
                 <w:sz w:val="18"/>
               </w:rPr>
-              <w:t>回声前端 reducer 与状态转换，处理今日回声、历史、忽略、排除和感言。</w:t>
+              <w:t>回声列表状态更新辅助函数，处理忽略、感言替换与异步详情感言是否仍属于当前记忆的判断。</w:t>
             </w:r>
           </w:p>
         </w:tc>
@@ -6060,6 +6148,14 @@
         <w:tblW w:type="auto" w:w="0"/>
         <w:jc w:val="center"/>
         <w:tblLook w:firstColumn="1" w:firstRow="1" w:lastColumn="0" w:lastRow="0" w:noHBand="0" w:noVBand="1" w:val="04A0"/>
+        <w:tblBorders>
+          <w:top w:val="single" w:sz="4" w:color="D9D9D9"/>
+          <w:left w:val="single" w:sz="4" w:color="D9D9D9"/>
+          <w:bottom w:val="single" w:sz="4" w:color="D9D9D9"/>
+          <w:right w:val="single" w:sz="4" w:color="D9D9D9"/>
+          <w:insideH w:val="single" w:sz="4" w:color="D9D9D9"/>
+          <w:insideV w:val="single" w:sz="4" w:color="D9D9D9"/>
+        </w:tblBorders>
       </w:tblPr>
       <w:tblGrid>
         <w:gridCol w:w="3389"/>
@@ -6424,7 +6520,7 @@
                 <w:color w:val="253C37"/>
                 <w:sz w:val="18"/>
               </w:rPr>
-              <w:t>照片记忆核心模型、创建与更新输入、完整度和展示所需的类型。</w:t>
+              <w:t>照片记忆核心模型与 MemoryDraft 类型，包含图文、时间、标签、主题以及回声和总结排除字段。</w:t>
             </w:r>
           </w:p>
         </w:tc>
@@ -6644,6 +6740,14 @@
         <w:tblW w:type="auto" w:w="0"/>
         <w:jc w:val="center"/>
         <w:tblLook w:firstColumn="1" w:firstRow="1" w:lastColumn="0" w:lastRow="0" w:noHBand="0" w:noVBand="1" w:val="04A0"/>
+        <w:tblBorders>
+          <w:top w:val="single" w:sz="4" w:color="D9D9D9"/>
+          <w:left w:val="single" w:sz="4" w:color="D9D9D9"/>
+          <w:bottom w:val="single" w:sz="4" w:color="D9D9D9"/>
+          <w:right w:val="single" w:sz="4" w:color="D9D9D9"/>
+          <w:insideH w:val="single" w:sz="4" w:color="D9D9D9"/>
+          <w:insideV w:val="single" w:sz="4" w:color="D9D9D9"/>
+        </w:tblBorders>
       </w:tblPr>
       <w:tblGrid>
         <w:gridCol w:w="3389"/>
@@ -7320,6 +7424,14 @@
         <w:tblW w:type="auto" w:w="0"/>
         <w:jc w:val="center"/>
         <w:tblLook w:firstColumn="1" w:firstRow="1" w:lastColumn="0" w:lastRow="0" w:noHBand="0" w:noVBand="1" w:val="04A0"/>
+        <w:tblBorders>
+          <w:top w:val="single" w:sz="4" w:color="D9D9D9"/>
+          <w:left w:val="single" w:sz="4" w:color="D9D9D9"/>
+          <w:bottom w:val="single" w:sz="4" w:color="D9D9D9"/>
+          <w:right w:val="single" w:sz="4" w:color="D9D9D9"/>
+          <w:insideH w:val="single" w:sz="4" w:color="D9D9D9"/>
+          <w:insideV w:val="single" w:sz="4" w:color="D9D9D9"/>
+        </w:tblBorders>
       </w:tblPr>
       <w:tblGrid>
         <w:gridCol w:w="3389"/>
@@ -7634,6 +7746,14 @@
         <w:tblW w:type="auto" w:w="0"/>
         <w:jc w:val="center"/>
         <w:tblLook w:firstColumn="1" w:firstRow="1" w:lastColumn="0" w:lastRow="0" w:noHBand="0" w:noVBand="1" w:val="04A0"/>
+        <w:tblBorders>
+          <w:top w:val="single" w:sz="4" w:color="D9D9D9"/>
+          <w:left w:val="single" w:sz="4" w:color="D9D9D9"/>
+          <w:bottom w:val="single" w:sz="4" w:color="D9D9D9"/>
+          <w:right w:val="single" w:sz="4" w:color="D9D9D9"/>
+          <w:insideH w:val="single" w:sz="4" w:color="D9D9D9"/>
+          <w:insideV w:val="single" w:sz="4" w:color="D9D9D9"/>
+        </w:tblBorders>
       </w:tblPr>
       <w:tblGrid>
         <w:gridCol w:w="3389"/>
@@ -7956,6 +8076,14 @@
         <w:tblW w:type="auto" w:w="0"/>
         <w:jc w:val="center"/>
         <w:tblLook w:firstColumn="1" w:firstRow="1" w:lastColumn="0" w:lastRow="0" w:noHBand="0" w:noVBand="1" w:val="04A0"/>
+        <w:tblBorders>
+          <w:top w:val="single" w:sz="4" w:color="D9D9D9"/>
+          <w:left w:val="single" w:sz="4" w:color="D9D9D9"/>
+          <w:bottom w:val="single" w:sz="4" w:color="D9D9D9"/>
+          <w:right w:val="single" w:sz="4" w:color="D9D9D9"/>
+          <w:insideH w:val="single" w:sz="4" w:color="D9D9D9"/>
+          <w:insideV w:val="single" w:sz="4" w:color="D9D9D9"/>
+        </w:tblBorders>
       </w:tblPr>
       <w:tblGrid>
         <w:gridCol w:w="3389"/>
@@ -8632,6 +8760,14 @@
         <w:tblW w:type="auto" w:w="0"/>
         <w:jc w:val="center"/>
         <w:tblLook w:firstColumn="1" w:firstRow="1" w:lastColumn="0" w:lastRow="0" w:noHBand="0" w:noVBand="1" w:val="04A0"/>
+        <w:tblBorders>
+          <w:top w:val="single" w:sz="4" w:color="D9D9D9"/>
+          <w:left w:val="single" w:sz="4" w:color="D9D9D9"/>
+          <w:bottom w:val="single" w:sz="4" w:color="D9D9D9"/>
+          <w:right w:val="single" w:sz="4" w:color="D9D9D9"/>
+          <w:insideH w:val="single" w:sz="4" w:color="D9D9D9"/>
+          <w:insideV w:val="single" w:sz="4" w:color="D9D9D9"/>
+        </w:tblBorders>
       </w:tblPr>
       <w:tblGrid>
         <w:gridCol w:w="3389"/>
@@ -8946,6 +9082,14 @@
         <w:tblW w:type="auto" w:w="0"/>
         <w:jc w:val="center"/>
         <w:tblLook w:firstColumn="1" w:firstRow="1" w:lastColumn="0" w:lastRow="0" w:noHBand="0" w:noVBand="1" w:val="04A0"/>
+        <w:tblBorders>
+          <w:top w:val="single" w:sz="4" w:color="D9D9D9"/>
+          <w:left w:val="single" w:sz="4" w:color="D9D9D9"/>
+          <w:bottom w:val="single" w:sz="4" w:color="D9D9D9"/>
+          <w:right w:val="single" w:sz="4" w:color="D9D9D9"/>
+          <w:insideH w:val="single" w:sz="4" w:color="D9D9D9"/>
+          <w:insideV w:val="single" w:sz="4" w:color="D9D9D9"/>
+        </w:tblBorders>
       </w:tblPr>
       <w:tblGrid>
         <w:gridCol w:w="3389"/>
@@ -9622,6 +9766,14 @@
         <w:tblW w:type="auto" w:w="0"/>
         <w:jc w:val="center"/>
         <w:tblLook w:firstColumn="1" w:firstRow="1" w:lastColumn="0" w:lastRow="0" w:noHBand="0" w:noVBand="1" w:val="04A0"/>
+        <w:tblBorders>
+          <w:top w:val="single" w:sz="4" w:color="D9D9D9"/>
+          <w:left w:val="single" w:sz="4" w:color="D9D9D9"/>
+          <w:bottom w:val="single" w:sz="4" w:color="D9D9D9"/>
+          <w:right w:val="single" w:sz="4" w:color="D9D9D9"/>
+          <w:insideH w:val="single" w:sz="4" w:color="D9D9D9"/>
+          <w:insideV w:val="single" w:sz="4" w:color="D9D9D9"/>
+        </w:tblBorders>
       </w:tblPr>
       <w:tblGrid>
         <w:gridCol w:w="3389"/>
@@ -9844,6 +9996,14 @@
         <w:tblW w:type="auto" w:w="0"/>
         <w:jc w:val="center"/>
         <w:tblLook w:firstColumn="1" w:firstRow="1" w:lastColumn="0" w:lastRow="0" w:noHBand="0" w:noVBand="1" w:val="04A0"/>
+        <w:tblBorders>
+          <w:top w:val="single" w:sz="4" w:color="D9D9D9"/>
+          <w:left w:val="single" w:sz="4" w:color="D9D9D9"/>
+          <w:bottom w:val="single" w:sz="4" w:color="D9D9D9"/>
+          <w:right w:val="single" w:sz="4" w:color="D9D9D9"/>
+          <w:insideH w:val="single" w:sz="4" w:color="D9D9D9"/>
+          <w:insideV w:val="single" w:sz="4" w:color="D9D9D9"/>
+        </w:tblBorders>
       </w:tblPr>
       <w:tblGrid>
         <w:gridCol w:w="3389"/>
@@ -10520,6 +10680,14 @@
         <w:tblW w:type="auto" w:w="0"/>
         <w:jc w:val="center"/>
         <w:tblLook w:firstColumn="1" w:firstRow="1" w:lastColumn="0" w:lastRow="0" w:noHBand="0" w:noVBand="1" w:val="04A0"/>
+        <w:tblBorders>
+          <w:top w:val="single" w:sz="4" w:color="D9D9D9"/>
+          <w:left w:val="single" w:sz="4" w:color="D9D9D9"/>
+          <w:bottom w:val="single" w:sz="4" w:color="D9D9D9"/>
+          <w:right w:val="single" w:sz="4" w:color="D9D9D9"/>
+          <w:insideH w:val="single" w:sz="4" w:color="D9D9D9"/>
+          <w:insideV w:val="single" w:sz="4" w:color="D9D9D9"/>
+        </w:tblBorders>
       </w:tblPr>
       <w:tblGrid>
         <w:gridCol w:w="3389"/>
@@ -10834,6 +11002,14 @@
         <w:tblW w:type="auto" w:w="0"/>
         <w:jc w:val="center"/>
         <w:tblLook w:firstColumn="1" w:firstRow="1" w:lastColumn="0" w:lastRow="0" w:noHBand="0" w:noVBand="1" w:val="04A0"/>
+        <w:tblBorders>
+          <w:top w:val="single" w:sz="4" w:color="D9D9D9"/>
+          <w:left w:val="single" w:sz="4" w:color="D9D9D9"/>
+          <w:bottom w:val="single" w:sz="4" w:color="D9D9D9"/>
+          <w:right w:val="single" w:sz="4" w:color="D9D9D9"/>
+          <w:insideH w:val="single" w:sz="4" w:color="D9D9D9"/>
+          <w:insideV w:val="single" w:sz="4" w:color="D9D9D9"/>
+        </w:tblBorders>
       </w:tblPr>
       <w:tblGrid>
         <w:gridCol w:w="3389"/>
@@ -11418,6 +11594,14 @@
         <w:tblW w:type="auto" w:w="0"/>
         <w:jc w:val="center"/>
         <w:tblLook w:firstColumn="1" w:firstRow="1" w:lastColumn="0" w:lastRow="0" w:noHBand="0" w:noVBand="1" w:val="04A0"/>
+        <w:tblBorders>
+          <w:top w:val="single" w:sz="4" w:color="D9D9D9"/>
+          <w:left w:val="single" w:sz="4" w:color="D9D9D9"/>
+          <w:bottom w:val="single" w:sz="4" w:color="D9D9D9"/>
+          <w:right w:val="single" w:sz="4" w:color="D9D9D9"/>
+          <w:insideH w:val="single" w:sz="4" w:color="D9D9D9"/>
+          <w:insideV w:val="single" w:sz="4" w:color="D9D9D9"/>
+        </w:tblBorders>
       </w:tblPr>
       <w:tblGrid>
         <w:gridCol w:w="3389"/>
@@ -12094,6 +12278,14 @@
         <w:tblW w:type="auto" w:w="0"/>
         <w:jc w:val="center"/>
         <w:tblLook w:firstColumn="1" w:firstRow="1" w:lastColumn="0" w:lastRow="0" w:noHBand="0" w:noVBand="1" w:val="04A0"/>
+        <w:tblBorders>
+          <w:top w:val="single" w:sz="4" w:color="D9D9D9"/>
+          <w:left w:val="single" w:sz="4" w:color="D9D9D9"/>
+          <w:bottom w:val="single" w:sz="4" w:color="D9D9D9"/>
+          <w:right w:val="single" w:sz="4" w:color="D9D9D9"/>
+          <w:insideH w:val="single" w:sz="4" w:color="D9D9D9"/>
+          <w:insideV w:val="single" w:sz="4" w:color="D9D9D9"/>
+        </w:tblBorders>
       </w:tblPr>
       <w:tblGrid>
         <w:gridCol w:w="3389"/>
@@ -12550,7 +12742,7 @@
                 <w:color w:val="253C37"/>
                 <w:sz w:val="18"/>
               </w:rPr>
-              <w:t>校验 AI 页数、事实引用和数字，拒绝快照外内容，保证旁白不虚构。</w:t>
+              <w:t>校验 AI 页数、页序、已知事实引用与阿拉伯数字；不构成任意自然语言经历的完整语义验证。</w:t>
             </w:r>
           </w:p>
         </w:tc>
@@ -12770,6 +12962,14 @@
         <w:tblW w:type="auto" w:w="0"/>
         <w:jc w:val="center"/>
         <w:tblLook w:firstColumn="1" w:firstRow="1" w:lastColumn="0" w:lastRow="0" w:noHBand="0" w:noVBand="1" w:val="04A0"/>
+        <w:tblBorders>
+          <w:top w:val="single" w:sz="4" w:color="D9D9D9"/>
+          <w:left w:val="single" w:sz="4" w:color="D9D9D9"/>
+          <w:bottom w:val="single" w:sz="4" w:color="D9D9D9"/>
+          <w:right w:val="single" w:sz="4" w:color="D9D9D9"/>
+          <w:insideH w:val="single" w:sz="4" w:color="D9D9D9"/>
+          <w:insideV w:val="single" w:sz="4" w:color="D9D9D9"/>
+        </w:tblBorders>
       </w:tblPr>
       <w:tblGrid>
         <w:gridCol w:w="3389"/>
@@ -13446,6 +13646,14 @@
         <w:tblW w:type="auto" w:w="0"/>
         <w:jc w:val="center"/>
         <w:tblLook w:firstColumn="1" w:firstRow="1" w:lastColumn="0" w:lastRow="0" w:noHBand="0" w:noVBand="1" w:val="04A0"/>
+        <w:tblBorders>
+          <w:top w:val="single" w:sz="4" w:color="D9D9D9"/>
+          <w:left w:val="single" w:sz="4" w:color="D9D9D9"/>
+          <w:bottom w:val="single" w:sz="4" w:color="D9D9D9"/>
+          <w:right w:val="single" w:sz="4" w:color="D9D9D9"/>
+          <w:insideH w:val="single" w:sz="4" w:color="D9D9D9"/>
+          <w:insideV w:val="single" w:sz="4" w:color="D9D9D9"/>
+        </w:tblBorders>
       </w:tblPr>
       <w:tblGrid>
         <w:gridCol w:w="3389"/>
@@ -13760,6 +13968,14 @@
         <w:tblW w:type="auto" w:w="0"/>
         <w:jc w:val="center"/>
         <w:tblLook w:firstColumn="1" w:firstRow="1" w:lastColumn="0" w:lastRow="0" w:noHBand="0" w:noVBand="1" w:val="04A0"/>
+        <w:tblBorders>
+          <w:top w:val="single" w:sz="4" w:color="D9D9D9"/>
+          <w:left w:val="single" w:sz="4" w:color="D9D9D9"/>
+          <w:bottom w:val="single" w:sz="4" w:color="D9D9D9"/>
+          <w:right w:val="single" w:sz="4" w:color="D9D9D9"/>
+          <w:insideH w:val="single" w:sz="4" w:color="D9D9D9"/>
+          <w:insideV w:val="single" w:sz="4" w:color="D9D9D9"/>
+        </w:tblBorders>
       </w:tblPr>
       <w:tblGrid>
         <w:gridCol w:w="3389"/>
@@ -14444,6 +14660,14 @@
         <w:tblW w:type="auto" w:w="0"/>
         <w:jc w:val="center"/>
         <w:tblLook w:firstColumn="1" w:firstRow="1" w:lastColumn="0" w:lastRow="0" w:noHBand="0" w:noVBand="1" w:val="04A0"/>
+        <w:tblBorders>
+          <w:top w:val="single" w:sz="4" w:color="D9D9D9"/>
+          <w:left w:val="single" w:sz="4" w:color="D9D9D9"/>
+          <w:bottom w:val="single" w:sz="4" w:color="D9D9D9"/>
+          <w:right w:val="single" w:sz="4" w:color="D9D9D9"/>
+          <w:insideH w:val="single" w:sz="4" w:color="D9D9D9"/>
+          <w:insideV w:val="single" w:sz="4" w:color="D9D9D9"/>
+        </w:tblBorders>
       </w:tblPr>
       <w:tblGrid>
         <w:gridCol w:w="3389"/>
@@ -14758,6 +14982,14 @@
         <w:tblW w:type="auto" w:w="0"/>
         <w:jc w:val="center"/>
         <w:tblLook w:firstColumn="1" w:firstRow="1" w:lastColumn="0" w:lastRow="0" w:noHBand="0" w:noVBand="1" w:val="04A0"/>
+        <w:tblBorders>
+          <w:top w:val="single" w:sz="4" w:color="D9D9D9"/>
+          <w:left w:val="single" w:sz="4" w:color="D9D9D9"/>
+          <w:bottom w:val="single" w:sz="4" w:color="D9D9D9"/>
+          <w:right w:val="single" w:sz="4" w:color="D9D9D9"/>
+          <w:insideH w:val="single" w:sz="4" w:color="D9D9D9"/>
+          <w:insideV w:val="single" w:sz="4" w:color="D9D9D9"/>
+        </w:tblBorders>
       </w:tblPr>
       <w:tblGrid>
         <w:gridCol w:w="3389"/>
@@ -15442,6 +15674,14 @@
         <w:tblW w:type="auto" w:w="0"/>
         <w:jc w:val="center"/>
         <w:tblLook w:firstColumn="1" w:firstRow="1" w:lastColumn="0" w:lastRow="0" w:noHBand="0" w:noVBand="1" w:val="04A0"/>
+        <w:tblBorders>
+          <w:top w:val="single" w:sz="4" w:color="D9D9D9"/>
+          <w:left w:val="single" w:sz="4" w:color="D9D9D9"/>
+          <w:bottom w:val="single" w:sz="4" w:color="D9D9D9"/>
+          <w:right w:val="single" w:sz="4" w:color="D9D9D9"/>
+          <w:insideH w:val="single" w:sz="4" w:color="D9D9D9"/>
+          <w:insideV w:val="single" w:sz="4" w:color="D9D9D9"/>
+        </w:tblBorders>
       </w:tblPr>
       <w:tblGrid>
         <w:gridCol w:w="3389"/>
@@ -16118,6 +16358,14 @@
         <w:tblW w:type="auto" w:w="0"/>
         <w:jc w:val="center"/>
         <w:tblLook w:firstColumn="1" w:firstRow="1" w:lastColumn="0" w:lastRow="0" w:noHBand="0" w:noVBand="1" w:val="04A0"/>
+        <w:tblBorders>
+          <w:top w:val="single" w:sz="4" w:color="D9D9D9"/>
+          <w:left w:val="single" w:sz="4" w:color="D9D9D9"/>
+          <w:bottom w:val="single" w:sz="4" w:color="D9D9D9"/>
+          <w:right w:val="single" w:sz="4" w:color="D9D9D9"/>
+          <w:insideH w:val="single" w:sz="4" w:color="D9D9D9"/>
+          <w:insideV w:val="single" w:sz="4" w:color="D9D9D9"/>
+        </w:tblBorders>
       </w:tblPr>
       <w:tblGrid>
         <w:gridCol w:w="3389"/>
@@ -16794,6 +17042,14 @@
         <w:tblW w:type="auto" w:w="0"/>
         <w:jc w:val="center"/>
         <w:tblLook w:firstColumn="1" w:firstRow="1" w:lastColumn="0" w:lastRow="0" w:noHBand="0" w:noVBand="1" w:val="04A0"/>
+        <w:tblBorders>
+          <w:top w:val="single" w:sz="4" w:color="D9D9D9"/>
+          <w:left w:val="single" w:sz="4" w:color="D9D9D9"/>
+          <w:bottom w:val="single" w:sz="4" w:color="D9D9D9"/>
+          <w:right w:val="single" w:sz="4" w:color="D9D9D9"/>
+          <w:insideH w:val="single" w:sz="4" w:color="D9D9D9"/>
+          <w:insideV w:val="single" w:sz="4" w:color="D9D9D9"/>
+        </w:tblBorders>
       </w:tblPr>
       <w:tblGrid>
         <w:gridCol w:w="3389"/>
@@ -17470,6 +17726,14 @@
         <w:tblW w:type="auto" w:w="0"/>
         <w:jc w:val="center"/>
         <w:tblLook w:firstColumn="1" w:firstRow="1" w:lastColumn="0" w:lastRow="0" w:noHBand="0" w:noVBand="1" w:val="04A0"/>
+        <w:tblBorders>
+          <w:top w:val="single" w:sz="4" w:color="D9D9D9"/>
+          <w:left w:val="single" w:sz="4" w:color="D9D9D9"/>
+          <w:bottom w:val="single" w:sz="4" w:color="D9D9D9"/>
+          <w:right w:val="single" w:sz="4" w:color="D9D9D9"/>
+          <w:insideH w:val="single" w:sz="4" w:color="D9D9D9"/>
+          <w:insideV w:val="single" w:sz="4" w:color="D9D9D9"/>
+        </w:tblBorders>
       </w:tblPr>
       <w:tblGrid>
         <w:gridCol w:w="3389"/>
@@ -18146,6 +18410,14 @@
         <w:tblW w:type="auto" w:w="0"/>
         <w:jc w:val="center"/>
         <w:tblLook w:firstColumn="1" w:firstRow="1" w:lastColumn="0" w:lastRow="0" w:noHBand="0" w:noVBand="1" w:val="04A0"/>
+        <w:tblBorders>
+          <w:top w:val="single" w:sz="4" w:color="D9D9D9"/>
+          <w:left w:val="single" w:sz="4" w:color="D9D9D9"/>
+          <w:bottom w:val="single" w:sz="4" w:color="D9D9D9"/>
+          <w:right w:val="single" w:sz="4" w:color="D9D9D9"/>
+          <w:insideH w:val="single" w:sz="4" w:color="D9D9D9"/>
+          <w:insideV w:val="single" w:sz="4" w:color="D9D9D9"/>
+        </w:tblBorders>
       </w:tblPr>
       <w:tblGrid>
         <w:gridCol w:w="3389"/>
@@ -18822,6 +19094,14 @@
         <w:tblW w:type="auto" w:w="0"/>
         <w:jc w:val="center"/>
         <w:tblLook w:firstColumn="1" w:firstRow="1" w:lastColumn="0" w:lastRow="0" w:noHBand="0" w:noVBand="1" w:val="04A0"/>
+        <w:tblBorders>
+          <w:top w:val="single" w:sz="4" w:color="D9D9D9"/>
+          <w:left w:val="single" w:sz="4" w:color="D9D9D9"/>
+          <w:bottom w:val="single" w:sz="4" w:color="D9D9D9"/>
+          <w:right w:val="single" w:sz="4" w:color="D9D9D9"/>
+          <w:insideH w:val="single" w:sz="4" w:color="D9D9D9"/>
+          <w:insideV w:val="single" w:sz="4" w:color="D9D9D9"/>
+        </w:tblBorders>
       </w:tblPr>
       <w:tblGrid>
         <w:gridCol w:w="3389"/>
@@ -19498,6 +19778,14 @@
         <w:tblW w:type="auto" w:w="0"/>
         <w:jc w:val="center"/>
         <w:tblLook w:firstColumn="1" w:firstRow="1" w:lastColumn="0" w:lastRow="0" w:noHBand="0" w:noVBand="1" w:val="04A0"/>
+        <w:tblBorders>
+          <w:top w:val="single" w:sz="4" w:color="D9D9D9"/>
+          <w:left w:val="single" w:sz="4" w:color="D9D9D9"/>
+          <w:bottom w:val="single" w:sz="4" w:color="D9D9D9"/>
+          <w:right w:val="single" w:sz="4" w:color="D9D9D9"/>
+          <w:insideH w:val="single" w:sz="4" w:color="D9D9D9"/>
+          <w:insideV w:val="single" w:sz="4" w:color="D9D9D9"/>
+        </w:tblBorders>
       </w:tblPr>
       <w:tblGrid>
         <w:gridCol w:w="3389"/>
@@ -20174,6 +20462,14 @@
         <w:tblW w:type="auto" w:w="0"/>
         <w:jc w:val="center"/>
         <w:tblLook w:firstColumn="1" w:firstRow="1" w:lastColumn="0" w:lastRow="0" w:noHBand="0" w:noVBand="1" w:val="04A0"/>
+        <w:tblBorders>
+          <w:top w:val="single" w:sz="4" w:color="D9D9D9"/>
+          <w:left w:val="single" w:sz="4" w:color="D9D9D9"/>
+          <w:bottom w:val="single" w:sz="4" w:color="D9D9D9"/>
+          <w:right w:val="single" w:sz="4" w:color="D9D9D9"/>
+          <w:insideH w:val="single" w:sz="4" w:color="D9D9D9"/>
+          <w:insideV w:val="single" w:sz="4" w:color="D9D9D9"/>
+        </w:tblBorders>
       </w:tblPr>
       <w:tblGrid>
         <w:gridCol w:w="3389"/>
@@ -20850,6 +21146,14 @@
         <w:tblW w:type="auto" w:w="0"/>
         <w:jc w:val="center"/>
         <w:tblLook w:firstColumn="1" w:firstRow="1" w:lastColumn="0" w:lastRow="0" w:noHBand="0" w:noVBand="1" w:val="04A0"/>
+        <w:tblBorders>
+          <w:top w:val="single" w:sz="4" w:color="D9D9D9"/>
+          <w:left w:val="single" w:sz="4" w:color="D9D9D9"/>
+          <w:bottom w:val="single" w:sz="4" w:color="D9D9D9"/>
+          <w:right w:val="single" w:sz="4" w:color="D9D9D9"/>
+          <w:insideH w:val="single" w:sz="4" w:color="D9D9D9"/>
+          <w:insideV w:val="single" w:sz="4" w:color="D9D9D9"/>
+        </w:tblBorders>
       </w:tblPr>
       <w:tblGrid>
         <w:gridCol w:w="3389"/>
@@ -21526,6 +21830,14 @@
         <w:tblW w:type="auto" w:w="0"/>
         <w:jc w:val="center"/>
         <w:tblLook w:firstColumn="1" w:firstRow="1" w:lastColumn="0" w:lastRow="0" w:noHBand="0" w:noVBand="1" w:val="04A0"/>
+        <w:tblBorders>
+          <w:top w:val="single" w:sz="4" w:color="D9D9D9"/>
+          <w:left w:val="single" w:sz="4" w:color="D9D9D9"/>
+          <w:bottom w:val="single" w:sz="4" w:color="D9D9D9"/>
+          <w:right w:val="single" w:sz="4" w:color="D9D9D9"/>
+          <w:insideH w:val="single" w:sz="4" w:color="D9D9D9"/>
+          <w:insideV w:val="single" w:sz="4" w:color="D9D9D9"/>
+        </w:tblBorders>
       </w:tblPr>
       <w:tblGrid>
         <w:gridCol w:w="3389"/>
@@ -22202,6 +22514,14 @@
         <w:tblW w:type="auto" w:w="0"/>
         <w:jc w:val="center"/>
         <w:tblLook w:firstColumn="1" w:firstRow="1" w:lastColumn="0" w:lastRow="0" w:noHBand="0" w:noVBand="1" w:val="04A0"/>
+        <w:tblBorders>
+          <w:top w:val="single" w:sz="4" w:color="D9D9D9"/>
+          <w:left w:val="single" w:sz="4" w:color="D9D9D9"/>
+          <w:bottom w:val="single" w:sz="4" w:color="D9D9D9"/>
+          <w:right w:val="single" w:sz="4" w:color="D9D9D9"/>
+          <w:insideH w:val="single" w:sz="4" w:color="D9D9D9"/>
+          <w:insideV w:val="single" w:sz="4" w:color="D9D9D9"/>
+        </w:tblBorders>
       </w:tblPr>
       <w:tblGrid>
         <w:gridCol w:w="3389"/>
@@ -22878,6 +23198,14 @@
         <w:tblW w:type="auto" w:w="0"/>
         <w:jc w:val="center"/>
         <w:tblLook w:firstColumn="1" w:firstRow="1" w:lastColumn="0" w:lastRow="0" w:noHBand="0" w:noVBand="1" w:val="04A0"/>
+        <w:tblBorders>
+          <w:top w:val="single" w:sz="4" w:color="D9D9D9"/>
+          <w:left w:val="single" w:sz="4" w:color="D9D9D9"/>
+          <w:bottom w:val="single" w:sz="4" w:color="D9D9D9"/>
+          <w:right w:val="single" w:sz="4" w:color="D9D9D9"/>
+          <w:insideH w:val="single" w:sz="4" w:color="D9D9D9"/>
+          <w:insideV w:val="single" w:sz="4" w:color="D9D9D9"/>
+        </w:tblBorders>
       </w:tblPr>
       <w:tblGrid>
         <w:gridCol w:w="3389"/>
@@ -23470,6 +23798,14 @@
         <w:tblW w:type="auto" w:w="0"/>
         <w:jc w:val="center"/>
         <w:tblLook w:firstColumn="1" w:firstRow="1" w:lastColumn="0" w:lastRow="0" w:noHBand="0" w:noVBand="1" w:val="04A0"/>
+        <w:tblBorders>
+          <w:top w:val="single" w:sz="4" w:color="D9D9D9"/>
+          <w:left w:val="single" w:sz="4" w:color="D9D9D9"/>
+          <w:bottom w:val="single" w:sz="4" w:color="D9D9D9"/>
+          <w:right w:val="single" w:sz="4" w:color="D9D9D9"/>
+          <w:insideH w:val="single" w:sz="4" w:color="D9D9D9"/>
+          <w:insideV w:val="single" w:sz="4" w:color="D9D9D9"/>
+        </w:tblBorders>
       </w:tblPr>
       <w:tblGrid>
         <w:gridCol w:w="3389"/>
@@ -24146,6 +24482,14 @@
         <w:tblW w:type="auto" w:w="0"/>
         <w:jc w:val="center"/>
         <w:tblLook w:firstColumn="1" w:firstRow="1" w:lastColumn="0" w:lastRow="0" w:noHBand="0" w:noVBand="1" w:val="04A0"/>
+        <w:tblBorders>
+          <w:top w:val="single" w:sz="4" w:color="D9D9D9"/>
+          <w:left w:val="single" w:sz="4" w:color="D9D9D9"/>
+          <w:bottom w:val="single" w:sz="4" w:color="D9D9D9"/>
+          <w:right w:val="single" w:sz="4" w:color="D9D9D9"/>
+          <w:insideH w:val="single" w:sz="4" w:color="D9D9D9"/>
+          <w:insideV w:val="single" w:sz="4" w:color="D9D9D9"/>
+        </w:tblBorders>
       </w:tblPr>
       <w:tblGrid>
         <w:gridCol w:w="3389"/>
@@ -24730,6 +25074,14 @@
         <w:tblW w:type="auto" w:w="0"/>
         <w:jc w:val="center"/>
         <w:tblLook w:firstColumn="1" w:firstRow="1" w:lastColumn="0" w:lastRow="0" w:noHBand="0" w:noVBand="1" w:val="04A0"/>
+        <w:tblBorders>
+          <w:top w:val="single" w:sz="4" w:color="D9D9D9"/>
+          <w:left w:val="single" w:sz="4" w:color="D9D9D9"/>
+          <w:bottom w:val="single" w:sz="4" w:color="D9D9D9"/>
+          <w:right w:val="single" w:sz="4" w:color="D9D9D9"/>
+          <w:insideH w:val="single" w:sz="4" w:color="D9D9D9"/>
+          <w:insideV w:val="single" w:sz="4" w:color="D9D9D9"/>
+        </w:tblBorders>
       </w:tblPr>
       <w:tblGrid>
         <w:gridCol w:w="3389"/>
@@ -25276,6 +25628,98 @@
                 <w:sz w:val="18"/>
               </w:rPr>
               <w:t>从当前代码事实生成 PRD、前后端技术方案和本代码模块说明三份 Word 文档。</w:t>
+            </w:r>
+          </w:p>
+        </w:tc>
+      </w:tr>
+      <w:tr>
+        <w:trPr>
+          <w:cantSplit/>
+        </w:trPr>
+        <w:tc>
+          <w:tcPr>
+            <w:tcW w:type="dxa" w:w="3528"/>
+            <w:shd w:fill="EEF5F2"/>
+            <w:vAlign w:val="center"/>
+            <w:tcMar>
+              <w:top w:w="110" w:type="dxa"/>
+              <w:start w:w="120" w:type="dxa"/>
+              <w:bottom w:w="110" w:type="dxa"/>
+              <w:end w:w="120" w:type="dxa"/>
+            </w:tcMar>
+          </w:tcPr>
+          <w:p>
+            <w:pPr>
+              <w:spacing w:after="0" w:line="288" w:lineRule="auto"/>
+              <w:jc w:val="left"/>
+            </w:pPr>
+            <w:r/>
+            <w:r>
+              <w:rPr>
+                <w:rFonts w:ascii="Microsoft YaHei" w:hAnsi="Microsoft YaHei" w:eastAsia="Microsoft YaHei"/>
+                <w:b w:val="0"/>
+                <w:color w:val="253C37"/>
+                <w:sz w:val="18"/>
+              </w:rPr>
+              <w:t>tools/generate_product_visuals.py</w:t>
+            </w:r>
+          </w:p>
+        </w:tc>
+        <w:tc>
+          <w:tcPr>
+            <w:tcW w:type="dxa" w:w="1800"/>
+            <w:shd w:fill="EEF5F2"/>
+            <w:vAlign w:val="center"/>
+            <w:tcMar>
+              <w:top w:w="110" w:type="dxa"/>
+              <w:start w:w="120" w:type="dxa"/>
+              <w:bottom w:w="110" w:type="dxa"/>
+              <w:end w:w="120" w:type="dxa"/>
+            </w:tcMar>
+          </w:tcPr>
+          <w:p>
+            <w:pPr>
+              <w:spacing w:after="0" w:line="288" w:lineRule="auto"/>
+              <w:jc w:val="left"/>
+            </w:pPr>
+            <w:r/>
+            <w:r>
+              <w:rPr>
+                <w:rFonts w:ascii="Microsoft YaHei" w:hAnsi="Microsoft YaHei" w:eastAsia="Microsoft YaHei"/>
+                <w:b w:val="0"/>
+                <w:color w:val="253C37"/>
+                <w:sz w:val="18"/>
+              </w:rPr>
+              <w:t>文档工具</w:t>
+            </w:r>
+          </w:p>
+        </w:tc>
+        <w:tc>
+          <w:tcPr>
+            <w:tcW w:type="dxa" w:w="4680"/>
+            <w:shd w:fill="EEF5F2"/>
+            <w:vAlign w:val="center"/>
+            <w:tcMar>
+              <w:top w:w="110" w:type="dxa"/>
+              <w:start w:w="120" w:type="dxa"/>
+              <w:bottom w:w="110" w:type="dxa"/>
+              <w:end w:w="120" w:type="dxa"/>
+            </w:tcMar>
+          </w:tcPr>
+          <w:p>
+            <w:pPr>
+              <w:spacing w:after="0" w:line="288" w:lineRule="auto"/>
+              <w:jc w:val="left"/>
+            </w:pPr>
+            <w:r/>
+            <w:r>
+              <w:rPr>
+                <w:rFonts w:ascii="Microsoft YaHei" w:hAnsi="Microsoft YaHei" w:eastAsia="Microsoft YaHei"/>
+                <w:b w:val="0"/>
+                <w:color w:val="253C37"/>
+                <w:sz w:val="18"/>
+              </w:rPr>
+              <w:t>用 Pillow 和共享画布绘制业务总流程、情绪电影流程和产品页面示意图，同时输出可编辑 SVG 与高清 PNG；不读取用户照片。</w:t>
             </w:r>
           </w:p>
         </w:tc>
@@ -25350,7 +25794,7 @@
     </w:p>
     <w:p>
       <w:r>
-        <w:t>本次索引共覆盖 203 个仓库自有代码与配置文件。</w:t>
+        <w:t>本次索引共覆盖 204 个仓库自有代码与配置文件。</w:t>
       </w:r>
     </w:p>
     <w:sectPr>
@@ -26097,9 +26541,6 @@
     <w:qFormat/>
     <w:rsid w:val="00FC693F"/>
     <w:pPr>
-      <w:pBdr>
-        <w:bottom w:val="single" w:sz="8" w:space="4" w:color="4F81BD" w:themeColor="accent1"/>
-      </w:pBdr>
       <w:spacing w:after="280" w:line="240" w:lineRule="auto"/>
       <w:contextualSpacing/>
     </w:pPr>
@@ -26595,9 +27036,6 @@
     <w:qFormat/>
     <w:rsid w:val="00FC693F"/>
     <w:pPr>
-      <w:pBdr>
-        <w:bottom w:val="single" w:sz="4" w:space="4" w:color="4F81BD" w:themeColor="accent1"/>
-      </w:pBdr>
       <w:spacing w:before="200" w:after="280"/>
       <w:ind w:left="936" w:right="936"/>
     </w:pPr>

--- a/docs/照片记忆本代码模块说明.docx
+++ b/docs/照片记忆本代码模块说明.docx
@@ -165,7 +165,7 @@
                 <w:color w:val="253C37"/>
                 <w:sz w:val="18"/>
               </w:rPr>
-              <w:t>V1.1</w:t>
+              <w:t>V1.3</w:t>
             </w:r>
           </w:p>
         </w:tc>
@@ -228,7 +228,7 @@
                 <w:color w:val="253C37"/>
                 <w:sz w:val="18"/>
               </w:rPr>
-              <w:t>2026年10月14日</w:t>
+              <w:t>2026年10月15日</w:t>
             </w:r>
           </w:p>
         </w:tc>
@@ -1637,7 +1637,7 @@
                 <w:color w:val="253C37"/>
                 <w:sz w:val="18"/>
               </w:rPr>
-              <w:t>前端总编排器。创建各 Repository，加载记忆、主题、副本和应用锁，并把首页、时间线、长期副本、回声、情绪电影与保险箱串成单页应用。</w:t>
+              <w:t>前端总编排器。创建各 Repository，加载记忆、主题、副本和应用锁，并把首页、记忆寻迹、长期副本、回声、情绪电影与保险箱串成单页应用。</w:t>
             </w:r>
           </w:p>
         </w:tc>
@@ -2913,7 +2913,7 @@
                 <w:color w:val="253C37"/>
                 <w:sz w:val="18"/>
               </w:rPr>
-              <w:t>记忆首页布局，组合照片墙、搜索、添加入口、回声卡片和情绪电影提醒卡片。</w:t>
+              <w:t>记忆首页布局，组合照片墙、记忆寻迹快捷入口、添加入口、回声卡片和情绪电影提醒卡片。</w:t>
             </w:r>
           </w:p>
         </w:tc>
@@ -3597,7 +3597,7 @@
                 <w:color w:val="253C37"/>
                 <w:sz w:val="18"/>
               </w:rPr>
-              <w:t>照片墙单卡片，展示缩略图、标题、时间与主题，并触发详情。</w:t>
+              <w:t>照片墙单卡片，展示缩略图、标题、时间与主题，图片加载失败时切换占位图，并触发详情。</w:t>
             </w:r>
           </w:p>
         </w:tc>
@@ -4133,7 +4133,7 @@
                 <w:color w:val="253C37"/>
                 <w:sz w:val="18"/>
               </w:rPr>
-              <w:t>src/components/MemorySummaryPage.tsx</w:t>
+              <w:t>src/components/MemorySearchConfirmation.tsx</w:t>
             </w:r>
           </w:p>
         </w:tc>
@@ -4189,7 +4189,7 @@
                 <w:color w:val="253C37"/>
                 <w:sz w:val="18"/>
               </w:rPr>
-              <w:t>保留的旧版统计总结页，供兼容按月/年统计查询；新体验由情绪电影组件承接。</w:t>
+              <w:t>把解析出的条件和待确认关键词显示为可移除标签，阻止未知文本被静默解释。</w:t>
             </w:r>
           </w:p>
         </w:tc>
@@ -4223,7 +4223,7 @@
                 <w:color w:val="253C37"/>
                 <w:sz w:val="18"/>
               </w:rPr>
-              <w:t>src/components/SummaryArchivePage.tsx</w:t>
+              <w:t>src/components/MemorySearchFilters.tsx</w:t>
             </w:r>
           </w:p>
         </w:tc>
@@ -4281,7 +4281,7 @@
                 <w:color w:val="253C37"/>
                 <w:sz w:val="18"/>
               </w:rPr>
-              <w:t>情绪电影档案馆，按月度/年度筛选并打开、继续观看及查看总结感言；当前没有删除按钮。</w:t>
+              <w:t>日期、心情、状态、主题、关键词和排序筛选；关键词最多五个，可新增和逐项删除，所有条件由用户可见控制。</w:t>
             </w:r>
           </w:p>
         </w:tc>
@@ -4455,7 +4455,7 @@
                 <w:color w:val="253C37"/>
                 <w:sz w:val="18"/>
               </w:rPr>
-              <w:t>src/components/SummaryReflectionCard.tsx</w:t>
+              <w:t>src/components/MemorySearchInput.tsx</w:t>
             </w:r>
           </w:p>
         </w:tc>
@@ -4511,7 +4511,7 @@
                 <w:color w:val="253C37"/>
                 <w:sz w:val="18"/>
               </w:rPr>
-              <w:t>在档案馆展示已保存的月度/年度回声感言和封面。</w:t>
+              <w:t>记忆寻迹自然语言输入和最近二十条历史入口；提交后进入条件确认。</w:t>
             </w:r>
           </w:p>
         </w:tc>
@@ -4545,7 +4545,7 @@
                 <w:color w:val="253C37"/>
                 <w:sz w:val="18"/>
               </w:rPr>
-              <w:t>src/components/SummaryReflectionEditor.tsx</w:t>
+              <w:t>src/components/MemorySearchPage.tsx</w:t>
             </w:r>
           </w:p>
         </w:tc>
@@ -4603,7 +4603,7 @@
                 <w:color w:val="253C37"/>
                 <w:sz w:val="18"/>
               </w:rPr>
-              <w:t>总结结束后的感言编辑器，校验文字并允许选择授权照片作为封面。</w:t>
+              <w:t>记忆寻迹独立页面；无条件时自动浏览全部记忆，组合输入、确认、失效历史条件清理、筛选、结果、空态建议和加载状态。</w:t>
             </w:r>
           </w:p>
         </w:tc>
@@ -4636,7 +4636,7 @@
                 <w:color w:val="253C37"/>
                 <w:sz w:val="18"/>
               </w:rPr>
-              <w:t>src/components/SummaryReminderCard.tsx</w:t>
+              <w:t>src/components/MemorySearchTimeline.tsx</w:t>
             </w:r>
           </w:p>
         </w:tc>
@@ -4692,7 +4692,7 @@
                 <w:color w:val="253C37"/>
                 <w:sz w:val="18"/>
               </w:rPr>
-              <w:t>首页未读总结提醒，提供立即查看和稍后提醒；仅展示未读 READY 总结。</w:t>
+              <w:t>按上海时区月份渲染寻迹结果、缺图占位、关联副本与滚动加载哨兵。</w:t>
             </w:r>
           </w:p>
         </w:tc>
@@ -4726,7 +4726,7 @@
                 <w:color w:val="253C37"/>
                 <w:sz w:val="18"/>
               </w:rPr>
-              <w:t>src/components/SummaryStoryEditor.tsx</w:t>
+              <w:t>src/components/MemorySummaryPage.tsx</w:t>
             </w:r>
           </w:p>
         </w:tc>
@@ -4784,7 +4784,7 @@
                 <w:color w:val="253C37"/>
                 <w:sz w:val="18"/>
               </w:rPr>
-              <w:t>情绪电影页面编辑器，修改旁白、代表照片和顺序，并把版本号交给乐观锁接口。</w:t>
+              <w:t>保留的旧版统计总结页，供兼容按月/年统计查询；新体验由情绪电影组件承接。</w:t>
             </w:r>
           </w:p>
         </w:tc>
@@ -4817,7 +4817,7 @@
                 <w:color w:val="253C37"/>
                 <w:sz w:val="18"/>
               </w:rPr>
-              <w:t>src/components/SummaryStoryPage.tsx</w:t>
+              <w:t>src/components/SummaryArchivePage.tsx</w:t>
             </w:r>
           </w:p>
         </w:tc>
@@ -4873,7 +4873,7 @@
                 <w:color w:val="253C37"/>
                 <w:sz w:val="18"/>
               </w:rPr>
-              <w:t>按 COVER、MOOD、MEMORY 等页面类型渲染故事页，严格使用后端公开 payload。</w:t>
+              <w:t>情绪电影档案馆，按月度/年度筛选并打开、继续观看及查看总结感言；当前没有删除按钮。</w:t>
             </w:r>
           </w:p>
         </w:tc>
@@ -4907,7 +4907,7 @@
                 <w:color w:val="253C37"/>
                 <w:sz w:val="18"/>
               </w:rPr>
-              <w:t>src/components/SummaryStoryPlayer.tsx</w:t>
+              <w:t>src/components/SummaryReflectionCard.tsx</w:t>
             </w:r>
           </w:p>
         </w:tc>
@@ -4965,7 +4965,7 @@
                 <w:color w:val="253C37"/>
                 <w:sz w:val="18"/>
               </w:rPr>
-              <w:t>全屏逐页播放器，处理上一页/下一页、关闭、继续阅读、已读和进入编辑/感言。</w:t>
+              <w:t>在档案馆展示已保存的月度/年度回声感言和封面。</w:t>
             </w:r>
           </w:p>
         </w:tc>
@@ -5139,6 +5139,458 @@
                 <w:color w:val="253C37"/>
                 <w:sz w:val="18"/>
               </w:rPr>
+              <w:t>src/components/SummaryReflectionEditor.tsx</w:t>
+            </w:r>
+          </w:p>
+        </w:tc>
+        <w:tc>
+          <w:tcPr>
+            <w:tcW w:type="dxa" w:w="1800"/>
+            <w:vAlign w:val="center"/>
+            <w:tcMar>
+              <w:top w:w="110" w:type="dxa"/>
+              <w:start w:w="120" w:type="dxa"/>
+              <w:bottom w:w="110" w:type="dxa"/>
+              <w:end w:w="120" w:type="dxa"/>
+            </w:tcMar>
+          </w:tcPr>
+          <w:p>
+            <w:pPr>
+              <w:spacing w:after="0" w:line="288" w:lineRule="auto"/>
+              <w:jc w:val="left"/>
+            </w:pPr>
+            <w:r/>
+            <w:r>
+              <w:rPr>
+                <w:rFonts w:ascii="Microsoft YaHei" w:hAnsi="Microsoft YaHei" w:eastAsia="Microsoft YaHei"/>
+                <w:b w:val="0"/>
+                <w:color w:val="253C37"/>
+                <w:sz w:val="18"/>
+              </w:rPr>
+              <w:t>前端组件</w:t>
+            </w:r>
+          </w:p>
+        </w:tc>
+        <w:tc>
+          <w:tcPr>
+            <w:tcW w:type="dxa" w:w="4680"/>
+            <w:vAlign w:val="center"/>
+            <w:tcMar>
+              <w:top w:w="110" w:type="dxa"/>
+              <w:start w:w="120" w:type="dxa"/>
+              <w:bottom w:w="110" w:type="dxa"/>
+              <w:end w:w="120" w:type="dxa"/>
+            </w:tcMar>
+          </w:tcPr>
+          <w:p>
+            <w:pPr>
+              <w:spacing w:after="0" w:line="288" w:lineRule="auto"/>
+              <w:jc w:val="left"/>
+            </w:pPr>
+            <w:r/>
+            <w:r>
+              <w:rPr>
+                <w:rFonts w:ascii="Microsoft YaHei" w:hAnsi="Microsoft YaHei" w:eastAsia="Microsoft YaHei"/>
+                <w:b w:val="0"/>
+                <w:color w:val="253C37"/>
+                <w:sz w:val="18"/>
+              </w:rPr>
+              <w:t>总结结束后的感言编辑器，校验文字并允许选择授权照片作为封面。</w:t>
+            </w:r>
+          </w:p>
+        </w:tc>
+      </w:tr>
+      <w:tr>
+        <w:trPr>
+          <w:cantSplit/>
+        </w:trPr>
+        <w:tc>
+          <w:tcPr>
+            <w:tcW w:type="dxa" w:w="3528"/>
+            <w:shd w:fill="EEF5F2"/>
+            <w:vAlign w:val="center"/>
+            <w:tcMar>
+              <w:top w:w="110" w:type="dxa"/>
+              <w:start w:w="120" w:type="dxa"/>
+              <w:bottom w:w="110" w:type="dxa"/>
+              <w:end w:w="120" w:type="dxa"/>
+            </w:tcMar>
+          </w:tcPr>
+          <w:p>
+            <w:pPr>
+              <w:spacing w:after="0" w:line="288" w:lineRule="auto"/>
+              <w:jc w:val="left"/>
+            </w:pPr>
+            <w:r/>
+            <w:r>
+              <w:rPr>
+                <w:rFonts w:ascii="Microsoft YaHei" w:hAnsi="Microsoft YaHei" w:eastAsia="Microsoft YaHei"/>
+                <w:b w:val="0"/>
+                <w:color w:val="253C37"/>
+                <w:sz w:val="18"/>
+              </w:rPr>
+              <w:t>src/components/SummaryReminderCard.tsx</w:t>
+            </w:r>
+          </w:p>
+        </w:tc>
+        <w:tc>
+          <w:tcPr>
+            <w:tcW w:type="dxa" w:w="1800"/>
+            <w:shd w:fill="EEF5F2"/>
+            <w:vAlign w:val="center"/>
+            <w:tcMar>
+              <w:top w:w="110" w:type="dxa"/>
+              <w:start w:w="120" w:type="dxa"/>
+              <w:bottom w:w="110" w:type="dxa"/>
+              <w:end w:w="120" w:type="dxa"/>
+            </w:tcMar>
+          </w:tcPr>
+          <w:p>
+            <w:pPr>
+              <w:spacing w:after="0" w:line="288" w:lineRule="auto"/>
+              <w:jc w:val="left"/>
+            </w:pPr>
+            <w:r/>
+            <w:r>
+              <w:rPr>
+                <w:rFonts w:ascii="Microsoft YaHei" w:hAnsi="Microsoft YaHei" w:eastAsia="Microsoft YaHei"/>
+                <w:b w:val="0"/>
+                <w:color w:val="253C37"/>
+                <w:sz w:val="18"/>
+              </w:rPr>
+              <w:t>前端组件</w:t>
+            </w:r>
+          </w:p>
+        </w:tc>
+        <w:tc>
+          <w:tcPr>
+            <w:tcW w:type="dxa" w:w="4680"/>
+            <w:shd w:fill="EEF5F2"/>
+            <w:vAlign w:val="center"/>
+            <w:tcMar>
+              <w:top w:w="110" w:type="dxa"/>
+              <w:start w:w="120" w:type="dxa"/>
+              <w:bottom w:w="110" w:type="dxa"/>
+              <w:end w:w="120" w:type="dxa"/>
+            </w:tcMar>
+          </w:tcPr>
+          <w:p>
+            <w:pPr>
+              <w:spacing w:after="0" w:line="288" w:lineRule="auto"/>
+              <w:jc w:val="left"/>
+            </w:pPr>
+            <w:r/>
+            <w:r>
+              <w:rPr>
+                <w:rFonts w:ascii="Microsoft YaHei" w:hAnsi="Microsoft YaHei" w:eastAsia="Microsoft YaHei"/>
+                <w:b w:val="0"/>
+                <w:color w:val="253C37"/>
+                <w:sz w:val="18"/>
+              </w:rPr>
+              <w:t>首页未读总结提醒，提供立即查看和稍后提醒；仅展示未读 READY 总结。</w:t>
+            </w:r>
+          </w:p>
+        </w:tc>
+      </w:tr>
+      <w:tr>
+        <w:trPr>
+          <w:cantSplit/>
+        </w:trPr>
+        <w:tc>
+          <w:tcPr>
+            <w:tcW w:type="dxa" w:w="3528"/>
+            <w:vAlign w:val="center"/>
+            <w:tcMar>
+              <w:top w:w="110" w:type="dxa"/>
+              <w:start w:w="120" w:type="dxa"/>
+              <w:bottom w:w="110" w:type="dxa"/>
+              <w:end w:w="120" w:type="dxa"/>
+            </w:tcMar>
+          </w:tcPr>
+          <w:p>
+            <w:pPr>
+              <w:spacing w:after="0" w:line="288" w:lineRule="auto"/>
+              <w:jc w:val="left"/>
+            </w:pPr>
+            <w:r/>
+            <w:r>
+              <w:rPr>
+                <w:rFonts w:ascii="Microsoft YaHei" w:hAnsi="Microsoft YaHei" w:eastAsia="Microsoft YaHei"/>
+                <w:b w:val="0"/>
+                <w:color w:val="253C37"/>
+                <w:sz w:val="18"/>
+              </w:rPr>
+              <w:t>src/components/SummaryStoryEditor.tsx</w:t>
+            </w:r>
+          </w:p>
+        </w:tc>
+        <w:tc>
+          <w:tcPr>
+            <w:tcW w:type="dxa" w:w="1800"/>
+            <w:vAlign w:val="center"/>
+            <w:tcMar>
+              <w:top w:w="110" w:type="dxa"/>
+              <w:start w:w="120" w:type="dxa"/>
+              <w:bottom w:w="110" w:type="dxa"/>
+              <w:end w:w="120" w:type="dxa"/>
+            </w:tcMar>
+          </w:tcPr>
+          <w:p>
+            <w:pPr>
+              <w:spacing w:after="0" w:line="288" w:lineRule="auto"/>
+              <w:jc w:val="left"/>
+            </w:pPr>
+            <w:r/>
+            <w:r>
+              <w:rPr>
+                <w:rFonts w:ascii="Microsoft YaHei" w:hAnsi="Microsoft YaHei" w:eastAsia="Microsoft YaHei"/>
+                <w:b w:val="0"/>
+                <w:color w:val="253C37"/>
+                <w:sz w:val="18"/>
+              </w:rPr>
+              <w:t>前端组件</w:t>
+            </w:r>
+          </w:p>
+        </w:tc>
+        <w:tc>
+          <w:tcPr>
+            <w:tcW w:type="dxa" w:w="4680"/>
+            <w:vAlign w:val="center"/>
+            <w:tcMar>
+              <w:top w:w="110" w:type="dxa"/>
+              <w:start w:w="120" w:type="dxa"/>
+              <w:bottom w:w="110" w:type="dxa"/>
+              <w:end w:w="120" w:type="dxa"/>
+            </w:tcMar>
+          </w:tcPr>
+          <w:p>
+            <w:pPr>
+              <w:spacing w:after="0" w:line="288" w:lineRule="auto"/>
+              <w:jc w:val="left"/>
+            </w:pPr>
+            <w:r/>
+            <w:r>
+              <w:rPr>
+                <w:rFonts w:ascii="Microsoft YaHei" w:hAnsi="Microsoft YaHei" w:eastAsia="Microsoft YaHei"/>
+                <w:b w:val="0"/>
+                <w:color w:val="253C37"/>
+                <w:sz w:val="18"/>
+              </w:rPr>
+              <w:t>情绪电影页面编辑器，修改旁白、代表照片和顺序，并把版本号交给乐观锁接口。</w:t>
+            </w:r>
+          </w:p>
+        </w:tc>
+      </w:tr>
+      <w:tr>
+        <w:trPr>
+          <w:cantSplit/>
+        </w:trPr>
+        <w:tc>
+          <w:tcPr>
+            <w:tcW w:type="dxa" w:w="3528"/>
+            <w:shd w:fill="EEF5F2"/>
+            <w:vAlign w:val="center"/>
+            <w:tcMar>
+              <w:top w:w="110" w:type="dxa"/>
+              <w:start w:w="120" w:type="dxa"/>
+              <w:bottom w:w="110" w:type="dxa"/>
+              <w:end w:w="120" w:type="dxa"/>
+            </w:tcMar>
+          </w:tcPr>
+          <w:p>
+            <w:pPr>
+              <w:spacing w:after="0" w:line="288" w:lineRule="auto"/>
+              <w:jc w:val="left"/>
+            </w:pPr>
+            <w:r/>
+            <w:r>
+              <w:rPr>
+                <w:rFonts w:ascii="Microsoft YaHei" w:hAnsi="Microsoft YaHei" w:eastAsia="Microsoft YaHei"/>
+                <w:b w:val="0"/>
+                <w:color w:val="253C37"/>
+                <w:sz w:val="18"/>
+              </w:rPr>
+              <w:t>src/components/SummaryStoryPage.tsx</w:t>
+            </w:r>
+          </w:p>
+        </w:tc>
+        <w:tc>
+          <w:tcPr>
+            <w:tcW w:type="dxa" w:w="1800"/>
+            <w:shd w:fill="EEF5F2"/>
+            <w:vAlign w:val="center"/>
+            <w:tcMar>
+              <w:top w:w="110" w:type="dxa"/>
+              <w:start w:w="120" w:type="dxa"/>
+              <w:bottom w:w="110" w:type="dxa"/>
+              <w:end w:w="120" w:type="dxa"/>
+            </w:tcMar>
+          </w:tcPr>
+          <w:p>
+            <w:pPr>
+              <w:spacing w:after="0" w:line="288" w:lineRule="auto"/>
+              <w:jc w:val="left"/>
+            </w:pPr>
+            <w:r/>
+            <w:r>
+              <w:rPr>
+                <w:rFonts w:ascii="Microsoft YaHei" w:hAnsi="Microsoft YaHei" w:eastAsia="Microsoft YaHei"/>
+                <w:b w:val="0"/>
+                <w:color w:val="253C37"/>
+                <w:sz w:val="18"/>
+              </w:rPr>
+              <w:t>前端组件</w:t>
+            </w:r>
+          </w:p>
+        </w:tc>
+        <w:tc>
+          <w:tcPr>
+            <w:tcW w:type="dxa" w:w="4680"/>
+            <w:shd w:fill="EEF5F2"/>
+            <w:vAlign w:val="center"/>
+            <w:tcMar>
+              <w:top w:w="110" w:type="dxa"/>
+              <w:start w:w="120" w:type="dxa"/>
+              <w:bottom w:w="110" w:type="dxa"/>
+              <w:end w:w="120" w:type="dxa"/>
+            </w:tcMar>
+          </w:tcPr>
+          <w:p>
+            <w:pPr>
+              <w:spacing w:after="0" w:line="288" w:lineRule="auto"/>
+              <w:jc w:val="left"/>
+            </w:pPr>
+            <w:r/>
+            <w:r>
+              <w:rPr>
+                <w:rFonts w:ascii="Microsoft YaHei" w:hAnsi="Microsoft YaHei" w:eastAsia="Microsoft YaHei"/>
+                <w:b w:val="0"/>
+                <w:color w:val="253C37"/>
+                <w:sz w:val="18"/>
+              </w:rPr>
+              <w:t>按 COVER、MOOD、MEMORY 等页面类型渲染故事页，严格使用后端公开 payload。</w:t>
+            </w:r>
+          </w:p>
+        </w:tc>
+      </w:tr>
+      <w:tr>
+        <w:trPr>
+          <w:cantSplit/>
+        </w:trPr>
+        <w:tc>
+          <w:tcPr>
+            <w:tcW w:type="dxa" w:w="3528"/>
+            <w:vAlign w:val="center"/>
+            <w:tcMar>
+              <w:top w:w="110" w:type="dxa"/>
+              <w:start w:w="120" w:type="dxa"/>
+              <w:bottom w:w="110" w:type="dxa"/>
+              <w:end w:w="120" w:type="dxa"/>
+            </w:tcMar>
+          </w:tcPr>
+          <w:p>
+            <w:pPr>
+              <w:spacing w:after="0" w:line="288" w:lineRule="auto"/>
+              <w:jc w:val="left"/>
+            </w:pPr>
+            <w:r/>
+            <w:r>
+              <w:rPr>
+                <w:rFonts w:ascii="Microsoft YaHei" w:hAnsi="Microsoft YaHei" w:eastAsia="Microsoft YaHei"/>
+                <w:b w:val="0"/>
+                <w:color w:val="253C37"/>
+                <w:sz w:val="18"/>
+              </w:rPr>
+              <w:t>src/components/SummaryStoryPlayer.tsx</w:t>
+            </w:r>
+          </w:p>
+        </w:tc>
+        <w:tc>
+          <w:tcPr>
+            <w:tcW w:type="dxa" w:w="1800"/>
+            <w:vAlign w:val="center"/>
+            <w:tcMar>
+              <w:top w:w="110" w:type="dxa"/>
+              <w:start w:w="120" w:type="dxa"/>
+              <w:bottom w:w="110" w:type="dxa"/>
+              <w:end w:w="120" w:type="dxa"/>
+            </w:tcMar>
+          </w:tcPr>
+          <w:p>
+            <w:pPr>
+              <w:spacing w:after="0" w:line="288" w:lineRule="auto"/>
+              <w:jc w:val="left"/>
+            </w:pPr>
+            <w:r/>
+            <w:r>
+              <w:rPr>
+                <w:rFonts w:ascii="Microsoft YaHei" w:hAnsi="Microsoft YaHei" w:eastAsia="Microsoft YaHei"/>
+                <w:b w:val="0"/>
+                <w:color w:val="253C37"/>
+                <w:sz w:val="18"/>
+              </w:rPr>
+              <w:t>前端组件</w:t>
+            </w:r>
+          </w:p>
+        </w:tc>
+        <w:tc>
+          <w:tcPr>
+            <w:tcW w:type="dxa" w:w="4680"/>
+            <w:vAlign w:val="center"/>
+            <w:tcMar>
+              <w:top w:w="110" w:type="dxa"/>
+              <w:start w:w="120" w:type="dxa"/>
+              <w:bottom w:w="110" w:type="dxa"/>
+              <w:end w:w="120" w:type="dxa"/>
+            </w:tcMar>
+          </w:tcPr>
+          <w:p>
+            <w:pPr>
+              <w:spacing w:after="0" w:line="288" w:lineRule="auto"/>
+              <w:jc w:val="left"/>
+            </w:pPr>
+            <w:r/>
+            <w:r>
+              <w:rPr>
+                <w:rFonts w:ascii="Microsoft YaHei" w:hAnsi="Microsoft YaHei" w:eastAsia="Microsoft YaHei"/>
+                <w:b w:val="0"/>
+                <w:color w:val="253C37"/>
+                <w:sz w:val="18"/>
+              </w:rPr>
+              <w:t>全屏逐页播放器，处理上一页/下一页、关闭、继续阅读、已读和进入编辑/感言。</w:t>
+            </w:r>
+          </w:p>
+        </w:tc>
+      </w:tr>
+      <w:tr>
+        <w:trPr>
+          <w:cantSplit/>
+        </w:trPr>
+        <w:tc>
+          <w:tcPr>
+            <w:tcW w:type="dxa" w:w="3528"/>
+            <w:shd w:fill="EEF5F2"/>
+            <w:vAlign w:val="center"/>
+            <w:tcMar>
+              <w:top w:w="110" w:type="dxa"/>
+              <w:start w:w="120" w:type="dxa"/>
+              <w:bottom w:w="110" w:type="dxa"/>
+              <w:end w:w="120" w:type="dxa"/>
+            </w:tcMar>
+          </w:tcPr>
+          <w:p>
+            <w:pPr>
+              <w:spacing w:after="0" w:line="288" w:lineRule="auto"/>
+              <w:jc w:val="left"/>
+            </w:pPr>
+            <w:r/>
+            <w:r>
+              <w:rPr>
+                <w:rFonts w:ascii="Microsoft YaHei" w:hAnsi="Microsoft YaHei" w:eastAsia="Microsoft YaHei"/>
+                <w:b w:val="0"/>
+                <w:color w:val="253C37"/>
+                <w:sz w:val="18"/>
+              </w:rPr>
               <w:t>src/components/Toast.tsx</w:t>
             </w:r>
           </w:p>
@@ -5146,6 +5598,7 @@
         <w:tc>
           <w:tcPr>
             <w:tcW w:type="dxa" w:w="1800"/>
+            <w:shd w:fill="EEF5F2"/>
             <w:vAlign w:val="center"/>
             <w:tcMar>
               <w:top w:w="110" w:type="dxa"/>
@@ -5174,6 +5627,7 @@
         <w:tc>
           <w:tcPr>
             <w:tcW w:type="dxa" w:w="4680"/>
+            <w:shd w:fill="EEF5F2"/>
             <w:vAlign w:val="center"/>
             <w:tcMar>
               <w:top w:w="110" w:type="dxa"/>
@@ -5369,6 +5823,96 @@
                 <w:color w:val="253C37"/>
                 <w:sz w:val="18"/>
               </w:rPr>
+              <w:t>src/hooks/use-memory-search.ts</w:t>
+            </w:r>
+          </w:p>
+        </w:tc>
+        <w:tc>
+          <w:tcPr>
+            <w:tcW w:type="dxa" w:w="1800"/>
+            <w:vAlign w:val="center"/>
+            <w:tcMar>
+              <w:top w:w="110" w:type="dxa"/>
+              <w:start w:w="120" w:type="dxa"/>
+              <w:bottom w:w="110" w:type="dxa"/>
+              <w:end w:w="120" w:type="dxa"/>
+            </w:tcMar>
+          </w:tcPr>
+          <w:p>
+            <w:pPr>
+              <w:spacing w:after="0" w:line="288" w:lineRule="auto"/>
+              <w:jc w:val="left"/>
+            </w:pPr>
+            <w:r/>
+            <w:r>
+              <w:rPr>
+                <w:rFonts w:ascii="Microsoft YaHei" w:hAnsi="Microsoft YaHei" w:eastAsia="Microsoft YaHei"/>
+                <w:b w:val="0"/>
+                <w:color w:val="253C37"/>
+                <w:sz w:val="18"/>
+              </w:rPr>
+              <w:t>前端流程编排</w:t>
+            </w:r>
+          </w:p>
+        </w:tc>
+        <w:tc>
+          <w:tcPr>
+            <w:tcW w:type="dxa" w:w="4680"/>
+            <w:vAlign w:val="center"/>
+            <w:tcMar>
+              <w:top w:w="110" w:type="dxa"/>
+              <w:start w:w="120" w:type="dxa"/>
+              <w:bottom w:w="110" w:type="dxa"/>
+              <w:end w:w="120" w:type="dxa"/>
+            </w:tcMar>
+          </w:tcPr>
+          <w:p>
+            <w:pPr>
+              <w:spacing w:after="0" w:line="288" w:lineRule="auto"/>
+              <w:jc w:val="left"/>
+            </w:pPr>
+            <w:r/>
+            <w:r>
+              <w:rPr>
+                <w:rFonts w:ascii="Microsoft YaHei" w:hAnsi="Microsoft YaHei" w:eastAsia="Microsoft YaHei"/>
+                <w:b w:val="0"/>
+                <w:color w:val="253C37"/>
+                <w:sz w:val="18"/>
+              </w:rPr>
+              <w:t>记忆寻迹请求编排。管理请求代次、固定五条分页、继续加载、刷新已加载范围及编辑删除后的锚点。</w:t>
+            </w:r>
+          </w:p>
+        </w:tc>
+      </w:tr>
+      <w:tr>
+        <w:trPr>
+          <w:cantSplit/>
+        </w:trPr>
+        <w:tc>
+          <w:tcPr>
+            <w:tcW w:type="dxa" w:w="3528"/>
+            <w:shd w:fill="EEF5F2"/>
+            <w:vAlign w:val="center"/>
+            <w:tcMar>
+              <w:top w:w="110" w:type="dxa"/>
+              <w:start w:w="120" w:type="dxa"/>
+              <w:bottom w:w="110" w:type="dxa"/>
+              <w:end w:w="120" w:type="dxa"/>
+            </w:tcMar>
+          </w:tcPr>
+          <w:p>
+            <w:pPr>
+              <w:spacing w:after="0" w:line="288" w:lineRule="auto"/>
+              <w:jc w:val="left"/>
+            </w:pPr>
+            <w:r/>
+            <w:r>
+              <w:rPr>
+                <w:rFonts w:ascii="Microsoft YaHei" w:hAnsi="Microsoft YaHei" w:eastAsia="Microsoft YaHei"/>
+                <w:b w:val="0"/>
+                <w:color w:val="253C37"/>
+                <w:sz w:val="18"/>
+              </w:rPr>
               <w:t>src/hooks/use-memory-summaries.ts</w:t>
             </w:r>
           </w:p>
@@ -5376,6 +5920,7 @@
         <w:tc>
           <w:tcPr>
             <w:tcW w:type="dxa" w:w="1800"/>
+            <w:shd w:fill="EEF5F2"/>
             <w:vAlign w:val="center"/>
             <w:tcMar>
               <w:top w:w="110" w:type="dxa"/>
@@ -5404,6 +5949,7 @@
         <w:tc>
           <w:tcPr>
             <w:tcW w:type="dxa" w:w="4680"/>
+            <w:shd w:fill="EEF5F2"/>
             <w:vAlign w:val="center"/>
             <w:tcMar>
               <w:top w:w="110" w:type="dxa"/>
@@ -6373,7 +6919,7 @@
                 <w:color w:val="253C37"/>
                 <w:sz w:val="18"/>
               </w:rPr>
-              <w:t>src/domain/memory-summary.ts</w:t>
+              <w:t>src/domain/memory-query-parser.ts</w:t>
             </w:r>
           </w:p>
         </w:tc>
@@ -6431,7 +6977,7 @@
                 <w:color w:val="253C37"/>
                 <w:sz w:val="18"/>
               </w:rPr>
-              <w:t>情绪电影领域类型与守卫；定义周期、状态、页面、偏好、感言及 READY 判断。</w:t>
+              <w:t>按上海时区解析明确日期短语、心情、状态、主题和待确认关键词；拒绝非法日期、反向区间与超过上限的输入。</w:t>
             </w:r>
           </w:p>
         </w:tc>
@@ -6464,7 +7010,7 @@
                 <w:color w:val="253C37"/>
                 <w:sz w:val="18"/>
               </w:rPr>
-              <w:t>src/domain/memory.ts</w:t>
+              <w:t>src/domain/memory-search-state.ts</w:t>
             </w:r>
           </w:p>
         </w:tc>
@@ -6520,7 +7066,7 @@
                 <w:color w:val="253C37"/>
                 <w:sz w:val="18"/>
               </w:rPr>
-              <w:t>照片记忆核心模型与 MemoryDraft 类型，包含图文、时间、标签、主题以及回声和总结排除字段。</w:t>
+              <w:t>搜索 reducer 与竞态保护；只接受当前请求代次的成功或失败响应。</w:t>
             </w:r>
           </w:p>
         </w:tc>
@@ -6554,7 +7100,7 @@
                 <w:color w:val="253C37"/>
                 <w:sz w:val="18"/>
               </w:rPr>
-              <w:t>src/domain/options.ts</w:t>
+              <w:t>src/domain/memory-search.ts</w:t>
             </w:r>
           </w:p>
         </w:tc>
@@ -6612,7 +7158,7 @@
                 <w:color w:val="253C37"/>
                 <w:sz w:val="18"/>
               </w:rPr>
-              <w:t>默认心情、状态和主题候选项。</w:t>
+              <w:t>记忆寻迹查询类型、条件归一化和前端精确匹配规则。</w:t>
             </w:r>
           </w:p>
         </w:tc>
@@ -6645,6 +7191,418 @@
                 <w:color w:val="253C37"/>
                 <w:sz w:val="18"/>
               </w:rPr>
+              <w:t>src/domain/memory-summary.ts</w:t>
+            </w:r>
+          </w:p>
+        </w:tc>
+        <w:tc>
+          <w:tcPr>
+            <w:tcW w:type="dxa" w:w="1800"/>
+            <w:vAlign w:val="center"/>
+            <w:tcMar>
+              <w:top w:w="110" w:type="dxa"/>
+              <w:start w:w="120" w:type="dxa"/>
+              <w:bottom w:w="110" w:type="dxa"/>
+              <w:end w:w="120" w:type="dxa"/>
+            </w:tcMar>
+          </w:tcPr>
+          <w:p>
+            <w:pPr>
+              <w:spacing w:after="0" w:line="288" w:lineRule="auto"/>
+              <w:jc w:val="left"/>
+            </w:pPr>
+            <w:r/>
+            <w:r>
+              <w:rPr>
+                <w:rFonts w:ascii="Microsoft YaHei" w:hAnsi="Microsoft YaHei" w:eastAsia="Microsoft YaHei"/>
+                <w:b w:val="0"/>
+                <w:color w:val="253C37"/>
+                <w:sz w:val="18"/>
+              </w:rPr>
+              <w:t>前端领域</w:t>
+            </w:r>
+          </w:p>
+        </w:tc>
+        <w:tc>
+          <w:tcPr>
+            <w:tcW w:type="dxa" w:w="4680"/>
+            <w:vAlign w:val="center"/>
+            <w:tcMar>
+              <w:top w:w="110" w:type="dxa"/>
+              <w:start w:w="120" w:type="dxa"/>
+              <w:bottom w:w="110" w:type="dxa"/>
+              <w:end w:w="120" w:type="dxa"/>
+            </w:tcMar>
+          </w:tcPr>
+          <w:p>
+            <w:pPr>
+              <w:spacing w:after="0" w:line="288" w:lineRule="auto"/>
+              <w:jc w:val="left"/>
+            </w:pPr>
+            <w:r/>
+            <w:r>
+              <w:rPr>
+                <w:rFonts w:ascii="Microsoft YaHei" w:hAnsi="Microsoft YaHei" w:eastAsia="Microsoft YaHei"/>
+                <w:b w:val="0"/>
+                <w:color w:val="253C37"/>
+                <w:sz w:val="18"/>
+              </w:rPr>
+              <w:t>情绪电影领域类型与守卫；定义周期、状态、页面、偏好、感言及 READY 判断。</w:t>
+            </w:r>
+          </w:p>
+        </w:tc>
+      </w:tr>
+      <w:tr>
+        <w:trPr>
+          <w:cantSplit/>
+        </w:trPr>
+        <w:tc>
+          <w:tcPr>
+            <w:tcW w:type="dxa" w:w="3528"/>
+            <w:shd w:fill="EEF5F2"/>
+            <w:vAlign w:val="center"/>
+            <w:tcMar>
+              <w:top w:w="110" w:type="dxa"/>
+              <w:start w:w="120" w:type="dxa"/>
+              <w:bottom w:w="110" w:type="dxa"/>
+              <w:end w:w="120" w:type="dxa"/>
+            </w:tcMar>
+          </w:tcPr>
+          <w:p>
+            <w:pPr>
+              <w:spacing w:after="0" w:line="288" w:lineRule="auto"/>
+              <w:jc w:val="left"/>
+            </w:pPr>
+            <w:r/>
+            <w:r>
+              <w:rPr>
+                <w:rFonts w:ascii="Microsoft YaHei" w:hAnsi="Microsoft YaHei" w:eastAsia="Microsoft YaHei"/>
+                <w:b w:val="0"/>
+                <w:color w:val="253C37"/>
+                <w:sz w:val="18"/>
+              </w:rPr>
+              <w:t>src/domain/memory.ts</w:t>
+            </w:r>
+          </w:p>
+        </w:tc>
+        <w:tc>
+          <w:tcPr>
+            <w:tcW w:type="dxa" w:w="1800"/>
+            <w:shd w:fill="EEF5F2"/>
+            <w:vAlign w:val="center"/>
+            <w:tcMar>
+              <w:top w:w="110" w:type="dxa"/>
+              <w:start w:w="120" w:type="dxa"/>
+              <w:bottom w:w="110" w:type="dxa"/>
+              <w:end w:w="120" w:type="dxa"/>
+            </w:tcMar>
+          </w:tcPr>
+          <w:p>
+            <w:pPr>
+              <w:spacing w:after="0" w:line="288" w:lineRule="auto"/>
+              <w:jc w:val="left"/>
+            </w:pPr>
+            <w:r/>
+            <w:r>
+              <w:rPr>
+                <w:rFonts w:ascii="Microsoft YaHei" w:hAnsi="Microsoft YaHei" w:eastAsia="Microsoft YaHei"/>
+                <w:b w:val="0"/>
+                <w:color w:val="253C37"/>
+                <w:sz w:val="18"/>
+              </w:rPr>
+              <w:t>前端领域</w:t>
+            </w:r>
+          </w:p>
+        </w:tc>
+        <w:tc>
+          <w:tcPr>
+            <w:tcW w:type="dxa" w:w="4680"/>
+            <w:shd w:fill="EEF5F2"/>
+            <w:vAlign w:val="center"/>
+            <w:tcMar>
+              <w:top w:w="110" w:type="dxa"/>
+              <w:start w:w="120" w:type="dxa"/>
+              <w:bottom w:w="110" w:type="dxa"/>
+              <w:end w:w="120" w:type="dxa"/>
+            </w:tcMar>
+          </w:tcPr>
+          <w:p>
+            <w:pPr>
+              <w:spacing w:after="0" w:line="288" w:lineRule="auto"/>
+              <w:jc w:val="left"/>
+            </w:pPr>
+            <w:r/>
+            <w:r>
+              <w:rPr>
+                <w:rFonts w:ascii="Microsoft YaHei" w:hAnsi="Microsoft YaHei" w:eastAsia="Microsoft YaHei"/>
+                <w:b w:val="0"/>
+                <w:color w:val="253C37"/>
+                <w:sz w:val="18"/>
+              </w:rPr>
+              <w:t>照片记忆核心模型与 MemoryDraft 类型，包含图文、时间、标签、主题以及回声和总结排除字段。</w:t>
+            </w:r>
+          </w:p>
+        </w:tc>
+      </w:tr>
+    </w:tbl>
+    <w:p>
+      <w:pPr>
+        <w:spacing w:after="40"/>
+      </w:pPr>
+    </w:p>
+    <w:p>
+      <w:pPr>
+        <w:pageBreakBefore/>
+        <w:spacing w:before="0" w:after="0"/>
+      </w:pPr>
+      <w:r>
+        <w:rPr>
+          <w:rFonts w:ascii="Microsoft YaHei" w:hAnsi="Microsoft YaHei" w:eastAsia="Microsoft YaHei"/>
+          <w:color w:val="FFFFFF"/>
+          <w:sz w:val="2"/>
+        </w:rPr>
+        <w:t xml:space="preserve"> </w:t>
+      </w:r>
+    </w:p>
+    <w:p>
+      <w:pPr>
+        <w:pStyle w:val="Heading2"/>
+      </w:pPr>
+      <w:r>
+        <w:t>前端领域（续）</w:t>
+      </w:r>
+    </w:p>
+    <w:tbl>
+      <w:tblPr>
+        <w:tblStyle w:val="TableGrid"/>
+        <w:tblW w:type="auto" w:w="0"/>
+        <w:jc w:val="center"/>
+        <w:tblLook w:firstColumn="1" w:firstRow="1" w:lastColumn="0" w:lastRow="0" w:noHBand="0" w:noVBand="1" w:val="04A0"/>
+        <w:tblBorders>
+          <w:top w:val="single" w:sz="4" w:color="D9D9D9"/>
+          <w:left w:val="single" w:sz="4" w:color="D9D9D9"/>
+          <w:bottom w:val="single" w:sz="4" w:color="D9D9D9"/>
+          <w:right w:val="single" w:sz="4" w:color="D9D9D9"/>
+          <w:insideH w:val="single" w:sz="4" w:color="D9D9D9"/>
+          <w:insideV w:val="single" w:sz="4" w:color="D9D9D9"/>
+        </w:tblBorders>
+      </w:tblPr>
+      <w:tblGrid>
+        <w:gridCol w:w="3389"/>
+        <w:gridCol w:w="3389"/>
+        <w:gridCol w:w="3389"/>
+      </w:tblGrid>
+      <w:tr>
+        <w:trPr>
+          <w:tblHeader w:val="true"/>
+          <w:cantSplit/>
+        </w:trPr>
+        <w:tc>
+          <w:tcPr>
+            <w:tcW w:type="dxa" w:w="3528"/>
+            <w:shd w:fill="4F7E78"/>
+            <w:vAlign w:val="center"/>
+            <w:tcMar>
+              <w:top w:w="110" w:type="dxa"/>
+              <w:start w:w="120" w:type="dxa"/>
+              <w:bottom w:w="110" w:type="dxa"/>
+              <w:end w:w="120" w:type="dxa"/>
+            </w:tcMar>
+          </w:tcPr>
+          <w:p>
+            <w:pPr>
+              <w:spacing w:after="0" w:line="288" w:lineRule="auto"/>
+              <w:jc w:val="center"/>
+            </w:pPr>
+            <w:r/>
+            <w:r>
+              <w:rPr>
+                <w:rFonts w:ascii="Microsoft YaHei" w:hAnsi="Microsoft YaHei" w:eastAsia="Microsoft YaHei"/>
+                <w:b/>
+                <w:color w:val="FFFFFF"/>
+                <w:sz w:val="18"/>
+              </w:rPr>
+              <w:t>文件</w:t>
+            </w:r>
+          </w:p>
+        </w:tc>
+        <w:tc>
+          <w:tcPr>
+            <w:tcW w:type="dxa" w:w="1800"/>
+            <w:shd w:fill="4F7E78"/>
+            <w:vAlign w:val="center"/>
+            <w:tcMar>
+              <w:top w:w="110" w:type="dxa"/>
+              <w:start w:w="120" w:type="dxa"/>
+              <w:bottom w:w="110" w:type="dxa"/>
+              <w:end w:w="120" w:type="dxa"/>
+            </w:tcMar>
+          </w:tcPr>
+          <w:p>
+            <w:pPr>
+              <w:spacing w:after="0" w:line="288" w:lineRule="auto"/>
+              <w:jc w:val="center"/>
+            </w:pPr>
+            <w:r/>
+            <w:r>
+              <w:rPr>
+                <w:rFonts w:ascii="Microsoft YaHei" w:hAnsi="Microsoft YaHei" w:eastAsia="Microsoft YaHei"/>
+                <w:b/>
+                <w:color w:val="FFFFFF"/>
+                <w:sz w:val="18"/>
+              </w:rPr>
+              <w:t>对应模块</w:t>
+            </w:r>
+          </w:p>
+        </w:tc>
+        <w:tc>
+          <w:tcPr>
+            <w:tcW w:type="dxa" w:w="4680"/>
+            <w:shd w:fill="4F7E78"/>
+            <w:vAlign w:val="center"/>
+            <w:tcMar>
+              <w:top w:w="110" w:type="dxa"/>
+              <w:start w:w="120" w:type="dxa"/>
+              <w:bottom w:w="110" w:type="dxa"/>
+              <w:end w:w="120" w:type="dxa"/>
+            </w:tcMar>
+          </w:tcPr>
+          <w:p>
+            <w:pPr>
+              <w:spacing w:after="0" w:line="288" w:lineRule="auto"/>
+              <w:jc w:val="center"/>
+            </w:pPr>
+            <w:r/>
+            <w:r>
+              <w:rPr>
+                <w:rFonts w:ascii="Microsoft YaHei" w:hAnsi="Microsoft YaHei" w:eastAsia="Microsoft YaHei"/>
+                <w:b/>
+                <w:color w:val="FFFFFF"/>
+                <w:sz w:val="18"/>
+              </w:rPr>
+              <w:t>实现方式</w:t>
+            </w:r>
+          </w:p>
+        </w:tc>
+      </w:tr>
+      <w:tr>
+        <w:trPr>
+          <w:cantSplit/>
+        </w:trPr>
+        <w:tc>
+          <w:tcPr>
+            <w:tcW w:type="dxa" w:w="3528"/>
+            <w:vAlign w:val="center"/>
+            <w:tcMar>
+              <w:top w:w="110" w:type="dxa"/>
+              <w:start w:w="120" w:type="dxa"/>
+              <w:bottom w:w="110" w:type="dxa"/>
+              <w:end w:w="120" w:type="dxa"/>
+            </w:tcMar>
+          </w:tcPr>
+          <w:p>
+            <w:pPr>
+              <w:spacing w:after="0" w:line="288" w:lineRule="auto"/>
+              <w:jc w:val="left"/>
+            </w:pPr>
+            <w:r/>
+            <w:r>
+              <w:rPr>
+                <w:rFonts w:ascii="Microsoft YaHei" w:hAnsi="Microsoft YaHei" w:eastAsia="Microsoft YaHei"/>
+                <w:b w:val="0"/>
+                <w:color w:val="253C37"/>
+                <w:sz w:val="18"/>
+              </w:rPr>
+              <w:t>src/domain/options.ts</w:t>
+            </w:r>
+          </w:p>
+        </w:tc>
+        <w:tc>
+          <w:tcPr>
+            <w:tcW w:type="dxa" w:w="1800"/>
+            <w:vAlign w:val="center"/>
+            <w:tcMar>
+              <w:top w:w="110" w:type="dxa"/>
+              <w:start w:w="120" w:type="dxa"/>
+              <w:bottom w:w="110" w:type="dxa"/>
+              <w:end w:w="120" w:type="dxa"/>
+            </w:tcMar>
+          </w:tcPr>
+          <w:p>
+            <w:pPr>
+              <w:spacing w:after="0" w:line="288" w:lineRule="auto"/>
+              <w:jc w:val="left"/>
+            </w:pPr>
+            <w:r/>
+            <w:r>
+              <w:rPr>
+                <w:rFonts w:ascii="Microsoft YaHei" w:hAnsi="Microsoft YaHei" w:eastAsia="Microsoft YaHei"/>
+                <w:b w:val="0"/>
+                <w:color w:val="253C37"/>
+                <w:sz w:val="18"/>
+              </w:rPr>
+              <w:t>前端领域</w:t>
+            </w:r>
+          </w:p>
+        </w:tc>
+        <w:tc>
+          <w:tcPr>
+            <w:tcW w:type="dxa" w:w="4680"/>
+            <w:vAlign w:val="center"/>
+            <w:tcMar>
+              <w:top w:w="110" w:type="dxa"/>
+              <w:start w:w="120" w:type="dxa"/>
+              <w:bottom w:w="110" w:type="dxa"/>
+              <w:end w:w="120" w:type="dxa"/>
+            </w:tcMar>
+          </w:tcPr>
+          <w:p>
+            <w:pPr>
+              <w:spacing w:after="0" w:line="288" w:lineRule="auto"/>
+              <w:jc w:val="left"/>
+            </w:pPr>
+            <w:r/>
+            <w:r>
+              <w:rPr>
+                <w:rFonts w:ascii="Microsoft YaHei" w:hAnsi="Microsoft YaHei" w:eastAsia="Microsoft YaHei"/>
+                <w:b w:val="0"/>
+                <w:color w:val="253C37"/>
+                <w:sz w:val="18"/>
+              </w:rPr>
+              <w:t>默认心情、状态和主题候选项。</w:t>
+            </w:r>
+          </w:p>
+        </w:tc>
+      </w:tr>
+      <w:tr>
+        <w:trPr>
+          <w:cantSplit/>
+        </w:trPr>
+        <w:tc>
+          <w:tcPr>
+            <w:tcW w:type="dxa" w:w="3528"/>
+            <w:shd w:fill="EEF5F2"/>
+            <w:vAlign w:val="center"/>
+            <w:tcMar>
+              <w:top w:w="110" w:type="dxa"/>
+              <w:start w:w="120" w:type="dxa"/>
+              <w:bottom w:w="110" w:type="dxa"/>
+              <w:end w:w="120" w:type="dxa"/>
+            </w:tcMar>
+          </w:tcPr>
+          <w:p>
+            <w:pPr>
+              <w:spacing w:after="0" w:line="288" w:lineRule="auto"/>
+              <w:jc w:val="left"/>
+            </w:pPr>
+            <w:r/>
+            <w:r>
+              <w:rPr>
+                <w:rFonts w:ascii="Microsoft YaHei" w:hAnsi="Microsoft YaHei" w:eastAsia="Microsoft YaHei"/>
+                <w:b w:val="0"/>
+                <w:color w:val="253C37"/>
+                <w:sz w:val="18"/>
+              </w:rPr>
               <w:t>src/domain/topic.ts</w:t>
             </w:r>
           </w:p>
@@ -6652,6 +7610,7 @@
         <w:tc>
           <w:tcPr>
             <w:tcW w:type="dxa" w:w="1800"/>
+            <w:shd w:fill="EEF5F2"/>
             <w:vAlign w:val="center"/>
             <w:tcMar>
               <w:top w:w="110" w:type="dxa"/>
@@ -6680,6 +7639,7 @@
         <w:tc>
           <w:tcPr>
             <w:tcW w:type="dxa" w:w="4680"/>
+            <w:shd w:fill="EEF5F2"/>
             <w:vAlign w:val="center"/>
             <w:tcMar>
               <w:top w:w="110" w:type="dxa"/>
@@ -7293,7 +8253,7 @@
                 <w:color w:val="253C37"/>
                 <w:sz w:val="18"/>
               </w:rPr>
-              <w:t>封装媒体上传和记忆 CRUD；自动遍历游标分页并把后端 DTO 转成前端模型。</w:t>
+              <w:t>封装媒体上传、记忆 CRUD 与寻迹 API；自动遍历普通分页并把后端 DTO 转成前端模型。</w:t>
             </w:r>
           </w:p>
         </w:tc>
@@ -8030,6 +8990,95 @@
                 <w:sz w:val="18"/>
               </w:rPr>
               <w:t>读取图片 EXIF 拍摄时间；无时间信息时回退本机当前时间。</w:t>
+            </w:r>
+          </w:p>
+        </w:tc>
+      </w:tr>
+      <w:tr>
+        <w:trPr>
+          <w:cantSplit/>
+        </w:trPr>
+        <w:tc>
+          <w:tcPr>
+            <w:tcW w:type="dxa" w:w="3528"/>
+            <w:vAlign w:val="center"/>
+            <w:tcMar>
+              <w:top w:w="110" w:type="dxa"/>
+              <w:start w:w="120" w:type="dxa"/>
+              <w:bottom w:w="110" w:type="dxa"/>
+              <w:end w:w="120" w:type="dxa"/>
+            </w:tcMar>
+          </w:tcPr>
+          <w:p>
+            <w:pPr>
+              <w:spacing w:after="0" w:line="288" w:lineRule="auto"/>
+              <w:jc w:val="left"/>
+            </w:pPr>
+            <w:r/>
+            <w:r>
+              <w:rPr>
+                <w:rFonts w:ascii="Microsoft YaHei" w:hAnsi="Microsoft YaHei" w:eastAsia="Microsoft YaHei"/>
+                <w:b w:val="0"/>
+                <w:color w:val="253C37"/>
+                <w:sz w:val="18"/>
+              </w:rPr>
+              <w:t>src/storage/memory-search-history.ts</w:t>
+            </w:r>
+          </w:p>
+        </w:tc>
+        <w:tc>
+          <w:tcPr>
+            <w:tcW w:type="dxa" w:w="1800"/>
+            <w:vAlign w:val="center"/>
+            <w:tcMar>
+              <w:top w:w="110" w:type="dxa"/>
+              <w:start w:w="120" w:type="dxa"/>
+              <w:bottom w:w="110" w:type="dxa"/>
+              <w:end w:w="120" w:type="dxa"/>
+            </w:tcMar>
+          </w:tcPr>
+          <w:p>
+            <w:pPr>
+              <w:spacing w:after="0" w:line="288" w:lineRule="auto"/>
+              <w:jc w:val="left"/>
+            </w:pPr>
+            <w:r/>
+            <w:r>
+              <w:rPr>
+                <w:rFonts w:ascii="Microsoft YaHei" w:hAnsi="Microsoft YaHei" w:eastAsia="Microsoft YaHei"/>
+                <w:b w:val="0"/>
+                <w:color w:val="253C37"/>
+                <w:sz w:val="18"/>
+              </w:rPr>
+              <w:t>浏览器存储</w:t>
+            </w:r>
+          </w:p>
+        </w:tc>
+        <w:tc>
+          <w:tcPr>
+            <w:tcW w:type="dxa" w:w="4680"/>
+            <w:vAlign w:val="center"/>
+            <w:tcMar>
+              <w:top w:w="110" w:type="dxa"/>
+              <w:start w:w="120" w:type="dxa"/>
+              <w:bottom w:w="110" w:type="dxa"/>
+              <w:end w:w="120" w:type="dxa"/>
+            </w:tcMar>
+          </w:tcPr>
+          <w:p>
+            <w:pPr>
+              <w:spacing w:after="0" w:line="288" w:lineRule="auto"/>
+              <w:jc w:val="left"/>
+            </w:pPr>
+            <w:r/>
+            <w:r>
+              <w:rPr>
+                <w:rFonts w:ascii="Microsoft YaHei" w:hAnsi="Microsoft YaHei" w:eastAsia="Microsoft YaHei"/>
+                <w:b w:val="0"/>
+                <w:color w:val="253C37"/>
+                <w:sz w:val="18"/>
+              </w:rPr>
+              <w:t>把确认后的最近二十条搜索条件保存在 localStorage；容错解析损坏数据并按最新使用顺序去重。</w:t>
             </w:r>
           </w:p>
         </w:tc>
@@ -9901,6 +10950,368 @@
                 <w:color w:val="253C37"/>
                 <w:sz w:val="18"/>
               </w:rPr>
+              <w:t>server/src/memories/memory-search-cursor.ts</w:t>
+            </w:r>
+          </w:p>
+        </w:tc>
+        <w:tc>
+          <w:tcPr>
+            <w:tcW w:type="dxa" w:w="1800"/>
+            <w:vAlign w:val="center"/>
+            <w:tcMar>
+              <w:top w:w="110" w:type="dxa"/>
+              <w:start w:w="120" w:type="dxa"/>
+              <w:bottom w:w="110" w:type="dxa"/>
+              <w:end w:w="120" w:type="dxa"/>
+            </w:tcMar>
+          </w:tcPr>
+          <w:p>
+            <w:pPr>
+              <w:spacing w:after="0" w:line="288" w:lineRule="auto"/>
+              <w:jc w:val="left"/>
+            </w:pPr>
+            <w:r/>
+            <w:r>
+              <w:rPr>
+                <w:rFonts w:ascii="Microsoft YaHei" w:hAnsi="Microsoft YaHei" w:eastAsia="Microsoft YaHei"/>
+                <w:b w:val="0"/>
+                <w:color w:val="253C37"/>
+                <w:sz w:val="18"/>
+              </w:rPr>
+              <w:t>后端·照片记忆</w:t>
+            </w:r>
+          </w:p>
+        </w:tc>
+        <w:tc>
+          <w:tcPr>
+            <w:tcW w:type="dxa" w:w="4680"/>
+            <w:vAlign w:val="center"/>
+            <w:tcMar>
+              <w:top w:w="110" w:type="dxa"/>
+              <w:start w:w="120" w:type="dxa"/>
+              <w:bottom w:w="110" w:type="dxa"/>
+              <w:end w:w="120" w:type="dxa"/>
+            </w:tcMar>
+          </w:tcPr>
+          <w:p>
+            <w:pPr>
+              <w:spacing w:after="0" w:line="288" w:lineRule="auto"/>
+              <w:jc w:val="left"/>
+            </w:pPr>
+            <w:r/>
+            <w:r>
+              <w:rPr>
+                <w:rFonts w:ascii="Microsoft YaHei" w:hAnsi="Microsoft YaHei" w:eastAsia="Microsoft YaHei"/>
+                <w:b w:val="0"/>
+                <w:color w:val="253C37"/>
+                <w:sz w:val="18"/>
+              </w:rPr>
+              <w:t>对包含相关度、事件时间和 ID 的稳定游标进行编码、校验与解码。</w:t>
+            </w:r>
+          </w:p>
+        </w:tc>
+      </w:tr>
+      <w:tr>
+        <w:trPr>
+          <w:cantSplit/>
+        </w:trPr>
+        <w:tc>
+          <w:tcPr>
+            <w:tcW w:type="dxa" w:w="3528"/>
+            <w:shd w:fill="EEF5F2"/>
+            <w:vAlign w:val="center"/>
+            <w:tcMar>
+              <w:top w:w="110" w:type="dxa"/>
+              <w:start w:w="120" w:type="dxa"/>
+              <w:bottom w:w="110" w:type="dxa"/>
+              <w:end w:w="120" w:type="dxa"/>
+            </w:tcMar>
+          </w:tcPr>
+          <w:p>
+            <w:pPr>
+              <w:spacing w:after="0" w:line="288" w:lineRule="auto"/>
+              <w:jc w:val="left"/>
+            </w:pPr>
+            <w:r/>
+            <w:r>
+              <w:rPr>
+                <w:rFonts w:ascii="Microsoft YaHei" w:hAnsi="Microsoft YaHei" w:eastAsia="Microsoft YaHei"/>
+                <w:b w:val="0"/>
+                <w:color w:val="253C37"/>
+                <w:sz w:val="18"/>
+              </w:rPr>
+              <w:t>server/src/memories/memory-search-query.ts</w:t>
+            </w:r>
+          </w:p>
+        </w:tc>
+        <w:tc>
+          <w:tcPr>
+            <w:tcW w:type="dxa" w:w="1800"/>
+            <w:shd w:fill="EEF5F2"/>
+            <w:vAlign w:val="center"/>
+            <w:tcMar>
+              <w:top w:w="110" w:type="dxa"/>
+              <w:start w:w="120" w:type="dxa"/>
+              <w:bottom w:w="110" w:type="dxa"/>
+              <w:end w:w="120" w:type="dxa"/>
+            </w:tcMar>
+          </w:tcPr>
+          <w:p>
+            <w:pPr>
+              <w:spacing w:after="0" w:line="288" w:lineRule="auto"/>
+              <w:jc w:val="left"/>
+            </w:pPr>
+            <w:r/>
+            <w:r>
+              <w:rPr>
+                <w:rFonts w:ascii="Microsoft YaHei" w:hAnsi="Microsoft YaHei" w:eastAsia="Microsoft YaHei"/>
+                <w:b w:val="0"/>
+                <w:color w:val="253C37"/>
+                <w:sz w:val="18"/>
+              </w:rPr>
+              <w:t>后端·照片记忆</w:t>
+            </w:r>
+          </w:p>
+        </w:tc>
+        <w:tc>
+          <w:tcPr>
+            <w:tcW w:type="dxa" w:w="4680"/>
+            <w:shd w:fill="EEF5F2"/>
+            <w:vAlign w:val="center"/>
+            <w:tcMar>
+              <w:top w:w="110" w:type="dxa"/>
+              <w:start w:w="120" w:type="dxa"/>
+              <w:bottom w:w="110" w:type="dxa"/>
+              <w:end w:w="120" w:type="dxa"/>
+            </w:tcMar>
+          </w:tcPr>
+          <w:p>
+            <w:pPr>
+              <w:spacing w:after="0" w:line="288" w:lineRule="auto"/>
+              <w:jc w:val="left"/>
+            </w:pPr>
+            <w:r/>
+            <w:r>
+              <w:rPr>
+                <w:rFonts w:ascii="Microsoft YaHei" w:hAnsi="Microsoft YaHei" w:eastAsia="Microsoft YaHei"/>
+                <w:b w:val="0"/>
+                <w:color w:val="253C37"/>
+                <w:sz w:val="18"/>
+              </w:rPr>
+              <w:t>使用 Prisma.sql 参数绑定构造日期、心情、状态、全部主题、关键词、评分、排序和游标 SQL。</w:t>
+            </w:r>
+          </w:p>
+        </w:tc>
+      </w:tr>
+      <w:tr>
+        <w:trPr>
+          <w:cantSplit/>
+        </w:trPr>
+        <w:tc>
+          <w:tcPr>
+            <w:tcW w:type="dxa" w:w="3528"/>
+            <w:vAlign w:val="center"/>
+            <w:tcMar>
+              <w:top w:w="110" w:type="dxa"/>
+              <w:start w:w="120" w:type="dxa"/>
+              <w:bottom w:w="110" w:type="dxa"/>
+              <w:end w:w="120" w:type="dxa"/>
+            </w:tcMar>
+          </w:tcPr>
+          <w:p>
+            <w:pPr>
+              <w:spacing w:after="0" w:line="288" w:lineRule="auto"/>
+              <w:jc w:val="left"/>
+            </w:pPr>
+            <w:r/>
+            <w:r>
+              <w:rPr>
+                <w:rFonts w:ascii="Microsoft YaHei" w:hAnsi="Microsoft YaHei" w:eastAsia="Microsoft YaHei"/>
+                <w:b w:val="0"/>
+                <w:color w:val="253C37"/>
+                <w:sz w:val="18"/>
+              </w:rPr>
+              <w:t>server/src/memories/memory-search.service.ts</w:t>
+            </w:r>
+          </w:p>
+        </w:tc>
+        <w:tc>
+          <w:tcPr>
+            <w:tcW w:type="dxa" w:w="1800"/>
+            <w:vAlign w:val="center"/>
+            <w:tcMar>
+              <w:top w:w="110" w:type="dxa"/>
+              <w:start w:w="120" w:type="dxa"/>
+              <w:bottom w:w="110" w:type="dxa"/>
+              <w:end w:w="120" w:type="dxa"/>
+            </w:tcMar>
+          </w:tcPr>
+          <w:p>
+            <w:pPr>
+              <w:spacing w:after="0" w:line="288" w:lineRule="auto"/>
+              <w:jc w:val="left"/>
+            </w:pPr>
+            <w:r/>
+            <w:r>
+              <w:rPr>
+                <w:rFonts w:ascii="Microsoft YaHei" w:hAnsi="Microsoft YaHei" w:eastAsia="Microsoft YaHei"/>
+                <w:b w:val="0"/>
+                <w:color w:val="253C37"/>
+                <w:sz w:val="18"/>
+              </w:rPr>
+              <w:t>后端·照片记忆</w:t>
+            </w:r>
+          </w:p>
+        </w:tc>
+        <w:tc>
+          <w:tcPr>
+            <w:tcW w:type="dxa" w:w="4680"/>
+            <w:vAlign w:val="center"/>
+            <w:tcMar>
+              <w:top w:w="110" w:type="dxa"/>
+              <w:start w:w="120" w:type="dxa"/>
+              <w:bottom w:w="110" w:type="dxa"/>
+              <w:end w:w="120" w:type="dxa"/>
+            </w:tcMar>
+          </w:tcPr>
+          <w:p>
+            <w:pPr>
+              <w:spacing w:after="0" w:line="288" w:lineRule="auto"/>
+              <w:jc w:val="left"/>
+            </w:pPr>
+            <w:r/>
+            <w:r>
+              <w:rPr>
+                <w:rFonts w:ascii="Microsoft YaHei" w:hAnsi="Microsoft YaHei" w:eastAsia="Microsoft YaHei"/>
+                <w:b w:val="0"/>
+                <w:color w:val="253C37"/>
+                <w:sz w:val="18"/>
+              </w:rPr>
+              <w:t>执行精确或模糊查询、批量加载完整记忆、保持排序并生成最多三条单条件放宽建议。</w:t>
+            </w:r>
+          </w:p>
+        </w:tc>
+      </w:tr>
+      <w:tr>
+        <w:trPr>
+          <w:cantSplit/>
+        </w:trPr>
+        <w:tc>
+          <w:tcPr>
+            <w:tcW w:type="dxa" w:w="3528"/>
+            <w:shd w:fill="EEF5F2"/>
+            <w:vAlign w:val="center"/>
+            <w:tcMar>
+              <w:top w:w="110" w:type="dxa"/>
+              <w:start w:w="120" w:type="dxa"/>
+              <w:bottom w:w="110" w:type="dxa"/>
+              <w:end w:w="120" w:type="dxa"/>
+            </w:tcMar>
+          </w:tcPr>
+          <w:p>
+            <w:pPr>
+              <w:spacing w:after="0" w:line="288" w:lineRule="auto"/>
+              <w:jc w:val="left"/>
+            </w:pPr>
+            <w:r/>
+            <w:r>
+              <w:rPr>
+                <w:rFonts w:ascii="Microsoft YaHei" w:hAnsi="Microsoft YaHei" w:eastAsia="Microsoft YaHei"/>
+                <w:b w:val="0"/>
+                <w:color w:val="253C37"/>
+                <w:sz w:val="18"/>
+              </w:rPr>
+              <w:t>server/src/memories/memory-search.types.ts</w:t>
+            </w:r>
+          </w:p>
+        </w:tc>
+        <w:tc>
+          <w:tcPr>
+            <w:tcW w:type="dxa" w:w="1800"/>
+            <w:shd w:fill="EEF5F2"/>
+            <w:vAlign w:val="center"/>
+            <w:tcMar>
+              <w:top w:w="110" w:type="dxa"/>
+              <w:start w:w="120" w:type="dxa"/>
+              <w:bottom w:w="110" w:type="dxa"/>
+              <w:end w:w="120" w:type="dxa"/>
+            </w:tcMar>
+          </w:tcPr>
+          <w:p>
+            <w:pPr>
+              <w:spacing w:after="0" w:line="288" w:lineRule="auto"/>
+              <w:jc w:val="left"/>
+            </w:pPr>
+            <w:r/>
+            <w:r>
+              <w:rPr>
+                <w:rFonts w:ascii="Microsoft YaHei" w:hAnsi="Microsoft YaHei" w:eastAsia="Microsoft YaHei"/>
+                <w:b w:val="0"/>
+                <w:color w:val="253C37"/>
+                <w:sz w:val="18"/>
+              </w:rPr>
+              <w:t>后端·照片记忆</w:t>
+            </w:r>
+          </w:p>
+        </w:tc>
+        <w:tc>
+          <w:tcPr>
+            <w:tcW w:type="dxa" w:w="4680"/>
+            <w:shd w:fill="EEF5F2"/>
+            <w:vAlign w:val="center"/>
+            <w:tcMar>
+              <w:top w:w="110" w:type="dxa"/>
+              <w:start w:w="120" w:type="dxa"/>
+              <w:bottom w:w="110" w:type="dxa"/>
+              <w:end w:w="120" w:type="dxa"/>
+            </w:tcMar>
+          </w:tcPr>
+          <w:p>
+            <w:pPr>
+              <w:spacing w:after="0" w:line="288" w:lineRule="auto"/>
+              <w:jc w:val="left"/>
+            </w:pPr>
+            <w:r/>
+            <w:r>
+              <w:rPr>
+                <w:rFonts w:ascii="Microsoft YaHei" w:hAnsi="Microsoft YaHei" w:eastAsia="Microsoft YaHei"/>
+                <w:b w:val="0"/>
+                <w:color w:val="253C37"/>
+                <w:sz w:val="18"/>
+              </w:rPr>
+              <w:t>服务端搜索输入、结果、放宽建议和内部行类型，约束固定页面大小与排序模式。</w:t>
+            </w:r>
+          </w:p>
+        </w:tc>
+      </w:tr>
+      <w:tr>
+        <w:trPr>
+          <w:cantSplit/>
+        </w:trPr>
+        <w:tc>
+          <w:tcPr>
+            <w:tcW w:type="dxa" w:w="3528"/>
+            <w:vAlign w:val="center"/>
+            <w:tcMar>
+              <w:top w:w="110" w:type="dxa"/>
+              <w:start w:w="120" w:type="dxa"/>
+              <w:bottom w:w="110" w:type="dxa"/>
+              <w:end w:w="120" w:type="dxa"/>
+            </w:tcMar>
+          </w:tcPr>
+          <w:p>
+            <w:pPr>
+              <w:spacing w:after="0" w:line="288" w:lineRule="auto"/>
+              <w:jc w:val="left"/>
+            </w:pPr>
+            <w:r/>
+            <w:r>
+              <w:rPr>
+                <w:rFonts w:ascii="Microsoft YaHei" w:hAnsi="Microsoft YaHei" w:eastAsia="Microsoft YaHei"/>
+                <w:b w:val="0"/>
+                <w:color w:val="253C37"/>
+                <w:sz w:val="18"/>
+              </w:rPr>
               <w:t>server/src/memories/memory.dto.ts</w:t>
             </w:r>
           </w:p>
@@ -15654,6 +17065,236 @@
     </w:p>
     <w:p>
       <w:pPr>
+        <w:pStyle w:val="Heading2"/>
+      </w:pPr>
+      <w:r>
+        <w:t>数据库迁移（续）</w:t>
+      </w:r>
+    </w:p>
+    <w:tbl>
+      <w:tblPr>
+        <w:tblStyle w:val="TableGrid"/>
+        <w:tblW w:type="auto" w:w="0"/>
+        <w:jc w:val="center"/>
+        <w:tblLook w:firstColumn="1" w:firstRow="1" w:lastColumn="0" w:lastRow="0" w:noHBand="0" w:noVBand="1" w:val="04A0"/>
+        <w:tblBorders>
+          <w:top w:val="single" w:sz="4" w:color="D9D9D9"/>
+          <w:left w:val="single" w:sz="4" w:color="D9D9D9"/>
+          <w:bottom w:val="single" w:sz="4" w:color="D9D9D9"/>
+          <w:right w:val="single" w:sz="4" w:color="D9D9D9"/>
+          <w:insideH w:val="single" w:sz="4" w:color="D9D9D9"/>
+          <w:insideV w:val="single" w:sz="4" w:color="D9D9D9"/>
+        </w:tblBorders>
+      </w:tblPr>
+      <w:tblGrid>
+        <w:gridCol w:w="3389"/>
+        <w:gridCol w:w="3389"/>
+        <w:gridCol w:w="3389"/>
+      </w:tblGrid>
+      <w:tr>
+        <w:trPr>
+          <w:tblHeader w:val="true"/>
+          <w:cantSplit/>
+        </w:trPr>
+        <w:tc>
+          <w:tcPr>
+            <w:tcW w:type="dxa" w:w="3528"/>
+            <w:shd w:fill="4F7E78"/>
+            <w:vAlign w:val="center"/>
+            <w:tcMar>
+              <w:top w:w="110" w:type="dxa"/>
+              <w:start w:w="120" w:type="dxa"/>
+              <w:bottom w:w="110" w:type="dxa"/>
+              <w:end w:w="120" w:type="dxa"/>
+            </w:tcMar>
+          </w:tcPr>
+          <w:p>
+            <w:pPr>
+              <w:spacing w:after="0" w:line="288" w:lineRule="auto"/>
+              <w:jc w:val="center"/>
+            </w:pPr>
+            <w:r/>
+            <w:r>
+              <w:rPr>
+                <w:rFonts w:ascii="Microsoft YaHei" w:hAnsi="Microsoft YaHei" w:eastAsia="Microsoft YaHei"/>
+                <w:b/>
+                <w:color w:val="FFFFFF"/>
+                <w:sz w:val="18"/>
+              </w:rPr>
+              <w:t>文件</w:t>
+            </w:r>
+          </w:p>
+        </w:tc>
+        <w:tc>
+          <w:tcPr>
+            <w:tcW w:type="dxa" w:w="1800"/>
+            <w:shd w:fill="4F7E78"/>
+            <w:vAlign w:val="center"/>
+            <w:tcMar>
+              <w:top w:w="110" w:type="dxa"/>
+              <w:start w:w="120" w:type="dxa"/>
+              <w:bottom w:w="110" w:type="dxa"/>
+              <w:end w:w="120" w:type="dxa"/>
+            </w:tcMar>
+          </w:tcPr>
+          <w:p>
+            <w:pPr>
+              <w:spacing w:after="0" w:line="288" w:lineRule="auto"/>
+              <w:jc w:val="center"/>
+            </w:pPr>
+            <w:r/>
+            <w:r>
+              <w:rPr>
+                <w:rFonts w:ascii="Microsoft YaHei" w:hAnsi="Microsoft YaHei" w:eastAsia="Microsoft YaHei"/>
+                <w:b/>
+                <w:color w:val="FFFFFF"/>
+                <w:sz w:val="18"/>
+              </w:rPr>
+              <w:t>对应模块</w:t>
+            </w:r>
+          </w:p>
+        </w:tc>
+        <w:tc>
+          <w:tcPr>
+            <w:tcW w:type="dxa" w:w="4680"/>
+            <w:shd w:fill="4F7E78"/>
+            <w:vAlign w:val="center"/>
+            <w:tcMar>
+              <w:top w:w="110" w:type="dxa"/>
+              <w:start w:w="120" w:type="dxa"/>
+              <w:bottom w:w="110" w:type="dxa"/>
+              <w:end w:w="120" w:type="dxa"/>
+            </w:tcMar>
+          </w:tcPr>
+          <w:p>
+            <w:pPr>
+              <w:spacing w:after="0" w:line="288" w:lineRule="auto"/>
+              <w:jc w:val="center"/>
+            </w:pPr>
+            <w:r/>
+            <w:r>
+              <w:rPr>
+                <w:rFonts w:ascii="Microsoft YaHei" w:hAnsi="Microsoft YaHei" w:eastAsia="Microsoft YaHei"/>
+                <w:b/>
+                <w:color w:val="FFFFFF"/>
+                <w:sz w:val="18"/>
+              </w:rPr>
+              <w:t>实现方式</w:t>
+            </w:r>
+          </w:p>
+        </w:tc>
+      </w:tr>
+      <w:tr>
+        <w:trPr>
+          <w:cantSplit/>
+        </w:trPr>
+        <w:tc>
+          <w:tcPr>
+            <w:tcW w:type="dxa" w:w="3528"/>
+            <w:vAlign w:val="center"/>
+            <w:tcMar>
+              <w:top w:w="110" w:type="dxa"/>
+              <w:start w:w="120" w:type="dxa"/>
+              <w:bottom w:w="110" w:type="dxa"/>
+              <w:end w:w="120" w:type="dxa"/>
+            </w:tcMar>
+          </w:tcPr>
+          <w:p>
+            <w:pPr>
+              <w:spacing w:after="0" w:line="288" w:lineRule="auto"/>
+              <w:jc w:val="left"/>
+            </w:pPr>
+            <w:r/>
+            <w:r>
+              <w:rPr>
+                <w:rFonts w:ascii="Microsoft YaHei" w:hAnsi="Microsoft YaHei" w:eastAsia="Microsoft YaHei"/>
+                <w:b w:val="0"/>
+                <w:color w:val="253C37"/>
+                <w:sz w:val="18"/>
+              </w:rPr>
+              <w:t>server/prisma/migrations/0007_memory_search_indexes/migration.sql</w:t>
+            </w:r>
+          </w:p>
+        </w:tc>
+        <w:tc>
+          <w:tcPr>
+            <w:tcW w:type="dxa" w:w="1800"/>
+            <w:vAlign w:val="center"/>
+            <w:tcMar>
+              <w:top w:w="110" w:type="dxa"/>
+              <w:start w:w="120" w:type="dxa"/>
+              <w:bottom w:w="110" w:type="dxa"/>
+              <w:end w:w="120" w:type="dxa"/>
+            </w:tcMar>
+          </w:tcPr>
+          <w:p>
+            <w:pPr>
+              <w:spacing w:after="0" w:line="288" w:lineRule="auto"/>
+              <w:jc w:val="left"/>
+            </w:pPr>
+            <w:r/>
+            <w:r>
+              <w:rPr>
+                <w:rFonts w:ascii="Microsoft YaHei" w:hAnsi="Microsoft YaHei" w:eastAsia="Microsoft YaHei"/>
+                <w:b w:val="0"/>
+                <w:color w:val="253C37"/>
+                <w:sz w:val="18"/>
+              </w:rPr>
+              <w:t>数据库迁移</w:t>
+            </w:r>
+          </w:p>
+        </w:tc>
+        <w:tc>
+          <w:tcPr>
+            <w:tcW w:type="dxa" w:w="4680"/>
+            <w:vAlign w:val="center"/>
+            <w:tcMar>
+              <w:top w:w="110" w:type="dxa"/>
+              <w:start w:w="120" w:type="dxa"/>
+              <w:bottom w:w="110" w:type="dxa"/>
+              <w:end w:w="120" w:type="dxa"/>
+            </w:tcMar>
+          </w:tcPr>
+          <w:p>
+            <w:pPr>
+              <w:spacing w:after="0" w:line="288" w:lineRule="auto"/>
+              <w:jc w:val="left"/>
+            </w:pPr>
+            <w:r/>
+            <w:r>
+              <w:rPr>
+                <w:rFonts w:ascii="Microsoft YaHei" w:hAnsi="Microsoft YaHei" w:eastAsia="Microsoft YaHei"/>
+                <w:b w:val="0"/>
+                <w:color w:val="253C37"/>
+                <w:sz w:val="18"/>
+              </w:rPr>
+              <w:t>启用 pg_trgm，并建立标题、备忘录 trigram GIN 与状态数组 GIN 索引。</w:t>
+            </w:r>
+          </w:p>
+        </w:tc>
+      </w:tr>
+    </w:tbl>
+    <w:p>
+      <w:pPr>
+        <w:spacing w:after="40"/>
+      </w:pPr>
+    </w:p>
+    <w:p>
+      <w:pPr>
+        <w:pageBreakBefore/>
+        <w:spacing w:before="0" w:after="0"/>
+      </w:pPr>
+      <w:r>
+        <w:rPr>
+          <w:rFonts w:ascii="Microsoft YaHei" w:hAnsi="Microsoft YaHei" w:eastAsia="Microsoft YaHei"/>
+          <w:color w:val="FFFFFF"/>
+          <w:sz w:val="2"/>
+        </w:rPr>
+        <w:t xml:space="preserve"> </w:t>
+      </w:r>
+    </w:p>
+    <w:p>
+      <w:pPr>
         <w:pStyle w:val="Heading1"/>
       </w:pPr>
       <w:r>
@@ -17629,7 +19270,7 @@
                 <w:color w:val="253C37"/>
                 <w:sz w:val="18"/>
               </w:rPr>
-              <w:t>server/test/summaries.e2e.spec.ts</w:t>
+              <w:t>server/test/memory-search-cursor.spec.ts</w:t>
             </w:r>
           </w:p>
         </w:tc>
@@ -17687,7 +19328,7 @@
                 <w:color w:val="253C37"/>
                 <w:sz w:val="18"/>
               </w:rPr>
-              <w:t>summaries.e2e 的端到端接口测试；固定关键输入、成功路径和异常边界，防止功能修改后回归。</w:t>
+              <w:t>memory-search-cursor 的单元与回归测试；固定关键输入、成功路径和异常边界，防止功能修改后回归。</w:t>
             </w:r>
           </w:p>
         </w:tc>
@@ -17861,7 +19502,7 @@
                 <w:color w:val="253C37"/>
                 <w:sz w:val="18"/>
               </w:rPr>
-              <w:t>server/test/summaries.service.spec.ts</w:t>
+              <w:t>server/test/memory-search-query.spec.ts</w:t>
             </w:r>
           </w:p>
         </w:tc>
@@ -17917,7 +19558,7 @@
                 <w:color w:val="253C37"/>
                 <w:sz w:val="18"/>
               </w:rPr>
-              <w:t>summaries.service 的单元与回归测试；固定关键输入、成功路径和异常边界，防止功能修改后回归。</w:t>
+              <w:t>memory-search-query 的单元与回归测试；固定关键输入、成功路径和异常边界，防止功能修改后回归。</w:t>
             </w:r>
           </w:p>
         </w:tc>
@@ -17951,7 +19592,7 @@
                 <w:color w:val="253C37"/>
                 <w:sz w:val="18"/>
               </w:rPr>
-              <w:t>server/test/summary-ai.adapter.spec.ts</w:t>
+              <w:t>server/test/memory-search-schema.spec.ts</w:t>
             </w:r>
           </w:p>
         </w:tc>
@@ -18009,7 +19650,7 @@
                 <w:color w:val="253C37"/>
                 <w:sz w:val="18"/>
               </w:rPr>
-              <w:t>summary-ai.adapter 的单元与回归测试；固定关键输入、成功路径和异常边界，防止功能修改后回归。</w:t>
+              <w:t>memory-search-schema 的单元与回归测试；固定关键输入、成功路径和异常边界，防止功能修改后回归。</w:t>
             </w:r>
           </w:p>
         </w:tc>
@@ -18042,7 +19683,7 @@
                 <w:color w:val="253C37"/>
                 <w:sz w:val="18"/>
               </w:rPr>
-              <w:t>server/test/summary-preferences.e2e.spec.ts</w:t>
+              <w:t>server/test/memory-search.service.spec.ts</w:t>
             </w:r>
           </w:p>
         </w:tc>
@@ -18098,7 +19739,7 @@
                 <w:color w:val="253C37"/>
                 <w:sz w:val="18"/>
               </w:rPr>
-              <w:t>summary-preferences.e2e 的端到端接口测试；固定关键输入、成功路径和异常边界，防止功能修改后回归。</w:t>
+              <w:t>memory-search.service 的单元与回归测试；固定关键输入、成功路径和异常边界，防止功能修改后回归。</w:t>
             </w:r>
           </w:p>
         </w:tc>
@@ -18132,7 +19773,7 @@
                 <w:color w:val="253C37"/>
                 <w:sz w:val="18"/>
               </w:rPr>
-              <w:t>server/test/summary-preferences.service.spec.ts</w:t>
+              <w:t>server/test/summaries.e2e.spec.ts</w:t>
             </w:r>
           </w:p>
         </w:tc>
@@ -18190,7 +19831,7 @@
                 <w:color w:val="253C37"/>
                 <w:sz w:val="18"/>
               </w:rPr>
-              <w:t>summary-preferences.service 的单元与回归测试；固定关键输入、成功路径和异常边界，防止功能修改后回归。</w:t>
+              <w:t>summaries.e2e 的端到端接口测试；固定关键输入、成功路径和异常边界，防止功能修改后回归。</w:t>
             </w:r>
           </w:p>
         </w:tc>
@@ -18223,7 +19864,7 @@
                 <w:color w:val="253C37"/>
                 <w:sz w:val="18"/>
               </w:rPr>
-              <w:t>server/test/summary-schema.spec.ts</w:t>
+              <w:t>server/test/summaries.service.spec.ts</w:t>
             </w:r>
           </w:p>
         </w:tc>
@@ -18279,7 +19920,7 @@
                 <w:color w:val="253C37"/>
                 <w:sz w:val="18"/>
               </w:rPr>
-              <w:t>summary-schema 的单元与回归测试；固定关键输入、成功路径和异常边界，防止功能修改后回归。</w:t>
+              <w:t>summaries.service 的单元与回归测试；固定关键输入、成功路径和异常边界，防止功能修改后回归。</w:t>
             </w:r>
           </w:p>
         </w:tc>
@@ -18313,7 +19954,7 @@
                 <w:color w:val="253C37"/>
                 <w:sz w:val="18"/>
               </w:rPr>
-              <w:t>server/test/summary-snapshot.service.spec.ts</w:t>
+              <w:t>server/test/summary-ai.adapter.spec.ts</w:t>
             </w:r>
           </w:p>
         </w:tc>
@@ -18371,7 +20012,7 @@
                 <w:color w:val="253C37"/>
                 <w:sz w:val="18"/>
               </w:rPr>
-              <w:t>summary-snapshot.service 的单元与回归测试；固定关键输入、成功路径和异常边界，防止功能修改后回归。</w:t>
+              <w:t>summary-ai.adapter 的单元与回归测试；固定关键输入、成功路径和异常边界，防止功能修改后回归。</w:t>
             </w:r>
           </w:p>
         </w:tc>
@@ -18545,7 +20186,7 @@
                 <w:color w:val="253C37"/>
                 <w:sz w:val="18"/>
               </w:rPr>
-              <w:t>server/test/summary-story.domain.spec.ts</w:t>
+              <w:t>server/test/summary-preferences.e2e.spec.ts</w:t>
             </w:r>
           </w:p>
         </w:tc>
@@ -18601,7 +20242,7 @@
                 <w:color w:val="253C37"/>
                 <w:sz w:val="18"/>
               </w:rPr>
-              <w:t>summary-story.domain 的单元与回归测试；固定关键输入、成功路径和异常边界，防止功能修改后回归。</w:t>
+              <w:t>summary-preferences.e2e 的端到端接口测试；固定关键输入、成功路径和异常边界，防止功能修改后回归。</w:t>
             </w:r>
           </w:p>
         </w:tc>
@@ -18635,7 +20276,7 @@
                 <w:color w:val="253C37"/>
                 <w:sz w:val="18"/>
               </w:rPr>
-              <w:t>server/test/summary-template.service.spec.ts</w:t>
+              <w:t>server/test/summary-preferences.service.spec.ts</w:t>
             </w:r>
           </w:p>
         </w:tc>
@@ -18693,7 +20334,7 @@
                 <w:color w:val="253C37"/>
                 <w:sz w:val="18"/>
               </w:rPr>
-              <w:t>summary-template.service 的单元与回归测试；固定关键输入、成功路径和异常边界，防止功能修改后回归。</w:t>
+              <w:t>summary-preferences.service 的单元与回归测试；固定关键输入、成功路径和异常边界，防止功能修改后回归。</w:t>
             </w:r>
           </w:p>
         </w:tc>
@@ -18726,7 +20367,7 @@
                 <w:color w:val="253C37"/>
                 <w:sz w:val="18"/>
               </w:rPr>
-              <w:t>server/test/summary-validation.service.spec.ts</w:t>
+              <w:t>server/test/summary-schema.spec.ts</w:t>
             </w:r>
           </w:p>
         </w:tc>
@@ -18782,7 +20423,7 @@
                 <w:color w:val="253C37"/>
                 <w:sz w:val="18"/>
               </w:rPr>
-              <w:t>summary-validation.service 的单元与回归测试；固定关键输入、成功路径和异常边界，防止功能修改后回归。</w:t>
+              <w:t>summary-schema 的单元与回归测试；固定关键输入、成功路径和异常边界，防止功能修改后回归。</w:t>
             </w:r>
           </w:p>
         </w:tc>
@@ -18816,7 +20457,7 @@
                 <w:color w:val="253C37"/>
                 <w:sz w:val="18"/>
               </w:rPr>
-              <w:t>server/test/summary.domain.spec.ts</w:t>
+              <w:t>server/test/summary-snapshot.service.spec.ts</w:t>
             </w:r>
           </w:p>
         </w:tc>
@@ -18874,7 +20515,7 @@
                 <w:color w:val="253C37"/>
                 <w:sz w:val="18"/>
               </w:rPr>
-              <w:t>summary.domain 的单元与回归测试；固定关键输入、成功路径和异常边界，防止功能修改后回归。</w:t>
+              <w:t>summary-snapshot.service 的单元与回归测试；固定关键输入、成功路径和异常边界，防止功能修改后回归。</w:t>
             </w:r>
           </w:p>
         </w:tc>
@@ -18907,7 +20548,7 @@
                 <w:color w:val="253C37"/>
                 <w:sz w:val="18"/>
               </w:rPr>
-              <w:t>server/test/topics.service.spec.ts</w:t>
+              <w:t>server/test/summary-story.domain.spec.ts</w:t>
             </w:r>
           </w:p>
         </w:tc>
@@ -18963,7 +20604,7 @@
                 <w:color w:val="253C37"/>
                 <w:sz w:val="18"/>
               </w:rPr>
-              <w:t>topics.service 的单元与回归测试；固定关键输入、成功路径和异常边界，防止功能修改后回归。</w:t>
+              <w:t>summary-story.domain 的单元与回归测试；固定关键输入、成功路径和异常边界，防止功能修改后回归。</w:t>
             </w:r>
           </w:p>
         </w:tc>
@@ -18997,7 +20638,7 @@
                 <w:color w:val="253C37"/>
                 <w:sz w:val="18"/>
               </w:rPr>
-              <w:t>server/test/vault-backup.service.spec.ts</w:t>
+              <w:t>server/test/summary-template.service.spec.ts</w:t>
             </w:r>
           </w:p>
         </w:tc>
@@ -19055,7 +20696,7 @@
                 <w:color w:val="253C37"/>
                 <w:sz w:val="18"/>
               </w:rPr>
-              <w:t>vault-backup.service 的单元与回归测试；固定关键输入、成功路径和异常边界，防止功能修改后回归。</w:t>
+              <w:t>summary-template.service 的单元与回归测试；固定关键输入、成功路径和异常边界，防止功能修改后回归。</w:t>
             </w:r>
           </w:p>
         </w:tc>
@@ -19229,7 +20870,7 @@
                 <w:color w:val="253C37"/>
                 <w:sz w:val="18"/>
               </w:rPr>
-              <w:t>server/test/vault-export.service.spec.ts</w:t>
+              <w:t>server/test/summary-validation.service.spec.ts</w:t>
             </w:r>
           </w:p>
         </w:tc>
@@ -19285,7 +20926,7 @@
                 <w:color w:val="253C37"/>
                 <w:sz w:val="18"/>
               </w:rPr>
-              <w:t>vault-export.service 的单元与回归测试；固定关键输入、成功路径和异常边界，防止功能修改后回归。</w:t>
+              <w:t>summary-validation.service 的单元与回归测试；固定关键输入、成功路径和异常边界，防止功能修改后回归。</w:t>
             </w:r>
           </w:p>
         </w:tc>
@@ -19319,7 +20960,7 @@
                 <w:color w:val="253C37"/>
                 <w:sz w:val="18"/>
               </w:rPr>
-              <w:t>server/test/vault-import.service.spec.ts</w:t>
+              <w:t>server/test/summary.domain.spec.ts</w:t>
             </w:r>
           </w:p>
         </w:tc>
@@ -19377,7 +21018,7 @@
                 <w:color w:val="253C37"/>
                 <w:sz w:val="18"/>
               </w:rPr>
-              <w:t>vault-import.service 的单元与回归测试；固定关键输入、成功路径和异常边界，防止功能修改后回归。</w:t>
+              <w:t>summary.domain 的单元与回归测试；固定关键输入、成功路径和异常边界，防止功能修改后回归。</w:t>
             </w:r>
           </w:p>
         </w:tc>
@@ -19410,7 +21051,7 @@
                 <w:color w:val="253C37"/>
                 <w:sz w:val="18"/>
               </w:rPr>
-              <w:t>server/test/vault-schema.spec.ts</w:t>
+              <w:t>server/test/topics.service.spec.ts</w:t>
             </w:r>
           </w:p>
         </w:tc>
@@ -19466,7 +21107,7 @@
                 <w:color w:val="253C37"/>
                 <w:sz w:val="18"/>
               </w:rPr>
-              <w:t>vault-schema 的单元与回归测试；固定关键输入、成功路径和异常边界，防止功能修改后回归。</w:t>
+              <w:t>topics.service 的单元与回归测试；固定关键输入、成功路径和异常边界，防止功能修改后回归。</w:t>
             </w:r>
           </w:p>
         </w:tc>
@@ -19500,7 +21141,7 @@
                 <w:color w:val="253C37"/>
                 <w:sz w:val="18"/>
               </w:rPr>
-              <w:t>src/api/client.test.ts</w:t>
+              <w:t>server/test/vault-backup.service.spec.ts</w:t>
             </w:r>
           </w:p>
         </w:tc>
@@ -19558,7 +21199,7 @@
                 <w:color w:val="253C37"/>
                 <w:sz w:val="18"/>
               </w:rPr>
-              <w:t>client 的单元与回归测试；固定关键输入、成功路径和异常边界，防止功能修改后回归。</w:t>
+              <w:t>vault-backup.service 的单元与回归测试；固定关键输入、成功路径和异常边界，防止功能修改后回归。</w:t>
             </w:r>
           </w:p>
         </w:tc>
@@ -19591,7 +21232,7 @@
                 <w:color w:val="253C37"/>
                 <w:sz w:val="18"/>
               </w:rPr>
-              <w:t>src/app-navigation.test.ts</w:t>
+              <w:t>server/test/vault-export.service.spec.ts</w:t>
             </w:r>
           </w:p>
         </w:tc>
@@ -19647,7 +21288,7 @@
                 <w:color w:val="253C37"/>
                 <w:sz w:val="18"/>
               </w:rPr>
-              <w:t>app-navigation 的单元与回归测试；固定关键输入、成功路径和异常边界，防止功能修改后回归。</w:t>
+              <w:t>vault-export.service 的单元与回归测试；固定关键输入、成功路径和异常边界，防止功能修改后回归。</w:t>
             </w:r>
           </w:p>
         </w:tc>
@@ -19681,7 +21322,7 @@
                 <w:color w:val="253C37"/>
                 <w:sz w:val="18"/>
               </w:rPr>
-              <w:t>src/app-state.test.ts</w:t>
+              <w:t>server/test/vault-import.service.spec.ts</w:t>
             </w:r>
           </w:p>
         </w:tc>
@@ -19739,7 +21380,7 @@
                 <w:color w:val="253C37"/>
                 <w:sz w:val="18"/>
               </w:rPr>
-              <w:t>app-state 的单元与回归测试；固定关键输入、成功路径和异常边界，防止功能修改后回归。</w:t>
+              <w:t>vault-import.service 的单元与回归测试；固定关键输入、成功路径和异常边界，防止功能修改后回归。</w:t>
             </w:r>
           </w:p>
         </w:tc>
@@ -19913,7 +21554,7 @@
                 <w:color w:val="253C37"/>
                 <w:sz w:val="18"/>
               </w:rPr>
-              <w:t>src/components/AppLockGate.test.tsx</w:t>
+              <w:t>server/test/vault-schema.spec.ts</w:t>
             </w:r>
           </w:p>
         </w:tc>
@@ -19969,7 +21610,7 @@
                 <w:color w:val="253C37"/>
                 <w:sz w:val="18"/>
               </w:rPr>
-              <w:t>AppLockGate 的单元与回归测试；固定关键输入、成功路径和异常边界，防止功能修改后回归。</w:t>
+              <w:t>vault-schema 的单元与回归测试；固定关键输入、成功路径和异常边界，防止功能修改后回归。</w:t>
             </w:r>
           </w:p>
         </w:tc>
@@ -20003,7 +21644,7 @@
                 <w:color w:val="253C37"/>
                 <w:sz w:val="18"/>
               </w:rPr>
-              <w:t>src/components/BatchImportDialog.test.tsx</w:t>
+              <w:t>src/api/client.test.ts</w:t>
             </w:r>
           </w:p>
         </w:tc>
@@ -20061,7 +21702,7 @@
                 <w:color w:val="253C37"/>
                 <w:sz w:val="18"/>
               </w:rPr>
-              <w:t>BatchImportDialog 的单元与回归测试；固定关键输入、成功路径和异常边界，防止功能修改后回归。</w:t>
+              <w:t>client 的单元与回归测试；固定关键输入、成功路径和异常边界，防止功能修改后回归。</w:t>
             </w:r>
           </w:p>
         </w:tc>
@@ -20094,7 +21735,7 @@
                 <w:color w:val="253C37"/>
                 <w:sz w:val="18"/>
               </w:rPr>
-              <w:t>src/components/DataVaultPage.test.tsx</w:t>
+              <w:t>src/app-navigation.test.ts</w:t>
             </w:r>
           </w:p>
         </w:tc>
@@ -20150,7 +21791,7 @@
                 <w:color w:val="253C37"/>
                 <w:sz w:val="18"/>
               </w:rPr>
-              <w:t>DataVaultPage 的单元与回归测试；固定关键输入、成功路径和异常边界，防止功能修改后回归。</w:t>
+              <w:t>app-navigation 的单元与回归测试；固定关键输入、成功路径和异常边界，防止功能修改后回归。</w:t>
             </w:r>
           </w:p>
         </w:tc>
@@ -20184,7 +21825,7 @@
                 <w:color w:val="253C37"/>
                 <w:sz w:val="18"/>
               </w:rPr>
-              <w:t>src/components/HomeView.test.tsx</w:t>
+              <w:t>src/app-state.test.ts</w:t>
             </w:r>
           </w:p>
         </w:tc>
@@ -20242,7 +21883,7 @@
                 <w:color w:val="253C37"/>
                 <w:sz w:val="18"/>
               </w:rPr>
-              <w:t>HomeView 的单元与回归测试；固定关键输入、成功路径和异常边界，防止功能修改后回归。</w:t>
+              <w:t>app-state 的单元与回归测试；固定关键输入、成功路径和异常边界，防止功能修改后回归。</w:t>
             </w:r>
           </w:p>
         </w:tc>
@@ -20275,7 +21916,7 @@
                 <w:color w:val="253C37"/>
                 <w:sz w:val="18"/>
               </w:rPr>
-              <w:t>src/components/LongTermCopiesView.test.tsx</w:t>
+              <w:t>src/components/AppLockGate.test.tsx</w:t>
             </w:r>
           </w:p>
         </w:tc>
@@ -20331,7 +21972,7 @@
                 <w:color w:val="253C37"/>
                 <w:sz w:val="18"/>
               </w:rPr>
-              <w:t>LongTermCopiesView 的单元与回归测试；固定关键输入、成功路径和异常边界，防止功能修改后回归。</w:t>
+              <w:t>AppLockGate 的单元与回归测试；固定关键输入、成功路径和异常边界，防止功能修改后回归。</w:t>
             </w:r>
           </w:p>
         </w:tc>
@@ -20365,7 +22006,7 @@
                 <w:color w:val="253C37"/>
                 <w:sz w:val="18"/>
               </w:rPr>
-              <w:t>src/components/LongTermCopyDecisionDialog.test.tsx</w:t>
+              <w:t>src/components/BatchImportDialog.test.tsx</w:t>
             </w:r>
           </w:p>
         </w:tc>
@@ -20423,7 +22064,7 @@
                 <w:color w:val="253C37"/>
                 <w:sz w:val="18"/>
               </w:rPr>
-              <w:t>LongTermCopyDecisionDialog 的单元与回归测试；固定关键输入、成功路径和异常边界，防止功能修改后回归。</w:t>
+              <w:t>BatchImportDialog 的单元与回归测试；固定关键输入、成功路径和异常边界，防止功能修改后回归。</w:t>
             </w:r>
           </w:p>
         </w:tc>
@@ -20597,7 +22238,7 @@
                 <w:color w:val="253C37"/>
                 <w:sz w:val="18"/>
               </w:rPr>
-              <w:t>src/components/LongTermCopyForm.test.tsx</w:t>
+              <w:t>src/components/DataVaultPage.test.tsx</w:t>
             </w:r>
           </w:p>
         </w:tc>
@@ -20653,7 +22294,7 @@
                 <w:color w:val="253C37"/>
                 <w:sz w:val="18"/>
               </w:rPr>
-              <w:t>LongTermCopyForm 的单元与回归测试；固定关键输入、成功路径和异常边界，防止功能修改后回归。</w:t>
+              <w:t>DataVaultPage 的单元与回归测试；固定关键输入、成功路径和异常边界，防止功能修改后回归。</w:t>
             </w:r>
           </w:p>
         </w:tc>
@@ -20687,7 +22328,7 @@
                 <w:color w:val="253C37"/>
                 <w:sz w:val="18"/>
               </w:rPr>
-              <w:t>src/components/MemoryCard.test.tsx</w:t>
+              <w:t>src/components/HomeView.test.tsx</w:t>
             </w:r>
           </w:p>
         </w:tc>
@@ -20745,7 +22386,7 @@
                 <w:color w:val="253C37"/>
                 <w:sz w:val="18"/>
               </w:rPr>
-              <w:t>MemoryCard 的单元与回归测试；固定关键输入、成功路径和异常边界，防止功能修改后回归。</w:t>
+              <w:t>HomeView 的单元与回归测试；固定关键输入、成功路径和异常边界，防止功能修改后回归。</w:t>
             </w:r>
           </w:p>
         </w:tc>
@@ -20778,7 +22419,7 @@
                 <w:color w:val="253C37"/>
                 <w:sz w:val="18"/>
               </w:rPr>
-              <w:t>src/components/MemoryDetail.test.tsx</w:t>
+              <w:t>src/components/LongTermCopiesView.test.tsx</w:t>
             </w:r>
           </w:p>
         </w:tc>
@@ -20834,7 +22475,7 @@
                 <w:color w:val="253C37"/>
                 <w:sz w:val="18"/>
               </w:rPr>
-              <w:t>MemoryDetail 的单元与回归测试；固定关键输入、成功路径和异常边界，防止功能修改后回归。</w:t>
+              <w:t>LongTermCopiesView 的单元与回归测试；固定关键输入、成功路径和异常边界，防止功能修改后回归。</w:t>
             </w:r>
           </w:p>
         </w:tc>
@@ -20868,7 +22509,7 @@
                 <w:color w:val="253C37"/>
                 <w:sz w:val="18"/>
               </w:rPr>
-              <w:t>src/components/MemoryEchoCard.test.tsx</w:t>
+              <w:t>src/components/LongTermCopyDecisionDialog.test.tsx</w:t>
             </w:r>
           </w:p>
         </w:tc>
@@ -20926,7 +22567,7 @@
                 <w:color w:val="253C37"/>
                 <w:sz w:val="18"/>
               </w:rPr>
-              <w:t>MemoryEchoCard 的单元与回归测试；固定关键输入、成功路径和异常边界，防止功能修改后回归。</w:t>
+              <w:t>LongTermCopyDecisionDialog 的单元与回归测试；固定关键输入、成功路径和异常边界，防止功能修改后回归。</w:t>
             </w:r>
           </w:p>
         </w:tc>
@@ -20959,7 +22600,7 @@
                 <w:color w:val="253C37"/>
                 <w:sz w:val="18"/>
               </w:rPr>
-              <w:t>src/components/MemoryEchoPage.test.tsx</w:t>
+              <w:t>src/components/LongTermCopyForm.test.tsx</w:t>
             </w:r>
           </w:p>
         </w:tc>
@@ -21015,7 +22656,7 @@
                 <w:color w:val="253C37"/>
                 <w:sz w:val="18"/>
               </w:rPr>
-              <w:t>MemoryEchoPage 的单元与回归测试；固定关键输入、成功路径和异常边界，防止功能修改后回归。</w:t>
+              <w:t>LongTermCopyForm 的单元与回归测试；固定关键输入、成功路径和异常边界，防止功能修改后回归。</w:t>
             </w:r>
           </w:p>
         </w:tc>
@@ -21049,7 +22690,7 @@
                 <w:color w:val="253C37"/>
                 <w:sz w:val="18"/>
               </w:rPr>
-              <w:t>src/components/MemoryForm.test.tsx</w:t>
+              <w:t>src/components/MemoryCard.test.tsx</w:t>
             </w:r>
           </w:p>
         </w:tc>
@@ -21107,7 +22748,7 @@
                 <w:color w:val="253C37"/>
                 <w:sz w:val="18"/>
               </w:rPr>
-              <w:t>MemoryForm 的单元与回归测试；固定关键输入、成功路径和异常边界，防止功能修改后回归。</w:t>
+              <w:t>MemoryCard 的单元与回归测试；固定关键输入、成功路径和异常边界，防止功能修改后回归。</w:t>
             </w:r>
           </w:p>
         </w:tc>
@@ -21281,7 +22922,7 @@
                 <w:color w:val="253C37"/>
                 <w:sz w:val="18"/>
               </w:rPr>
-              <w:t>src/components/MemorySummaryPage.test.tsx</w:t>
+              <w:t>src/components/MemoryDetail.test.tsx</w:t>
             </w:r>
           </w:p>
         </w:tc>
@@ -21337,7 +22978,7 @@
                 <w:color w:val="253C37"/>
                 <w:sz w:val="18"/>
               </w:rPr>
-              <w:t>MemorySummaryPage 的单元与回归测试；固定关键输入、成功路径和异常边界，防止功能修改后回归。</w:t>
+              <w:t>MemoryDetail 的单元与回归测试；固定关键输入、成功路径和异常边界，防止功能修改后回归。</w:t>
             </w:r>
           </w:p>
         </w:tc>
@@ -21371,7 +23012,7 @@
                 <w:color w:val="253C37"/>
                 <w:sz w:val="18"/>
               </w:rPr>
-              <w:t>src/components/SummaryArchivePage.test.tsx</w:t>
+              <w:t>src/components/MemoryEchoCard.test.tsx</w:t>
             </w:r>
           </w:p>
         </w:tc>
@@ -21429,7 +23070,7 @@
                 <w:color w:val="253C37"/>
                 <w:sz w:val="18"/>
               </w:rPr>
-              <w:t>SummaryArchivePage 的单元与回归测试；固定关键输入、成功路径和异常边界，防止功能修改后回归。</w:t>
+              <w:t>MemoryEchoCard 的单元与回归测试；固定关键输入、成功路径和异常边界，防止功能修改后回归。</w:t>
             </w:r>
           </w:p>
         </w:tc>
@@ -21462,7 +23103,7 @@
                 <w:color w:val="253C37"/>
                 <w:sz w:val="18"/>
               </w:rPr>
-              <w:t>src/components/SummaryReflectionEditor.test.tsx</w:t>
+              <w:t>src/components/MemoryEchoPage.test.tsx</w:t>
             </w:r>
           </w:p>
         </w:tc>
@@ -21518,7 +23159,7 @@
                 <w:color w:val="253C37"/>
                 <w:sz w:val="18"/>
               </w:rPr>
-              <w:t>SummaryReflectionEditor 的单元与回归测试；固定关键输入、成功路径和异常边界，防止功能修改后回归。</w:t>
+              <w:t>MemoryEchoPage 的单元与回归测试；固定关键输入、成功路径和异常边界，防止功能修改后回归。</w:t>
             </w:r>
           </w:p>
         </w:tc>
@@ -21552,7 +23193,7 @@
                 <w:color w:val="253C37"/>
                 <w:sz w:val="18"/>
               </w:rPr>
-              <w:t>src/components/SummaryReminderCard.test.tsx</w:t>
+              <w:t>src/components/MemoryForm.test.tsx</w:t>
             </w:r>
           </w:p>
         </w:tc>
@@ -21610,7 +23251,7 @@
                 <w:color w:val="253C37"/>
                 <w:sz w:val="18"/>
               </w:rPr>
-              <w:t>SummaryReminderCard 的单元与回归测试；固定关键输入、成功路径和异常边界，防止功能修改后回归。</w:t>
+              <w:t>MemoryForm 的单元与回归测试；固定关键输入、成功路径和异常边界，防止功能修改后回归。</w:t>
             </w:r>
           </w:p>
         </w:tc>
@@ -21643,7 +23284,7 @@
                 <w:color w:val="253C37"/>
                 <w:sz w:val="18"/>
               </w:rPr>
-              <w:t>src/components/SummaryStoryEditor.test.tsx</w:t>
+              <w:t>src/components/MemorySearchConfirmation.test.tsx</w:t>
             </w:r>
           </w:p>
         </w:tc>
@@ -21699,7 +23340,7 @@
                 <w:color w:val="253C37"/>
                 <w:sz w:val="18"/>
               </w:rPr>
-              <w:t>SummaryStoryEditor 的单元与回归测试；固定关键输入、成功路径和异常边界，防止功能修改后回归。</w:t>
+              <w:t>MemorySearchConfirmation 的单元与回归测试；固定关键输入、成功路径和异常边界，防止功能修改后回归。</w:t>
             </w:r>
           </w:p>
         </w:tc>
@@ -21733,7 +23374,7 @@
                 <w:color w:val="253C37"/>
                 <w:sz w:val="18"/>
               </w:rPr>
-              <w:t>src/components/SummaryStoryPage.test.tsx</w:t>
+              <w:t>src/components/MemorySearchFilters.test.tsx</w:t>
             </w:r>
           </w:p>
         </w:tc>
@@ -21791,7 +23432,7 @@
                 <w:color w:val="253C37"/>
                 <w:sz w:val="18"/>
               </w:rPr>
-              <w:t>SummaryStoryPage 的单元与回归测试；固定关键输入、成功路径和异常边界，防止功能修改后回归。</w:t>
+              <w:t>MemorySearchFilters 的单元与回归测试；固定关键输入、成功路径和异常边界，防止功能修改后回归。</w:t>
             </w:r>
           </w:p>
         </w:tc>
@@ -21965,7 +23606,7 @@
                 <w:color w:val="253C37"/>
                 <w:sz w:val="18"/>
               </w:rPr>
-              <w:t>src/components/SummaryStoryPlayer.test.tsx</w:t>
+              <w:t>src/components/MemorySearchInput.test.tsx</w:t>
             </w:r>
           </w:p>
         </w:tc>
@@ -22021,7 +23662,7 @@
                 <w:color w:val="253C37"/>
                 <w:sz w:val="18"/>
               </w:rPr>
-              <w:t>SummaryStoryPlayer 的单元与回归测试；固定关键输入、成功路径和异常边界，防止功能修改后回归。</w:t>
+              <w:t>MemorySearchInput 的单元与回归测试；固定关键输入、成功路径和异常边界，防止功能修改后回归。</w:t>
             </w:r>
           </w:p>
         </w:tc>
@@ -22055,7 +23696,7 @@
                 <w:color w:val="253C37"/>
                 <w:sz w:val="18"/>
               </w:rPr>
-              <w:t>src/domain/batch-import.test.ts</w:t>
+              <w:t>src/components/MemorySearchPage.test.tsx</w:t>
             </w:r>
           </w:p>
         </w:tc>
@@ -22113,7 +23754,7 @@
                 <w:color w:val="253C37"/>
                 <w:sz w:val="18"/>
               </w:rPr>
-              <w:t>batch-import 的单元与回归测试；固定关键输入、成功路径和异常边界，防止功能修改后回归。</w:t>
+              <w:t>MemorySearchPage 的单元与回归测试；固定关键输入、成功路径和异常边界，防止功能修改后回归。</w:t>
             </w:r>
           </w:p>
         </w:tc>
@@ -22146,7 +23787,7 @@
                 <w:color w:val="253C37"/>
                 <w:sz w:val="18"/>
               </w:rPr>
-              <w:t>src/domain/date.test.ts</w:t>
+              <w:t>src/components/MemorySearchTimeline.test.tsx</w:t>
             </w:r>
           </w:p>
         </w:tc>
@@ -22202,7 +23843,7 @@
                 <w:color w:val="253C37"/>
                 <w:sz w:val="18"/>
               </w:rPr>
-              <w:t>date 的单元与回归测试；固定关键输入、成功路径和异常边界，防止功能修改后回归。</w:t>
+              <w:t>MemorySearchTimeline 的单元与回归测试；固定关键输入、成功路径和异常边界，防止功能修改后回归。</w:t>
             </w:r>
           </w:p>
         </w:tc>
@@ -22236,7 +23877,7 @@
                 <w:color w:val="253C37"/>
                 <w:sz w:val="18"/>
               </w:rPr>
-              <w:t>src/domain/important-day.test.ts</w:t>
+              <w:t>src/components/MemorySummaryPage.test.tsx</w:t>
             </w:r>
           </w:p>
         </w:tc>
@@ -22294,7 +23935,7 @@
                 <w:color w:val="253C37"/>
                 <w:sz w:val="18"/>
               </w:rPr>
-              <w:t>important-day 的单元与回归测试；固定关键输入、成功路径和异常边界，防止功能修改后回归。</w:t>
+              <w:t>MemorySummaryPage 的单元与回归测试；固定关键输入、成功路径和异常边界，防止功能修改后回归。</w:t>
             </w:r>
           </w:p>
         </w:tc>
@@ -22327,7 +23968,7 @@
                 <w:color w:val="253C37"/>
                 <w:sz w:val="18"/>
               </w:rPr>
-              <w:t>src/domain/long-term-copy-policy.test.ts</w:t>
+              <w:t>src/components/SummaryArchivePage.test.tsx</w:t>
             </w:r>
           </w:p>
         </w:tc>
@@ -22383,7 +24024,7 @@
                 <w:color w:val="253C37"/>
                 <w:sz w:val="18"/>
               </w:rPr>
-              <w:t>long-term-copy-policy 的单元与回归测试；固定关键输入、成功路径和异常边界，防止功能修改后回归。</w:t>
+              <w:t>SummaryArchivePage 的单元与回归测试；固定关键输入、成功路径和异常边界，防止功能修改后回归。</w:t>
             </w:r>
           </w:p>
         </w:tc>
@@ -22417,7 +24058,7 @@
                 <w:color w:val="253C37"/>
                 <w:sz w:val="18"/>
               </w:rPr>
-              <w:t>src/domain/memory-echo-state.test.ts</w:t>
+              <w:t>src/components/SummaryReflectionEditor.test.tsx</w:t>
             </w:r>
           </w:p>
         </w:tc>
@@ -22475,7 +24116,7 @@
                 <w:color w:val="253C37"/>
                 <w:sz w:val="18"/>
               </w:rPr>
-              <w:t>memory-echo-state 的单元与回归测试；固定关键输入、成功路径和异常边界，防止功能修改后回归。</w:t>
+              <w:t>SummaryReflectionEditor 的单元与回归测试；固定关键输入、成功路径和异常边界，防止功能修改后回归。</w:t>
             </w:r>
           </w:p>
         </w:tc>
@@ -22649,7 +24290,7 @@
                 <w:color w:val="253C37"/>
                 <w:sz w:val="18"/>
               </w:rPr>
-              <w:t>src/domain/memory-summary.test.ts</w:t>
+              <w:t>src/components/SummaryReminderCard.test.tsx</w:t>
             </w:r>
           </w:p>
         </w:tc>
@@ -22705,7 +24346,7 @@
                 <w:color w:val="253C37"/>
                 <w:sz w:val="18"/>
               </w:rPr>
-              <w:t>memory-summary 的单元与回归测试；固定关键输入、成功路径和异常边界，防止功能修改后回归。</w:t>
+              <w:t>SummaryReminderCard 的单元与回归测试；固定关键输入、成功路径和异常边界，防止功能修改后回归。</w:t>
             </w:r>
           </w:p>
         </w:tc>
@@ -22739,7 +24380,7 @@
                 <w:color w:val="253C37"/>
                 <w:sz w:val="18"/>
               </w:rPr>
-              <w:t>src/domain/memory.test.ts</w:t>
+              <w:t>src/components/SummaryStoryEditor.test.tsx</w:t>
             </w:r>
           </w:p>
         </w:tc>
@@ -22797,7 +24438,7 @@
                 <w:color w:val="253C37"/>
                 <w:sz w:val="18"/>
               </w:rPr>
-              <w:t>memory 的单元与回归测试；固定关键输入、成功路径和异常边界，防止功能修改后回归。</w:t>
+              <w:t>SummaryStoryEditor 的单元与回归测试；固定关键输入、成功路径和异常边界，防止功能修改后回归。</w:t>
             </w:r>
           </w:p>
         </w:tc>
@@ -22830,7 +24471,7 @@
                 <w:color w:val="253C37"/>
                 <w:sz w:val="18"/>
               </w:rPr>
-              <w:t>src/hooks/use-memory-summaries.test.ts</w:t>
+              <w:t>src/components/SummaryStoryPage.test.tsx</w:t>
             </w:r>
           </w:p>
         </w:tc>
@@ -22886,7 +24527,7 @@
                 <w:color w:val="253C37"/>
                 <w:sz w:val="18"/>
               </w:rPr>
-              <w:t>use-memory-summaries 的单元与回归测试；固定关键输入、成功路径和异常边界，防止功能修改后回归。</w:t>
+              <w:t>SummaryStoryPage 的单元与回归测试；固定关键输入、成功路径和异常边界，防止功能修改后回归。</w:t>
             </w:r>
           </w:p>
         </w:tc>
@@ -22920,7 +24561,7 @@
                 <w:color w:val="253C37"/>
                 <w:sz w:val="18"/>
               </w:rPr>
-              <w:t>src/repositories/api-long-term-copy-repository.test.ts</w:t>
+              <w:t>src/components/SummaryStoryPlayer.test.tsx</w:t>
             </w:r>
           </w:p>
         </w:tc>
@@ -22978,7 +24619,7 @@
                 <w:color w:val="253C37"/>
                 <w:sz w:val="18"/>
               </w:rPr>
-              <w:t>api-long-term-copy-repository 的单元与回归测试；固定关键输入、成功路径和异常边界，防止功能修改后回归。</w:t>
+              <w:t>SummaryStoryPlayer 的单元与回归测试；固定关键输入、成功路径和异常边界，防止功能修改后回归。</w:t>
             </w:r>
           </w:p>
         </w:tc>
@@ -23011,7 +24652,7 @@
                 <w:color w:val="253C37"/>
                 <w:sz w:val="18"/>
               </w:rPr>
-              <w:t>src/repositories/api-memory-echo-repository.test.ts</w:t>
+              <w:t>src/domain/batch-import.test.ts</w:t>
             </w:r>
           </w:p>
         </w:tc>
@@ -23067,7 +24708,7 @@
                 <w:color w:val="253C37"/>
                 <w:sz w:val="18"/>
               </w:rPr>
-              <w:t>api-memory-echo-repository 的单元与回归测试；固定关键输入、成功路径和异常边界，防止功能修改后回归。</w:t>
+              <w:t>batch-import 的单元与回归测试；固定关键输入、成功路径和异常边界，防止功能修改后回归。</w:t>
             </w:r>
           </w:p>
         </w:tc>
@@ -23101,7 +24742,7 @@
                 <w:color w:val="253C37"/>
                 <w:sz w:val="18"/>
               </w:rPr>
-              <w:t>src/repositories/api-memory-repository.test.ts</w:t>
+              <w:t>src/domain/date.test.ts</w:t>
             </w:r>
           </w:p>
         </w:tc>
@@ -23159,7 +24800,7 @@
                 <w:color w:val="253C37"/>
                 <w:sz w:val="18"/>
               </w:rPr>
-              <w:t>api-memory-repository 的单元与回归测试；固定关键输入、成功路径和异常边界，防止功能修改后回归。</w:t>
+              <w:t>date 的单元与回归测试；固定关键输入、成功路径和异常边界，防止功能修改后回归。</w:t>
             </w:r>
           </w:p>
         </w:tc>
@@ -23333,7 +24974,7 @@
                 <w:color w:val="253C37"/>
                 <w:sz w:val="18"/>
               </w:rPr>
-              <w:t>src/repositories/api-summary-repository.test.ts</w:t>
+              <w:t>src/domain/important-day.test.ts</w:t>
             </w:r>
           </w:p>
         </w:tc>
@@ -23389,7 +25030,7 @@
                 <w:color w:val="253C37"/>
                 <w:sz w:val="18"/>
               </w:rPr>
-              <w:t>api-summary-repository 的单元与回归测试；固定关键输入、成功路径和异常边界，防止功能修改后回归。</w:t>
+              <w:t>important-day 的单元与回归测试；固定关键输入、成功路径和异常边界，防止功能修改后回归。</w:t>
             </w:r>
           </w:p>
         </w:tc>
@@ -23423,7 +25064,7 @@
                 <w:color w:val="253C37"/>
                 <w:sz w:val="18"/>
               </w:rPr>
-              <w:t>src/repositories/api-topic-repository.test.ts</w:t>
+              <w:t>src/domain/long-term-copy-policy.test.ts</w:t>
             </w:r>
           </w:p>
         </w:tc>
@@ -23481,7 +25122,7 @@
                 <w:color w:val="253C37"/>
                 <w:sz w:val="18"/>
               </w:rPr>
-              <w:t>api-topic-repository 的单元与回归测试；固定关键输入、成功路径和异常边界，防止功能修改后回归。</w:t>
+              <w:t>long-term-copy-policy 的单元与回归测试；固定关键输入、成功路径和异常边界，防止功能修改后回归。</w:t>
             </w:r>
           </w:p>
         </w:tc>
@@ -23514,7 +25155,7 @@
                 <w:color w:val="253C37"/>
                 <w:sz w:val="18"/>
               </w:rPr>
-              <w:t>src/storage/db.test.ts</w:t>
+              <w:t>src/domain/memory-echo-state.test.ts</w:t>
             </w:r>
           </w:p>
         </w:tc>
@@ -23570,7 +25211,7 @@
                 <w:color w:val="253C37"/>
                 <w:sz w:val="18"/>
               </w:rPr>
-              <w:t>db 的单元与回归测试；固定关键输入、成功路径和异常边界，防止功能修改后回归。</w:t>
+              <w:t>memory-echo-state 的单元与回归测试；固定关键输入、成功路径和异常边界，防止功能修改后回归。</w:t>
             </w:r>
           </w:p>
         </w:tc>
@@ -23604,7 +25245,7 @@
                 <w:color w:val="253C37"/>
                 <w:sz w:val="18"/>
               </w:rPr>
-              <w:t>src/storage/image-metadata.test.ts</w:t>
+              <w:t>src/domain/memory-query-parser.test.ts</w:t>
             </w:r>
           </w:p>
         </w:tc>
@@ -23662,7 +25303,7 @@
                 <w:color w:val="253C37"/>
                 <w:sz w:val="18"/>
               </w:rPr>
-              <w:t>image-metadata 的单元与回归测试；固定关键输入、成功路径和异常边界，防止功能修改后回归。</w:t>
+              <w:t>memory-query-parser 的单元与回归测试；固定关键输入、成功路径和异常边界，防止功能修改后回归。</w:t>
             </w:r>
           </w:p>
         </w:tc>
@@ -23695,6 +25336,1464 @@
                 <w:color w:val="253C37"/>
                 <w:sz w:val="18"/>
               </w:rPr>
+              <w:t>src/domain/memory-search-state.test.ts</w:t>
+            </w:r>
+          </w:p>
+        </w:tc>
+        <w:tc>
+          <w:tcPr>
+            <w:tcW w:type="dxa" w:w="1800"/>
+            <w:vAlign w:val="center"/>
+            <w:tcMar>
+              <w:top w:w="110" w:type="dxa"/>
+              <w:start w:w="120" w:type="dxa"/>
+              <w:bottom w:w="110" w:type="dxa"/>
+              <w:end w:w="120" w:type="dxa"/>
+            </w:tcMar>
+          </w:tcPr>
+          <w:p>
+            <w:pPr>
+              <w:spacing w:after="0" w:line="288" w:lineRule="auto"/>
+              <w:jc w:val="left"/>
+            </w:pPr>
+            <w:r/>
+            <w:r>
+              <w:rPr>
+                <w:rFonts w:ascii="Microsoft YaHei" w:hAnsi="Microsoft YaHei" w:eastAsia="Microsoft YaHei"/>
+                <w:b w:val="0"/>
+                <w:color w:val="253C37"/>
+                <w:sz w:val="18"/>
+              </w:rPr>
+              <w:t>自动化测试</w:t>
+            </w:r>
+          </w:p>
+        </w:tc>
+        <w:tc>
+          <w:tcPr>
+            <w:tcW w:type="dxa" w:w="4680"/>
+            <w:vAlign w:val="center"/>
+            <w:tcMar>
+              <w:top w:w="110" w:type="dxa"/>
+              <w:start w:w="120" w:type="dxa"/>
+              <w:bottom w:w="110" w:type="dxa"/>
+              <w:end w:w="120" w:type="dxa"/>
+            </w:tcMar>
+          </w:tcPr>
+          <w:p>
+            <w:pPr>
+              <w:spacing w:after="0" w:line="288" w:lineRule="auto"/>
+              <w:jc w:val="left"/>
+            </w:pPr>
+            <w:r/>
+            <w:r>
+              <w:rPr>
+                <w:rFonts w:ascii="Microsoft YaHei" w:hAnsi="Microsoft YaHei" w:eastAsia="Microsoft YaHei"/>
+                <w:b w:val="0"/>
+                <w:color w:val="253C37"/>
+                <w:sz w:val="18"/>
+              </w:rPr>
+              <w:t>memory-search-state 的单元与回归测试；固定关键输入、成功路径和异常边界，防止功能修改后回归。</w:t>
+            </w:r>
+          </w:p>
+        </w:tc>
+      </w:tr>
+      <w:tr>
+        <w:trPr>
+          <w:cantSplit/>
+        </w:trPr>
+        <w:tc>
+          <w:tcPr>
+            <w:tcW w:type="dxa" w:w="3528"/>
+            <w:shd w:fill="EEF5F2"/>
+            <w:vAlign w:val="center"/>
+            <w:tcMar>
+              <w:top w:w="110" w:type="dxa"/>
+              <w:start w:w="120" w:type="dxa"/>
+              <w:bottom w:w="110" w:type="dxa"/>
+              <w:end w:w="120" w:type="dxa"/>
+            </w:tcMar>
+          </w:tcPr>
+          <w:p>
+            <w:pPr>
+              <w:spacing w:after="0" w:line="288" w:lineRule="auto"/>
+              <w:jc w:val="left"/>
+            </w:pPr>
+            <w:r/>
+            <w:r>
+              <w:rPr>
+                <w:rFonts w:ascii="Microsoft YaHei" w:hAnsi="Microsoft YaHei" w:eastAsia="Microsoft YaHei"/>
+                <w:b w:val="0"/>
+                <w:color w:val="253C37"/>
+                <w:sz w:val="18"/>
+              </w:rPr>
+              <w:t>src/domain/memory-search.test.ts</w:t>
+            </w:r>
+          </w:p>
+        </w:tc>
+        <w:tc>
+          <w:tcPr>
+            <w:tcW w:type="dxa" w:w="1800"/>
+            <w:shd w:fill="EEF5F2"/>
+            <w:vAlign w:val="center"/>
+            <w:tcMar>
+              <w:top w:w="110" w:type="dxa"/>
+              <w:start w:w="120" w:type="dxa"/>
+              <w:bottom w:w="110" w:type="dxa"/>
+              <w:end w:w="120" w:type="dxa"/>
+            </w:tcMar>
+          </w:tcPr>
+          <w:p>
+            <w:pPr>
+              <w:spacing w:after="0" w:line="288" w:lineRule="auto"/>
+              <w:jc w:val="left"/>
+            </w:pPr>
+            <w:r/>
+            <w:r>
+              <w:rPr>
+                <w:rFonts w:ascii="Microsoft YaHei" w:hAnsi="Microsoft YaHei" w:eastAsia="Microsoft YaHei"/>
+                <w:b w:val="0"/>
+                <w:color w:val="253C37"/>
+                <w:sz w:val="18"/>
+              </w:rPr>
+              <w:t>自动化测试</w:t>
+            </w:r>
+          </w:p>
+        </w:tc>
+        <w:tc>
+          <w:tcPr>
+            <w:tcW w:type="dxa" w:w="4680"/>
+            <w:shd w:fill="EEF5F2"/>
+            <w:vAlign w:val="center"/>
+            <w:tcMar>
+              <w:top w:w="110" w:type="dxa"/>
+              <w:start w:w="120" w:type="dxa"/>
+              <w:bottom w:w="110" w:type="dxa"/>
+              <w:end w:w="120" w:type="dxa"/>
+            </w:tcMar>
+          </w:tcPr>
+          <w:p>
+            <w:pPr>
+              <w:spacing w:after="0" w:line="288" w:lineRule="auto"/>
+              <w:jc w:val="left"/>
+            </w:pPr>
+            <w:r/>
+            <w:r>
+              <w:rPr>
+                <w:rFonts w:ascii="Microsoft YaHei" w:hAnsi="Microsoft YaHei" w:eastAsia="Microsoft YaHei"/>
+                <w:b w:val="0"/>
+                <w:color w:val="253C37"/>
+                <w:sz w:val="18"/>
+              </w:rPr>
+              <w:t>memory-search 的单元与回归测试；固定关键输入、成功路径和异常边界，防止功能修改后回归。</w:t>
+            </w:r>
+          </w:p>
+        </w:tc>
+      </w:tr>
+    </w:tbl>
+    <w:p>
+      <w:pPr>
+        <w:spacing w:after="40"/>
+      </w:pPr>
+    </w:p>
+    <w:p>
+      <w:pPr>
+        <w:pageBreakBefore/>
+        <w:spacing w:before="0" w:after="0"/>
+      </w:pPr>
+      <w:r>
+        <w:rPr>
+          <w:rFonts w:ascii="Microsoft YaHei" w:hAnsi="Microsoft YaHei" w:eastAsia="Microsoft YaHei"/>
+          <w:color w:val="FFFFFF"/>
+          <w:sz w:val="2"/>
+        </w:rPr>
+        <w:t xml:space="preserve"> </w:t>
+      </w:r>
+    </w:p>
+    <w:p>
+      <w:pPr>
+        <w:pStyle w:val="Heading2"/>
+      </w:pPr>
+      <w:r>
+        <w:t>自动化测试（续）</w:t>
+      </w:r>
+    </w:p>
+    <w:tbl>
+      <w:tblPr>
+        <w:tblStyle w:val="TableGrid"/>
+        <w:tblW w:type="auto" w:w="0"/>
+        <w:jc w:val="center"/>
+        <w:tblLook w:firstColumn="1" w:firstRow="1" w:lastColumn="0" w:lastRow="0" w:noHBand="0" w:noVBand="1" w:val="04A0"/>
+        <w:tblBorders>
+          <w:top w:val="single" w:sz="4" w:color="D9D9D9"/>
+          <w:left w:val="single" w:sz="4" w:color="D9D9D9"/>
+          <w:bottom w:val="single" w:sz="4" w:color="D9D9D9"/>
+          <w:right w:val="single" w:sz="4" w:color="D9D9D9"/>
+          <w:insideH w:val="single" w:sz="4" w:color="D9D9D9"/>
+          <w:insideV w:val="single" w:sz="4" w:color="D9D9D9"/>
+        </w:tblBorders>
+      </w:tblPr>
+      <w:tblGrid>
+        <w:gridCol w:w="3389"/>
+        <w:gridCol w:w="3389"/>
+        <w:gridCol w:w="3389"/>
+      </w:tblGrid>
+      <w:tr>
+        <w:trPr>
+          <w:tblHeader w:val="true"/>
+          <w:cantSplit/>
+        </w:trPr>
+        <w:tc>
+          <w:tcPr>
+            <w:tcW w:type="dxa" w:w="3528"/>
+            <w:shd w:fill="4F7E78"/>
+            <w:vAlign w:val="center"/>
+            <w:tcMar>
+              <w:top w:w="110" w:type="dxa"/>
+              <w:start w:w="120" w:type="dxa"/>
+              <w:bottom w:w="110" w:type="dxa"/>
+              <w:end w:w="120" w:type="dxa"/>
+            </w:tcMar>
+          </w:tcPr>
+          <w:p>
+            <w:pPr>
+              <w:spacing w:after="0" w:line="288" w:lineRule="auto"/>
+              <w:jc w:val="center"/>
+            </w:pPr>
+            <w:r/>
+            <w:r>
+              <w:rPr>
+                <w:rFonts w:ascii="Microsoft YaHei" w:hAnsi="Microsoft YaHei" w:eastAsia="Microsoft YaHei"/>
+                <w:b/>
+                <w:color w:val="FFFFFF"/>
+                <w:sz w:val="18"/>
+              </w:rPr>
+              <w:t>文件</w:t>
+            </w:r>
+          </w:p>
+        </w:tc>
+        <w:tc>
+          <w:tcPr>
+            <w:tcW w:type="dxa" w:w="1800"/>
+            <w:shd w:fill="4F7E78"/>
+            <w:vAlign w:val="center"/>
+            <w:tcMar>
+              <w:top w:w="110" w:type="dxa"/>
+              <w:start w:w="120" w:type="dxa"/>
+              <w:bottom w:w="110" w:type="dxa"/>
+              <w:end w:w="120" w:type="dxa"/>
+            </w:tcMar>
+          </w:tcPr>
+          <w:p>
+            <w:pPr>
+              <w:spacing w:after="0" w:line="288" w:lineRule="auto"/>
+              <w:jc w:val="center"/>
+            </w:pPr>
+            <w:r/>
+            <w:r>
+              <w:rPr>
+                <w:rFonts w:ascii="Microsoft YaHei" w:hAnsi="Microsoft YaHei" w:eastAsia="Microsoft YaHei"/>
+                <w:b/>
+                <w:color w:val="FFFFFF"/>
+                <w:sz w:val="18"/>
+              </w:rPr>
+              <w:t>对应模块</w:t>
+            </w:r>
+          </w:p>
+        </w:tc>
+        <w:tc>
+          <w:tcPr>
+            <w:tcW w:type="dxa" w:w="4680"/>
+            <w:shd w:fill="4F7E78"/>
+            <w:vAlign w:val="center"/>
+            <w:tcMar>
+              <w:top w:w="110" w:type="dxa"/>
+              <w:start w:w="120" w:type="dxa"/>
+              <w:bottom w:w="110" w:type="dxa"/>
+              <w:end w:w="120" w:type="dxa"/>
+            </w:tcMar>
+          </w:tcPr>
+          <w:p>
+            <w:pPr>
+              <w:spacing w:after="0" w:line="288" w:lineRule="auto"/>
+              <w:jc w:val="center"/>
+            </w:pPr>
+            <w:r/>
+            <w:r>
+              <w:rPr>
+                <w:rFonts w:ascii="Microsoft YaHei" w:hAnsi="Microsoft YaHei" w:eastAsia="Microsoft YaHei"/>
+                <w:b/>
+                <w:color w:val="FFFFFF"/>
+                <w:sz w:val="18"/>
+              </w:rPr>
+              <w:t>实现方式</w:t>
+            </w:r>
+          </w:p>
+        </w:tc>
+      </w:tr>
+      <w:tr>
+        <w:trPr>
+          <w:cantSplit/>
+        </w:trPr>
+        <w:tc>
+          <w:tcPr>
+            <w:tcW w:type="dxa" w:w="3528"/>
+            <w:vAlign w:val="center"/>
+            <w:tcMar>
+              <w:top w:w="110" w:type="dxa"/>
+              <w:start w:w="120" w:type="dxa"/>
+              <w:bottom w:w="110" w:type="dxa"/>
+              <w:end w:w="120" w:type="dxa"/>
+            </w:tcMar>
+          </w:tcPr>
+          <w:p>
+            <w:pPr>
+              <w:spacing w:after="0" w:line="288" w:lineRule="auto"/>
+              <w:jc w:val="left"/>
+            </w:pPr>
+            <w:r/>
+            <w:r>
+              <w:rPr>
+                <w:rFonts w:ascii="Microsoft YaHei" w:hAnsi="Microsoft YaHei" w:eastAsia="Microsoft YaHei"/>
+                <w:b w:val="0"/>
+                <w:color w:val="253C37"/>
+                <w:sz w:val="18"/>
+              </w:rPr>
+              <w:t>src/domain/memory-summary.test.ts</w:t>
+            </w:r>
+          </w:p>
+        </w:tc>
+        <w:tc>
+          <w:tcPr>
+            <w:tcW w:type="dxa" w:w="1800"/>
+            <w:vAlign w:val="center"/>
+            <w:tcMar>
+              <w:top w:w="110" w:type="dxa"/>
+              <w:start w:w="120" w:type="dxa"/>
+              <w:bottom w:w="110" w:type="dxa"/>
+              <w:end w:w="120" w:type="dxa"/>
+            </w:tcMar>
+          </w:tcPr>
+          <w:p>
+            <w:pPr>
+              <w:spacing w:after="0" w:line="288" w:lineRule="auto"/>
+              <w:jc w:val="left"/>
+            </w:pPr>
+            <w:r/>
+            <w:r>
+              <w:rPr>
+                <w:rFonts w:ascii="Microsoft YaHei" w:hAnsi="Microsoft YaHei" w:eastAsia="Microsoft YaHei"/>
+                <w:b w:val="0"/>
+                <w:color w:val="253C37"/>
+                <w:sz w:val="18"/>
+              </w:rPr>
+              <w:t>自动化测试</w:t>
+            </w:r>
+          </w:p>
+        </w:tc>
+        <w:tc>
+          <w:tcPr>
+            <w:tcW w:type="dxa" w:w="4680"/>
+            <w:vAlign w:val="center"/>
+            <w:tcMar>
+              <w:top w:w="110" w:type="dxa"/>
+              <w:start w:w="120" w:type="dxa"/>
+              <w:bottom w:w="110" w:type="dxa"/>
+              <w:end w:w="120" w:type="dxa"/>
+            </w:tcMar>
+          </w:tcPr>
+          <w:p>
+            <w:pPr>
+              <w:spacing w:after="0" w:line="288" w:lineRule="auto"/>
+              <w:jc w:val="left"/>
+            </w:pPr>
+            <w:r/>
+            <w:r>
+              <w:rPr>
+                <w:rFonts w:ascii="Microsoft YaHei" w:hAnsi="Microsoft YaHei" w:eastAsia="Microsoft YaHei"/>
+                <w:b w:val="0"/>
+                <w:color w:val="253C37"/>
+                <w:sz w:val="18"/>
+              </w:rPr>
+              <w:t>memory-summary 的单元与回归测试；固定关键输入、成功路径和异常边界，防止功能修改后回归。</w:t>
+            </w:r>
+          </w:p>
+        </w:tc>
+      </w:tr>
+      <w:tr>
+        <w:trPr>
+          <w:cantSplit/>
+        </w:trPr>
+        <w:tc>
+          <w:tcPr>
+            <w:tcW w:type="dxa" w:w="3528"/>
+            <w:shd w:fill="EEF5F2"/>
+            <w:vAlign w:val="center"/>
+            <w:tcMar>
+              <w:top w:w="110" w:type="dxa"/>
+              <w:start w:w="120" w:type="dxa"/>
+              <w:bottom w:w="110" w:type="dxa"/>
+              <w:end w:w="120" w:type="dxa"/>
+            </w:tcMar>
+          </w:tcPr>
+          <w:p>
+            <w:pPr>
+              <w:spacing w:after="0" w:line="288" w:lineRule="auto"/>
+              <w:jc w:val="left"/>
+            </w:pPr>
+            <w:r/>
+            <w:r>
+              <w:rPr>
+                <w:rFonts w:ascii="Microsoft YaHei" w:hAnsi="Microsoft YaHei" w:eastAsia="Microsoft YaHei"/>
+                <w:b w:val="0"/>
+                <w:color w:val="253C37"/>
+                <w:sz w:val="18"/>
+              </w:rPr>
+              <w:t>src/domain/memory.test.ts</w:t>
+            </w:r>
+          </w:p>
+        </w:tc>
+        <w:tc>
+          <w:tcPr>
+            <w:tcW w:type="dxa" w:w="1800"/>
+            <w:shd w:fill="EEF5F2"/>
+            <w:vAlign w:val="center"/>
+            <w:tcMar>
+              <w:top w:w="110" w:type="dxa"/>
+              <w:start w:w="120" w:type="dxa"/>
+              <w:bottom w:w="110" w:type="dxa"/>
+              <w:end w:w="120" w:type="dxa"/>
+            </w:tcMar>
+          </w:tcPr>
+          <w:p>
+            <w:pPr>
+              <w:spacing w:after="0" w:line="288" w:lineRule="auto"/>
+              <w:jc w:val="left"/>
+            </w:pPr>
+            <w:r/>
+            <w:r>
+              <w:rPr>
+                <w:rFonts w:ascii="Microsoft YaHei" w:hAnsi="Microsoft YaHei" w:eastAsia="Microsoft YaHei"/>
+                <w:b w:val="0"/>
+                <w:color w:val="253C37"/>
+                <w:sz w:val="18"/>
+              </w:rPr>
+              <w:t>自动化测试</w:t>
+            </w:r>
+          </w:p>
+        </w:tc>
+        <w:tc>
+          <w:tcPr>
+            <w:tcW w:type="dxa" w:w="4680"/>
+            <w:shd w:fill="EEF5F2"/>
+            <w:vAlign w:val="center"/>
+            <w:tcMar>
+              <w:top w:w="110" w:type="dxa"/>
+              <w:start w:w="120" w:type="dxa"/>
+              <w:bottom w:w="110" w:type="dxa"/>
+              <w:end w:w="120" w:type="dxa"/>
+            </w:tcMar>
+          </w:tcPr>
+          <w:p>
+            <w:pPr>
+              <w:spacing w:after="0" w:line="288" w:lineRule="auto"/>
+              <w:jc w:val="left"/>
+            </w:pPr>
+            <w:r/>
+            <w:r>
+              <w:rPr>
+                <w:rFonts w:ascii="Microsoft YaHei" w:hAnsi="Microsoft YaHei" w:eastAsia="Microsoft YaHei"/>
+                <w:b w:val="0"/>
+                <w:color w:val="253C37"/>
+                <w:sz w:val="18"/>
+              </w:rPr>
+              <w:t>memory 的单元与回归测试；固定关键输入、成功路径和异常边界，防止功能修改后回归。</w:t>
+            </w:r>
+          </w:p>
+        </w:tc>
+      </w:tr>
+      <w:tr>
+        <w:trPr>
+          <w:cantSplit/>
+        </w:trPr>
+        <w:tc>
+          <w:tcPr>
+            <w:tcW w:type="dxa" w:w="3528"/>
+            <w:vAlign w:val="center"/>
+            <w:tcMar>
+              <w:top w:w="110" w:type="dxa"/>
+              <w:start w:w="120" w:type="dxa"/>
+              <w:bottom w:w="110" w:type="dxa"/>
+              <w:end w:w="120" w:type="dxa"/>
+            </w:tcMar>
+          </w:tcPr>
+          <w:p>
+            <w:pPr>
+              <w:spacing w:after="0" w:line="288" w:lineRule="auto"/>
+              <w:jc w:val="left"/>
+            </w:pPr>
+            <w:r/>
+            <w:r>
+              <w:rPr>
+                <w:rFonts w:ascii="Microsoft YaHei" w:hAnsi="Microsoft YaHei" w:eastAsia="Microsoft YaHei"/>
+                <w:b w:val="0"/>
+                <w:color w:val="253C37"/>
+                <w:sz w:val="18"/>
+              </w:rPr>
+              <w:t>src/hooks/use-memory-summaries.test.ts</w:t>
+            </w:r>
+          </w:p>
+        </w:tc>
+        <w:tc>
+          <w:tcPr>
+            <w:tcW w:type="dxa" w:w="1800"/>
+            <w:vAlign w:val="center"/>
+            <w:tcMar>
+              <w:top w:w="110" w:type="dxa"/>
+              <w:start w:w="120" w:type="dxa"/>
+              <w:bottom w:w="110" w:type="dxa"/>
+              <w:end w:w="120" w:type="dxa"/>
+            </w:tcMar>
+          </w:tcPr>
+          <w:p>
+            <w:pPr>
+              <w:spacing w:after="0" w:line="288" w:lineRule="auto"/>
+              <w:jc w:val="left"/>
+            </w:pPr>
+            <w:r/>
+            <w:r>
+              <w:rPr>
+                <w:rFonts w:ascii="Microsoft YaHei" w:hAnsi="Microsoft YaHei" w:eastAsia="Microsoft YaHei"/>
+                <w:b w:val="0"/>
+                <w:color w:val="253C37"/>
+                <w:sz w:val="18"/>
+              </w:rPr>
+              <w:t>自动化测试</w:t>
+            </w:r>
+          </w:p>
+        </w:tc>
+        <w:tc>
+          <w:tcPr>
+            <w:tcW w:type="dxa" w:w="4680"/>
+            <w:vAlign w:val="center"/>
+            <w:tcMar>
+              <w:top w:w="110" w:type="dxa"/>
+              <w:start w:w="120" w:type="dxa"/>
+              <w:bottom w:w="110" w:type="dxa"/>
+              <w:end w:w="120" w:type="dxa"/>
+            </w:tcMar>
+          </w:tcPr>
+          <w:p>
+            <w:pPr>
+              <w:spacing w:after="0" w:line="288" w:lineRule="auto"/>
+              <w:jc w:val="left"/>
+            </w:pPr>
+            <w:r/>
+            <w:r>
+              <w:rPr>
+                <w:rFonts w:ascii="Microsoft YaHei" w:hAnsi="Microsoft YaHei" w:eastAsia="Microsoft YaHei"/>
+                <w:b w:val="0"/>
+                <w:color w:val="253C37"/>
+                <w:sz w:val="18"/>
+              </w:rPr>
+              <w:t>use-memory-summaries 的单元与回归测试；固定关键输入、成功路径和异常边界，防止功能修改后回归。</w:t>
+            </w:r>
+          </w:p>
+        </w:tc>
+      </w:tr>
+      <w:tr>
+        <w:trPr>
+          <w:cantSplit/>
+        </w:trPr>
+        <w:tc>
+          <w:tcPr>
+            <w:tcW w:type="dxa" w:w="3528"/>
+            <w:shd w:fill="EEF5F2"/>
+            <w:vAlign w:val="center"/>
+            <w:tcMar>
+              <w:top w:w="110" w:type="dxa"/>
+              <w:start w:w="120" w:type="dxa"/>
+              <w:bottom w:w="110" w:type="dxa"/>
+              <w:end w:w="120" w:type="dxa"/>
+            </w:tcMar>
+          </w:tcPr>
+          <w:p>
+            <w:pPr>
+              <w:spacing w:after="0" w:line="288" w:lineRule="auto"/>
+              <w:jc w:val="left"/>
+            </w:pPr>
+            <w:r/>
+            <w:r>
+              <w:rPr>
+                <w:rFonts w:ascii="Microsoft YaHei" w:hAnsi="Microsoft YaHei" w:eastAsia="Microsoft YaHei"/>
+                <w:b w:val="0"/>
+                <w:color w:val="253C37"/>
+                <w:sz w:val="18"/>
+              </w:rPr>
+              <w:t>src/repositories/api-long-term-copy-repository.test.ts</w:t>
+            </w:r>
+          </w:p>
+        </w:tc>
+        <w:tc>
+          <w:tcPr>
+            <w:tcW w:type="dxa" w:w="1800"/>
+            <w:shd w:fill="EEF5F2"/>
+            <w:vAlign w:val="center"/>
+            <w:tcMar>
+              <w:top w:w="110" w:type="dxa"/>
+              <w:start w:w="120" w:type="dxa"/>
+              <w:bottom w:w="110" w:type="dxa"/>
+              <w:end w:w="120" w:type="dxa"/>
+            </w:tcMar>
+          </w:tcPr>
+          <w:p>
+            <w:pPr>
+              <w:spacing w:after="0" w:line="288" w:lineRule="auto"/>
+              <w:jc w:val="left"/>
+            </w:pPr>
+            <w:r/>
+            <w:r>
+              <w:rPr>
+                <w:rFonts w:ascii="Microsoft YaHei" w:hAnsi="Microsoft YaHei" w:eastAsia="Microsoft YaHei"/>
+                <w:b w:val="0"/>
+                <w:color w:val="253C37"/>
+                <w:sz w:val="18"/>
+              </w:rPr>
+              <w:t>自动化测试</w:t>
+            </w:r>
+          </w:p>
+        </w:tc>
+        <w:tc>
+          <w:tcPr>
+            <w:tcW w:type="dxa" w:w="4680"/>
+            <w:shd w:fill="EEF5F2"/>
+            <w:vAlign w:val="center"/>
+            <w:tcMar>
+              <w:top w:w="110" w:type="dxa"/>
+              <w:start w:w="120" w:type="dxa"/>
+              <w:bottom w:w="110" w:type="dxa"/>
+              <w:end w:w="120" w:type="dxa"/>
+            </w:tcMar>
+          </w:tcPr>
+          <w:p>
+            <w:pPr>
+              <w:spacing w:after="0" w:line="288" w:lineRule="auto"/>
+              <w:jc w:val="left"/>
+            </w:pPr>
+            <w:r/>
+            <w:r>
+              <w:rPr>
+                <w:rFonts w:ascii="Microsoft YaHei" w:hAnsi="Microsoft YaHei" w:eastAsia="Microsoft YaHei"/>
+                <w:b w:val="0"/>
+                <w:color w:val="253C37"/>
+                <w:sz w:val="18"/>
+              </w:rPr>
+              <w:t>api-long-term-copy-repository 的单元与回归测试；固定关键输入、成功路径和异常边界，防止功能修改后回归。</w:t>
+            </w:r>
+          </w:p>
+        </w:tc>
+      </w:tr>
+      <w:tr>
+        <w:trPr>
+          <w:cantSplit/>
+        </w:trPr>
+        <w:tc>
+          <w:tcPr>
+            <w:tcW w:type="dxa" w:w="3528"/>
+            <w:vAlign w:val="center"/>
+            <w:tcMar>
+              <w:top w:w="110" w:type="dxa"/>
+              <w:start w:w="120" w:type="dxa"/>
+              <w:bottom w:w="110" w:type="dxa"/>
+              <w:end w:w="120" w:type="dxa"/>
+            </w:tcMar>
+          </w:tcPr>
+          <w:p>
+            <w:pPr>
+              <w:spacing w:after="0" w:line="288" w:lineRule="auto"/>
+              <w:jc w:val="left"/>
+            </w:pPr>
+            <w:r/>
+            <w:r>
+              <w:rPr>
+                <w:rFonts w:ascii="Microsoft YaHei" w:hAnsi="Microsoft YaHei" w:eastAsia="Microsoft YaHei"/>
+                <w:b w:val="0"/>
+                <w:color w:val="253C37"/>
+                <w:sz w:val="18"/>
+              </w:rPr>
+              <w:t>src/repositories/api-memory-echo-repository.test.ts</w:t>
+            </w:r>
+          </w:p>
+        </w:tc>
+        <w:tc>
+          <w:tcPr>
+            <w:tcW w:type="dxa" w:w="1800"/>
+            <w:vAlign w:val="center"/>
+            <w:tcMar>
+              <w:top w:w="110" w:type="dxa"/>
+              <w:start w:w="120" w:type="dxa"/>
+              <w:bottom w:w="110" w:type="dxa"/>
+              <w:end w:w="120" w:type="dxa"/>
+            </w:tcMar>
+          </w:tcPr>
+          <w:p>
+            <w:pPr>
+              <w:spacing w:after="0" w:line="288" w:lineRule="auto"/>
+              <w:jc w:val="left"/>
+            </w:pPr>
+            <w:r/>
+            <w:r>
+              <w:rPr>
+                <w:rFonts w:ascii="Microsoft YaHei" w:hAnsi="Microsoft YaHei" w:eastAsia="Microsoft YaHei"/>
+                <w:b w:val="0"/>
+                <w:color w:val="253C37"/>
+                <w:sz w:val="18"/>
+              </w:rPr>
+              <w:t>自动化测试</w:t>
+            </w:r>
+          </w:p>
+        </w:tc>
+        <w:tc>
+          <w:tcPr>
+            <w:tcW w:type="dxa" w:w="4680"/>
+            <w:vAlign w:val="center"/>
+            <w:tcMar>
+              <w:top w:w="110" w:type="dxa"/>
+              <w:start w:w="120" w:type="dxa"/>
+              <w:bottom w:w="110" w:type="dxa"/>
+              <w:end w:w="120" w:type="dxa"/>
+            </w:tcMar>
+          </w:tcPr>
+          <w:p>
+            <w:pPr>
+              <w:spacing w:after="0" w:line="288" w:lineRule="auto"/>
+              <w:jc w:val="left"/>
+            </w:pPr>
+            <w:r/>
+            <w:r>
+              <w:rPr>
+                <w:rFonts w:ascii="Microsoft YaHei" w:hAnsi="Microsoft YaHei" w:eastAsia="Microsoft YaHei"/>
+                <w:b w:val="0"/>
+                <w:color w:val="253C37"/>
+                <w:sz w:val="18"/>
+              </w:rPr>
+              <w:t>api-memory-echo-repository 的单元与回归测试；固定关键输入、成功路径和异常边界，防止功能修改后回归。</w:t>
+            </w:r>
+          </w:p>
+        </w:tc>
+      </w:tr>
+      <w:tr>
+        <w:trPr>
+          <w:cantSplit/>
+        </w:trPr>
+        <w:tc>
+          <w:tcPr>
+            <w:tcW w:type="dxa" w:w="3528"/>
+            <w:shd w:fill="EEF5F2"/>
+            <w:vAlign w:val="center"/>
+            <w:tcMar>
+              <w:top w:w="110" w:type="dxa"/>
+              <w:start w:w="120" w:type="dxa"/>
+              <w:bottom w:w="110" w:type="dxa"/>
+              <w:end w:w="120" w:type="dxa"/>
+            </w:tcMar>
+          </w:tcPr>
+          <w:p>
+            <w:pPr>
+              <w:spacing w:after="0" w:line="288" w:lineRule="auto"/>
+              <w:jc w:val="left"/>
+            </w:pPr>
+            <w:r/>
+            <w:r>
+              <w:rPr>
+                <w:rFonts w:ascii="Microsoft YaHei" w:hAnsi="Microsoft YaHei" w:eastAsia="Microsoft YaHei"/>
+                <w:b w:val="0"/>
+                <w:color w:val="253C37"/>
+                <w:sz w:val="18"/>
+              </w:rPr>
+              <w:t>src/repositories/api-memory-repository.test.ts</w:t>
+            </w:r>
+          </w:p>
+        </w:tc>
+        <w:tc>
+          <w:tcPr>
+            <w:tcW w:type="dxa" w:w="1800"/>
+            <w:shd w:fill="EEF5F2"/>
+            <w:vAlign w:val="center"/>
+            <w:tcMar>
+              <w:top w:w="110" w:type="dxa"/>
+              <w:start w:w="120" w:type="dxa"/>
+              <w:bottom w:w="110" w:type="dxa"/>
+              <w:end w:w="120" w:type="dxa"/>
+            </w:tcMar>
+          </w:tcPr>
+          <w:p>
+            <w:pPr>
+              <w:spacing w:after="0" w:line="288" w:lineRule="auto"/>
+              <w:jc w:val="left"/>
+            </w:pPr>
+            <w:r/>
+            <w:r>
+              <w:rPr>
+                <w:rFonts w:ascii="Microsoft YaHei" w:hAnsi="Microsoft YaHei" w:eastAsia="Microsoft YaHei"/>
+                <w:b w:val="0"/>
+                <w:color w:val="253C37"/>
+                <w:sz w:val="18"/>
+              </w:rPr>
+              <w:t>自动化测试</w:t>
+            </w:r>
+          </w:p>
+        </w:tc>
+        <w:tc>
+          <w:tcPr>
+            <w:tcW w:type="dxa" w:w="4680"/>
+            <w:shd w:fill="EEF5F2"/>
+            <w:vAlign w:val="center"/>
+            <w:tcMar>
+              <w:top w:w="110" w:type="dxa"/>
+              <w:start w:w="120" w:type="dxa"/>
+              <w:bottom w:w="110" w:type="dxa"/>
+              <w:end w:w="120" w:type="dxa"/>
+            </w:tcMar>
+          </w:tcPr>
+          <w:p>
+            <w:pPr>
+              <w:spacing w:after="0" w:line="288" w:lineRule="auto"/>
+              <w:jc w:val="left"/>
+            </w:pPr>
+            <w:r/>
+            <w:r>
+              <w:rPr>
+                <w:rFonts w:ascii="Microsoft YaHei" w:hAnsi="Microsoft YaHei" w:eastAsia="Microsoft YaHei"/>
+                <w:b w:val="0"/>
+                <w:color w:val="253C37"/>
+                <w:sz w:val="18"/>
+              </w:rPr>
+              <w:t>api-memory-repository 的单元与回归测试；固定关键输入、成功路径和异常边界，防止功能修改后回归。</w:t>
+            </w:r>
+          </w:p>
+        </w:tc>
+      </w:tr>
+    </w:tbl>
+    <w:p>
+      <w:pPr>
+        <w:spacing w:after="40"/>
+      </w:pPr>
+    </w:p>
+    <w:p>
+      <w:pPr>
+        <w:pageBreakBefore/>
+        <w:spacing w:before="0" w:after="0"/>
+      </w:pPr>
+      <w:r>
+        <w:rPr>
+          <w:rFonts w:ascii="Microsoft YaHei" w:hAnsi="Microsoft YaHei" w:eastAsia="Microsoft YaHei"/>
+          <w:color w:val="FFFFFF"/>
+          <w:sz w:val="2"/>
+        </w:rPr>
+        <w:t xml:space="preserve"> </w:t>
+      </w:r>
+    </w:p>
+    <w:p>
+      <w:pPr>
+        <w:pStyle w:val="Heading2"/>
+      </w:pPr>
+      <w:r>
+        <w:t>自动化测试（续）</w:t>
+      </w:r>
+    </w:p>
+    <w:tbl>
+      <w:tblPr>
+        <w:tblStyle w:val="TableGrid"/>
+        <w:tblW w:type="auto" w:w="0"/>
+        <w:jc w:val="center"/>
+        <w:tblLook w:firstColumn="1" w:firstRow="1" w:lastColumn="0" w:lastRow="0" w:noHBand="0" w:noVBand="1" w:val="04A0"/>
+        <w:tblBorders>
+          <w:top w:val="single" w:sz="4" w:color="D9D9D9"/>
+          <w:left w:val="single" w:sz="4" w:color="D9D9D9"/>
+          <w:bottom w:val="single" w:sz="4" w:color="D9D9D9"/>
+          <w:right w:val="single" w:sz="4" w:color="D9D9D9"/>
+          <w:insideH w:val="single" w:sz="4" w:color="D9D9D9"/>
+          <w:insideV w:val="single" w:sz="4" w:color="D9D9D9"/>
+        </w:tblBorders>
+      </w:tblPr>
+      <w:tblGrid>
+        <w:gridCol w:w="3389"/>
+        <w:gridCol w:w="3389"/>
+        <w:gridCol w:w="3389"/>
+      </w:tblGrid>
+      <w:tr>
+        <w:trPr>
+          <w:tblHeader w:val="true"/>
+          <w:cantSplit/>
+        </w:trPr>
+        <w:tc>
+          <w:tcPr>
+            <w:tcW w:type="dxa" w:w="3528"/>
+            <w:shd w:fill="4F7E78"/>
+            <w:vAlign w:val="center"/>
+            <w:tcMar>
+              <w:top w:w="110" w:type="dxa"/>
+              <w:start w:w="120" w:type="dxa"/>
+              <w:bottom w:w="110" w:type="dxa"/>
+              <w:end w:w="120" w:type="dxa"/>
+            </w:tcMar>
+          </w:tcPr>
+          <w:p>
+            <w:pPr>
+              <w:spacing w:after="0" w:line="288" w:lineRule="auto"/>
+              <w:jc w:val="center"/>
+            </w:pPr>
+            <w:r/>
+            <w:r>
+              <w:rPr>
+                <w:rFonts w:ascii="Microsoft YaHei" w:hAnsi="Microsoft YaHei" w:eastAsia="Microsoft YaHei"/>
+                <w:b/>
+                <w:color w:val="FFFFFF"/>
+                <w:sz w:val="18"/>
+              </w:rPr>
+              <w:t>文件</w:t>
+            </w:r>
+          </w:p>
+        </w:tc>
+        <w:tc>
+          <w:tcPr>
+            <w:tcW w:type="dxa" w:w="1800"/>
+            <w:shd w:fill="4F7E78"/>
+            <w:vAlign w:val="center"/>
+            <w:tcMar>
+              <w:top w:w="110" w:type="dxa"/>
+              <w:start w:w="120" w:type="dxa"/>
+              <w:bottom w:w="110" w:type="dxa"/>
+              <w:end w:w="120" w:type="dxa"/>
+            </w:tcMar>
+          </w:tcPr>
+          <w:p>
+            <w:pPr>
+              <w:spacing w:after="0" w:line="288" w:lineRule="auto"/>
+              <w:jc w:val="center"/>
+            </w:pPr>
+            <w:r/>
+            <w:r>
+              <w:rPr>
+                <w:rFonts w:ascii="Microsoft YaHei" w:hAnsi="Microsoft YaHei" w:eastAsia="Microsoft YaHei"/>
+                <w:b/>
+                <w:color w:val="FFFFFF"/>
+                <w:sz w:val="18"/>
+              </w:rPr>
+              <w:t>对应模块</w:t>
+            </w:r>
+          </w:p>
+        </w:tc>
+        <w:tc>
+          <w:tcPr>
+            <w:tcW w:type="dxa" w:w="4680"/>
+            <w:shd w:fill="4F7E78"/>
+            <w:vAlign w:val="center"/>
+            <w:tcMar>
+              <w:top w:w="110" w:type="dxa"/>
+              <w:start w:w="120" w:type="dxa"/>
+              <w:bottom w:w="110" w:type="dxa"/>
+              <w:end w:w="120" w:type="dxa"/>
+            </w:tcMar>
+          </w:tcPr>
+          <w:p>
+            <w:pPr>
+              <w:spacing w:after="0" w:line="288" w:lineRule="auto"/>
+              <w:jc w:val="center"/>
+            </w:pPr>
+            <w:r/>
+            <w:r>
+              <w:rPr>
+                <w:rFonts w:ascii="Microsoft YaHei" w:hAnsi="Microsoft YaHei" w:eastAsia="Microsoft YaHei"/>
+                <w:b/>
+                <w:color w:val="FFFFFF"/>
+                <w:sz w:val="18"/>
+              </w:rPr>
+              <w:t>实现方式</w:t>
+            </w:r>
+          </w:p>
+        </w:tc>
+      </w:tr>
+      <w:tr>
+        <w:trPr>
+          <w:cantSplit/>
+        </w:trPr>
+        <w:tc>
+          <w:tcPr>
+            <w:tcW w:type="dxa" w:w="3528"/>
+            <w:vAlign w:val="center"/>
+            <w:tcMar>
+              <w:top w:w="110" w:type="dxa"/>
+              <w:start w:w="120" w:type="dxa"/>
+              <w:bottom w:w="110" w:type="dxa"/>
+              <w:end w:w="120" w:type="dxa"/>
+            </w:tcMar>
+          </w:tcPr>
+          <w:p>
+            <w:pPr>
+              <w:spacing w:after="0" w:line="288" w:lineRule="auto"/>
+              <w:jc w:val="left"/>
+            </w:pPr>
+            <w:r/>
+            <w:r>
+              <w:rPr>
+                <w:rFonts w:ascii="Microsoft YaHei" w:hAnsi="Microsoft YaHei" w:eastAsia="Microsoft YaHei"/>
+                <w:b w:val="0"/>
+                <w:color w:val="253C37"/>
+                <w:sz w:val="18"/>
+              </w:rPr>
+              <w:t>src/repositories/api-summary-repository.test.ts</w:t>
+            </w:r>
+          </w:p>
+        </w:tc>
+        <w:tc>
+          <w:tcPr>
+            <w:tcW w:type="dxa" w:w="1800"/>
+            <w:vAlign w:val="center"/>
+            <w:tcMar>
+              <w:top w:w="110" w:type="dxa"/>
+              <w:start w:w="120" w:type="dxa"/>
+              <w:bottom w:w="110" w:type="dxa"/>
+              <w:end w:w="120" w:type="dxa"/>
+            </w:tcMar>
+          </w:tcPr>
+          <w:p>
+            <w:pPr>
+              <w:spacing w:after="0" w:line="288" w:lineRule="auto"/>
+              <w:jc w:val="left"/>
+            </w:pPr>
+            <w:r/>
+            <w:r>
+              <w:rPr>
+                <w:rFonts w:ascii="Microsoft YaHei" w:hAnsi="Microsoft YaHei" w:eastAsia="Microsoft YaHei"/>
+                <w:b w:val="0"/>
+                <w:color w:val="253C37"/>
+                <w:sz w:val="18"/>
+              </w:rPr>
+              <w:t>自动化测试</w:t>
+            </w:r>
+          </w:p>
+        </w:tc>
+        <w:tc>
+          <w:tcPr>
+            <w:tcW w:type="dxa" w:w="4680"/>
+            <w:vAlign w:val="center"/>
+            <w:tcMar>
+              <w:top w:w="110" w:type="dxa"/>
+              <w:start w:w="120" w:type="dxa"/>
+              <w:bottom w:w="110" w:type="dxa"/>
+              <w:end w:w="120" w:type="dxa"/>
+            </w:tcMar>
+          </w:tcPr>
+          <w:p>
+            <w:pPr>
+              <w:spacing w:after="0" w:line="288" w:lineRule="auto"/>
+              <w:jc w:val="left"/>
+            </w:pPr>
+            <w:r/>
+            <w:r>
+              <w:rPr>
+                <w:rFonts w:ascii="Microsoft YaHei" w:hAnsi="Microsoft YaHei" w:eastAsia="Microsoft YaHei"/>
+                <w:b w:val="0"/>
+                <w:color w:val="253C37"/>
+                <w:sz w:val="18"/>
+              </w:rPr>
+              <w:t>api-summary-repository 的单元与回归测试；固定关键输入、成功路径和异常边界，防止功能修改后回归。</w:t>
+            </w:r>
+          </w:p>
+        </w:tc>
+      </w:tr>
+      <w:tr>
+        <w:trPr>
+          <w:cantSplit/>
+        </w:trPr>
+        <w:tc>
+          <w:tcPr>
+            <w:tcW w:type="dxa" w:w="3528"/>
+            <w:shd w:fill="EEF5F2"/>
+            <w:vAlign w:val="center"/>
+            <w:tcMar>
+              <w:top w:w="110" w:type="dxa"/>
+              <w:start w:w="120" w:type="dxa"/>
+              <w:bottom w:w="110" w:type="dxa"/>
+              <w:end w:w="120" w:type="dxa"/>
+            </w:tcMar>
+          </w:tcPr>
+          <w:p>
+            <w:pPr>
+              <w:spacing w:after="0" w:line="288" w:lineRule="auto"/>
+              <w:jc w:val="left"/>
+            </w:pPr>
+            <w:r/>
+            <w:r>
+              <w:rPr>
+                <w:rFonts w:ascii="Microsoft YaHei" w:hAnsi="Microsoft YaHei" w:eastAsia="Microsoft YaHei"/>
+                <w:b w:val="0"/>
+                <w:color w:val="253C37"/>
+                <w:sz w:val="18"/>
+              </w:rPr>
+              <w:t>src/repositories/api-topic-repository.test.ts</w:t>
+            </w:r>
+          </w:p>
+        </w:tc>
+        <w:tc>
+          <w:tcPr>
+            <w:tcW w:type="dxa" w:w="1800"/>
+            <w:shd w:fill="EEF5F2"/>
+            <w:vAlign w:val="center"/>
+            <w:tcMar>
+              <w:top w:w="110" w:type="dxa"/>
+              <w:start w:w="120" w:type="dxa"/>
+              <w:bottom w:w="110" w:type="dxa"/>
+              <w:end w:w="120" w:type="dxa"/>
+            </w:tcMar>
+          </w:tcPr>
+          <w:p>
+            <w:pPr>
+              <w:spacing w:after="0" w:line="288" w:lineRule="auto"/>
+              <w:jc w:val="left"/>
+            </w:pPr>
+            <w:r/>
+            <w:r>
+              <w:rPr>
+                <w:rFonts w:ascii="Microsoft YaHei" w:hAnsi="Microsoft YaHei" w:eastAsia="Microsoft YaHei"/>
+                <w:b w:val="0"/>
+                <w:color w:val="253C37"/>
+                <w:sz w:val="18"/>
+              </w:rPr>
+              <w:t>自动化测试</w:t>
+            </w:r>
+          </w:p>
+        </w:tc>
+        <w:tc>
+          <w:tcPr>
+            <w:tcW w:type="dxa" w:w="4680"/>
+            <w:shd w:fill="EEF5F2"/>
+            <w:vAlign w:val="center"/>
+            <w:tcMar>
+              <w:top w:w="110" w:type="dxa"/>
+              <w:start w:w="120" w:type="dxa"/>
+              <w:bottom w:w="110" w:type="dxa"/>
+              <w:end w:w="120" w:type="dxa"/>
+            </w:tcMar>
+          </w:tcPr>
+          <w:p>
+            <w:pPr>
+              <w:spacing w:after="0" w:line="288" w:lineRule="auto"/>
+              <w:jc w:val="left"/>
+            </w:pPr>
+            <w:r/>
+            <w:r>
+              <w:rPr>
+                <w:rFonts w:ascii="Microsoft YaHei" w:hAnsi="Microsoft YaHei" w:eastAsia="Microsoft YaHei"/>
+                <w:b w:val="0"/>
+                <w:color w:val="253C37"/>
+                <w:sz w:val="18"/>
+              </w:rPr>
+              <w:t>api-topic-repository 的单元与回归测试；固定关键输入、成功路径和异常边界，防止功能修改后回归。</w:t>
+            </w:r>
+          </w:p>
+        </w:tc>
+      </w:tr>
+      <w:tr>
+        <w:trPr>
+          <w:cantSplit/>
+        </w:trPr>
+        <w:tc>
+          <w:tcPr>
+            <w:tcW w:type="dxa" w:w="3528"/>
+            <w:vAlign w:val="center"/>
+            <w:tcMar>
+              <w:top w:w="110" w:type="dxa"/>
+              <w:start w:w="120" w:type="dxa"/>
+              <w:bottom w:w="110" w:type="dxa"/>
+              <w:end w:w="120" w:type="dxa"/>
+            </w:tcMar>
+          </w:tcPr>
+          <w:p>
+            <w:pPr>
+              <w:spacing w:after="0" w:line="288" w:lineRule="auto"/>
+              <w:jc w:val="left"/>
+            </w:pPr>
+            <w:r/>
+            <w:r>
+              <w:rPr>
+                <w:rFonts w:ascii="Microsoft YaHei" w:hAnsi="Microsoft YaHei" w:eastAsia="Microsoft YaHei"/>
+                <w:b w:val="0"/>
+                <w:color w:val="253C37"/>
+                <w:sz w:val="18"/>
+              </w:rPr>
+              <w:t>src/storage/db.test.ts</w:t>
+            </w:r>
+          </w:p>
+        </w:tc>
+        <w:tc>
+          <w:tcPr>
+            <w:tcW w:type="dxa" w:w="1800"/>
+            <w:vAlign w:val="center"/>
+            <w:tcMar>
+              <w:top w:w="110" w:type="dxa"/>
+              <w:start w:w="120" w:type="dxa"/>
+              <w:bottom w:w="110" w:type="dxa"/>
+              <w:end w:w="120" w:type="dxa"/>
+            </w:tcMar>
+          </w:tcPr>
+          <w:p>
+            <w:pPr>
+              <w:spacing w:after="0" w:line="288" w:lineRule="auto"/>
+              <w:jc w:val="left"/>
+            </w:pPr>
+            <w:r/>
+            <w:r>
+              <w:rPr>
+                <w:rFonts w:ascii="Microsoft YaHei" w:hAnsi="Microsoft YaHei" w:eastAsia="Microsoft YaHei"/>
+                <w:b w:val="0"/>
+                <w:color w:val="253C37"/>
+                <w:sz w:val="18"/>
+              </w:rPr>
+              <w:t>自动化测试</w:t>
+            </w:r>
+          </w:p>
+        </w:tc>
+        <w:tc>
+          <w:tcPr>
+            <w:tcW w:type="dxa" w:w="4680"/>
+            <w:vAlign w:val="center"/>
+            <w:tcMar>
+              <w:top w:w="110" w:type="dxa"/>
+              <w:start w:w="120" w:type="dxa"/>
+              <w:bottom w:w="110" w:type="dxa"/>
+              <w:end w:w="120" w:type="dxa"/>
+            </w:tcMar>
+          </w:tcPr>
+          <w:p>
+            <w:pPr>
+              <w:spacing w:after="0" w:line="288" w:lineRule="auto"/>
+              <w:jc w:val="left"/>
+            </w:pPr>
+            <w:r/>
+            <w:r>
+              <w:rPr>
+                <w:rFonts w:ascii="Microsoft YaHei" w:hAnsi="Microsoft YaHei" w:eastAsia="Microsoft YaHei"/>
+                <w:b w:val="0"/>
+                <w:color w:val="253C37"/>
+                <w:sz w:val="18"/>
+              </w:rPr>
+              <w:t>db 的单元与回归测试；固定关键输入、成功路径和异常边界，防止功能修改后回归。</w:t>
+            </w:r>
+          </w:p>
+        </w:tc>
+      </w:tr>
+      <w:tr>
+        <w:trPr>
+          <w:cantSplit/>
+        </w:trPr>
+        <w:tc>
+          <w:tcPr>
+            <w:tcW w:type="dxa" w:w="3528"/>
+            <w:shd w:fill="EEF5F2"/>
+            <w:vAlign w:val="center"/>
+            <w:tcMar>
+              <w:top w:w="110" w:type="dxa"/>
+              <w:start w:w="120" w:type="dxa"/>
+              <w:bottom w:w="110" w:type="dxa"/>
+              <w:end w:w="120" w:type="dxa"/>
+            </w:tcMar>
+          </w:tcPr>
+          <w:p>
+            <w:pPr>
+              <w:spacing w:after="0" w:line="288" w:lineRule="auto"/>
+              <w:jc w:val="left"/>
+            </w:pPr>
+            <w:r/>
+            <w:r>
+              <w:rPr>
+                <w:rFonts w:ascii="Microsoft YaHei" w:hAnsi="Microsoft YaHei" w:eastAsia="Microsoft YaHei"/>
+                <w:b w:val="0"/>
+                <w:color w:val="253C37"/>
+                <w:sz w:val="18"/>
+              </w:rPr>
+              <w:t>src/storage/image-metadata.test.ts</w:t>
+            </w:r>
+          </w:p>
+        </w:tc>
+        <w:tc>
+          <w:tcPr>
+            <w:tcW w:type="dxa" w:w="1800"/>
+            <w:shd w:fill="EEF5F2"/>
+            <w:vAlign w:val="center"/>
+            <w:tcMar>
+              <w:top w:w="110" w:type="dxa"/>
+              <w:start w:w="120" w:type="dxa"/>
+              <w:bottom w:w="110" w:type="dxa"/>
+              <w:end w:w="120" w:type="dxa"/>
+            </w:tcMar>
+          </w:tcPr>
+          <w:p>
+            <w:pPr>
+              <w:spacing w:after="0" w:line="288" w:lineRule="auto"/>
+              <w:jc w:val="left"/>
+            </w:pPr>
+            <w:r/>
+            <w:r>
+              <w:rPr>
+                <w:rFonts w:ascii="Microsoft YaHei" w:hAnsi="Microsoft YaHei" w:eastAsia="Microsoft YaHei"/>
+                <w:b w:val="0"/>
+                <w:color w:val="253C37"/>
+                <w:sz w:val="18"/>
+              </w:rPr>
+              <w:t>自动化测试</w:t>
+            </w:r>
+          </w:p>
+        </w:tc>
+        <w:tc>
+          <w:tcPr>
+            <w:tcW w:type="dxa" w:w="4680"/>
+            <w:shd w:fill="EEF5F2"/>
+            <w:vAlign w:val="center"/>
+            <w:tcMar>
+              <w:top w:w="110" w:type="dxa"/>
+              <w:start w:w="120" w:type="dxa"/>
+              <w:bottom w:w="110" w:type="dxa"/>
+              <w:end w:w="120" w:type="dxa"/>
+            </w:tcMar>
+          </w:tcPr>
+          <w:p>
+            <w:pPr>
+              <w:spacing w:after="0" w:line="288" w:lineRule="auto"/>
+              <w:jc w:val="left"/>
+            </w:pPr>
+            <w:r/>
+            <w:r>
+              <w:rPr>
+                <w:rFonts w:ascii="Microsoft YaHei" w:hAnsi="Microsoft YaHei" w:eastAsia="Microsoft YaHei"/>
+                <w:b w:val="0"/>
+                <w:color w:val="253C37"/>
+                <w:sz w:val="18"/>
+              </w:rPr>
+              <w:t>image-metadata 的单元与回归测试；固定关键输入、成功路径和异常边界，防止功能修改后回归。</w:t>
+            </w:r>
+          </w:p>
+        </w:tc>
+      </w:tr>
+      <w:tr>
+        <w:trPr>
+          <w:cantSplit/>
+        </w:trPr>
+        <w:tc>
+          <w:tcPr>
+            <w:tcW w:type="dxa" w:w="3528"/>
+            <w:vAlign w:val="center"/>
+            <w:tcMar>
+              <w:top w:w="110" w:type="dxa"/>
+              <w:start w:w="120" w:type="dxa"/>
+              <w:bottom w:w="110" w:type="dxa"/>
+              <w:end w:w="120" w:type="dxa"/>
+            </w:tcMar>
+          </w:tcPr>
+          <w:p>
+            <w:pPr>
+              <w:spacing w:after="0" w:line="288" w:lineRule="auto"/>
+              <w:jc w:val="left"/>
+            </w:pPr>
+            <w:r/>
+            <w:r>
+              <w:rPr>
+                <w:rFonts w:ascii="Microsoft YaHei" w:hAnsi="Microsoft YaHei" w:eastAsia="Microsoft YaHei"/>
+                <w:b w:val="0"/>
+                <w:color w:val="253C37"/>
+                <w:sz w:val="18"/>
+              </w:rPr>
+              <w:t>src/storage/memory-search-history.test.ts</w:t>
+            </w:r>
+          </w:p>
+        </w:tc>
+        <w:tc>
+          <w:tcPr>
+            <w:tcW w:type="dxa" w:w="1800"/>
+            <w:vAlign w:val="center"/>
+            <w:tcMar>
+              <w:top w:w="110" w:type="dxa"/>
+              <w:start w:w="120" w:type="dxa"/>
+              <w:bottom w:w="110" w:type="dxa"/>
+              <w:end w:w="120" w:type="dxa"/>
+            </w:tcMar>
+          </w:tcPr>
+          <w:p>
+            <w:pPr>
+              <w:spacing w:after="0" w:line="288" w:lineRule="auto"/>
+              <w:jc w:val="left"/>
+            </w:pPr>
+            <w:r/>
+            <w:r>
+              <w:rPr>
+                <w:rFonts w:ascii="Microsoft YaHei" w:hAnsi="Microsoft YaHei" w:eastAsia="Microsoft YaHei"/>
+                <w:b w:val="0"/>
+                <w:color w:val="253C37"/>
+                <w:sz w:val="18"/>
+              </w:rPr>
+              <w:t>自动化测试</w:t>
+            </w:r>
+          </w:p>
+        </w:tc>
+        <w:tc>
+          <w:tcPr>
+            <w:tcW w:type="dxa" w:w="4680"/>
+            <w:vAlign w:val="center"/>
+            <w:tcMar>
+              <w:top w:w="110" w:type="dxa"/>
+              <w:start w:w="120" w:type="dxa"/>
+              <w:bottom w:w="110" w:type="dxa"/>
+              <w:end w:w="120" w:type="dxa"/>
+            </w:tcMar>
+          </w:tcPr>
+          <w:p>
+            <w:pPr>
+              <w:spacing w:after="0" w:line="288" w:lineRule="auto"/>
+              <w:jc w:val="left"/>
+            </w:pPr>
+            <w:r/>
+            <w:r>
+              <w:rPr>
+                <w:rFonts w:ascii="Microsoft YaHei" w:hAnsi="Microsoft YaHei" w:eastAsia="Microsoft YaHei"/>
+                <w:b w:val="0"/>
+                <w:color w:val="253C37"/>
+                <w:sz w:val="18"/>
+              </w:rPr>
+              <w:t>memory-search-history 的单元与回归测试；固定关键输入、成功路径和异常边界，防止功能修改后回归。</w:t>
+            </w:r>
+          </w:p>
+        </w:tc>
+      </w:tr>
+      <w:tr>
+        <w:trPr>
+          <w:cantSplit/>
+        </w:trPr>
+        <w:tc>
+          <w:tcPr>
+            <w:tcW w:type="dxa" w:w="3528"/>
+            <w:shd w:fill="EEF5F2"/>
+            <w:vAlign w:val="center"/>
+            <w:tcMar>
+              <w:top w:w="110" w:type="dxa"/>
+              <w:start w:w="120" w:type="dxa"/>
+              <w:bottom w:w="110" w:type="dxa"/>
+              <w:end w:w="120" w:type="dxa"/>
+            </w:tcMar>
+          </w:tcPr>
+          <w:p>
+            <w:pPr>
+              <w:spacing w:after="0" w:line="288" w:lineRule="auto"/>
+              <w:jc w:val="left"/>
+            </w:pPr>
+            <w:r/>
+            <w:r>
+              <w:rPr>
+                <w:rFonts w:ascii="Microsoft YaHei" w:hAnsi="Microsoft YaHei" w:eastAsia="Microsoft YaHei"/>
+                <w:b w:val="0"/>
+                <w:color w:val="253C37"/>
+                <w:sz w:val="18"/>
+              </w:rPr>
               <w:t>src/summary-app-flow.test.tsx</w:t>
             </w:r>
           </w:p>
@@ -23702,6 +26801,7 @@
         <w:tc>
           <w:tcPr>
             <w:tcW w:type="dxa" w:w="1800"/>
+            <w:shd w:fill="EEF5F2"/>
             <w:vAlign w:val="center"/>
             <w:tcMar>
               <w:top w:w="110" w:type="dxa"/>
@@ -23730,6 +26830,7 @@
         <w:tc>
           <w:tcPr>
             <w:tcW w:type="dxa" w:w="4680"/>
+            <w:shd w:fill="EEF5F2"/>
             <w:vAlign w:val="center"/>
             <w:tcMar>
               <w:top w:w="110" w:type="dxa"/>
@@ -25773,6 +28874,14 @@
         <w:pStyle w:val="ListBullet"/>
       </w:pPr>
       <w:r>
+        <w:t>修改记忆寻迹时，需要同步校验自然语言解析、条件确认、前后端 DTO、参数化 SQL、游标顺序、最近搜索和空结果建议。</w:t>
+      </w:r>
+    </w:p>
+    <w:p>
+      <w:pPr>
+        <w:pStyle w:val="ListBullet"/>
+      </w:pPr>
+      <w:r>
         <w:t>情绪电影新增页面类型时，需要同步更新故事类型、计划、模板、AI 校验、前端渲染和端到端测试。</w:t>
       </w:r>
     </w:p>
@@ -25794,7 +28903,7 @@
     </w:p>
     <w:p>
       <w:r>
-        <w:t>本次索引共覆盖 204 个仓库自有代码与配置文件。</w:t>
+        <w:t>本次索引共覆盖 232 个仓库自有代码与配置文件。</w:t>
       </w:r>
     </w:p>
     <w:sectPr>
